--- a/reports/KT09.docx
+++ b/reports/KT09.docx
@@ -531,7 +531,7 @@
           <w:b/>
           <w:sz w:val="28"/>
         </w:rPr>
-        <w:t>6. Кроссплатформенность</w:t>
+        <w:t>6. Кроссплатформенность (жесты)</w:t>
       </w:r>
     </w:p>
     <w:p>
@@ -544,7 +544,7 @@
           <w:b/>
           <w:sz w:val="24"/>
         </w:rPr>
-        <w:t>Общий контракт GesturePort позволяет в будущем подключить XCUITest. Факт: протестирован только Android. iOS NOT RUN — нет симулятора/драйвера/сборки. Общий код ≠ успешный прогон на двух ОС.</w:t>
+        <w:t>Общий контракт GesturePort позволяет в будущем подключить XCUITest. Жесты: протестирован только Android. iOS NOT RUN — нет симулятора/драйвера/сборки.</w:t>
       </w:r>
     </w:p>
     <w:p>
@@ -557,7 +557,72 @@
           <w:b/>
           <w:sz w:val="28"/>
         </w:rPr>
-        <w:t>7. Скриншоты</w:t>
+        <w:t>7. Remediation: BASIC OS×OS public web (2026-10-10)</w:t>
+      </w:r>
+    </w:p>
+    <w:p>
+      <w:pPr>
+        <w:spacing w:after="120"/>
+      </w:pPr>
+      <w:r>
+        <w:rPr>
+          <w:rFonts w:ascii="Times New Roman" w:hAnsi="Times New Roman" w:eastAsia="Times New Roman"/>
+          <w:b w:val="0"/>
+          <w:sz w:val="24"/>
+        </w:rPr>
+        <w:t>Матрица публичного Sauce Demo: Windows Chrome PASS, Windows Firefox PASS, Android Chrome PARTIAL (adb intent + screencap; ChromeDriver 134 отсутствует для DOM-логина), iOS NOT RUN.</w:t>
+      </w:r>
+    </w:p>
+    <w:p>
+      <w:pPr>
+        <w:spacing w:after="0"/>
+      </w:pPr>
+      <w:r>
+        <w:rPr>
+          <w:rFonts w:ascii="Consolas" w:hAnsi="Consolas" w:eastAsia="Consolas"/>
+          <w:b w:val="0"/>
+          <w:sz w:val="18"/>
+        </w:rPr>
+        <w:t>Windows: 2 passed in 12.43s</w:t>
+      </w:r>
+    </w:p>
+    <w:p>
+      <w:pPr>
+        <w:spacing w:after="0"/>
+      </w:pPr>
+      <w:r>
+        <w:rPr>
+          <w:rFonts w:ascii="Consolas" w:hAnsi="Consolas" w:eastAsia="Consolas"/>
+          <w:b w:val="0"/>
+          <w:sz w:val="18"/>
+        </w:rPr>
+        <w:t>Android smoke pytest: 1 passed in 99.04s (cell result=PARTIAL)</w:t>
+      </w:r>
+    </w:p>
+    <w:p>
+      <w:pPr>
+        <w:spacing w:after="0"/>
+      </w:pPr>
+      <w:r>
+        <w:rPr>
+          <w:rFonts w:ascii="Consolas" w:hAnsi="Consolas" w:eastAsia="Consolas"/>
+          <w:b w:val="0"/>
+          <w:sz w:val="18"/>
+        </w:rPr>
+        <w:t>See docs/kt09/basic-cross-platform-matrix.md</w:t>
+      </w:r>
+    </w:p>
+    <w:p>
+      <w:pPr>
+        <w:pStyle w:val="Heading1"/>
+      </w:pPr>
+      <w:r>
+        <w:rPr>
+          <w:rFonts w:ascii="Times New Roman" w:hAnsi="Times New Roman" w:eastAsia="Times New Roman"/>
+          <w:b/>
+          <w:sz w:val="28"/>
+        </w:rPr>
+        <w:t>8. Скриншоты — жесты Android</w:t>
       </w:r>
     </w:p>
     <w:p>
@@ -1060,7 +1125,314 @@
           <w:b/>
           <w:sz w:val="28"/>
         </w:rPr>
-        <w:t>8. Заключение</w:t>
+        <w:t>9. Скриншоты — BASIC cross-platform web</w:t>
+      </w:r>
+    </w:p>
+    <w:p>
+      <w:r>
+        <w:drawing>
+          <wp:inline xmlns:a="http://schemas.openxmlformats.org/drawingml/2006/main" xmlns:pic="http://schemas.openxmlformats.org/drawingml/2006/picture">
+            <wp:extent cx="3240000" cy="1919905"/>
+            <wp:docPr id="11" name="Picture 11"/>
+            <wp:cNvGraphicFramePr>
+              <a:graphicFrameLocks noChangeAspect="1"/>
+            </wp:cNvGraphicFramePr>
+            <a:graphic>
+              <a:graphicData uri="http://schemas.openxmlformats.org/drawingml/2006/picture">
+                <pic:pic>
+                  <pic:nvPicPr>
+                    <pic:cNvPr id="0" name="windows_chrome_01_login.png"/>
+                    <pic:cNvPicPr/>
+                  </pic:nvPicPr>
+                  <pic:blipFill>
+                    <a:blip r:embed="rId19"/>
+                    <a:stretch>
+                      <a:fillRect/>
+                    </a:stretch>
+                  </pic:blipFill>
+                  <pic:spPr>
+                    <a:xfrm>
+                      <a:off x="0" y="0"/>
+                      <a:ext cx="3240000" cy="1919905"/>
+                    </a:xfrm>
+                    <a:prstGeom prst="rect"/>
+                  </pic:spPr>
+                </pic:pic>
+              </a:graphicData>
+            </a:graphic>
+          </wp:inline>
+        </w:drawing>
+      </w:r>
+    </w:p>
+    <w:p>
+      <w:pPr>
+        <w:jc w:val="center"/>
+      </w:pPr>
+      <w:r>
+        <w:rPr>
+          <w:rFonts w:ascii="Times New Roman" w:hAnsi="Times New Roman" w:eastAsia="Times New Roman"/>
+          <w:b w:val="0"/>
+          <w:sz w:val="22"/>
+        </w:rPr>
+        <w:t>Рисунок 11 — Windows Chrome login</w:t>
+      </w:r>
+    </w:p>
+    <w:p>
+      <w:r>
+        <w:drawing>
+          <wp:inline xmlns:a="http://schemas.openxmlformats.org/drawingml/2006/main" xmlns:pic="http://schemas.openxmlformats.org/drawingml/2006/picture">
+            <wp:extent cx="3240000" cy="1919905"/>
+            <wp:docPr id="12" name="Picture 12"/>
+            <wp:cNvGraphicFramePr>
+              <a:graphicFrameLocks noChangeAspect="1"/>
+            </wp:cNvGraphicFramePr>
+            <a:graphic>
+              <a:graphicData uri="http://schemas.openxmlformats.org/drawingml/2006/picture">
+                <pic:pic>
+                  <pic:nvPicPr>
+                    <pic:cNvPr id="0" name="windows_chrome_02_inventory.png"/>
+                    <pic:cNvPicPr/>
+                  </pic:nvPicPr>
+                  <pic:blipFill>
+                    <a:blip r:embed="rId20"/>
+                    <a:stretch>
+                      <a:fillRect/>
+                    </a:stretch>
+                  </pic:blipFill>
+                  <pic:spPr>
+                    <a:xfrm>
+                      <a:off x="0" y="0"/>
+                      <a:ext cx="3240000" cy="1919905"/>
+                    </a:xfrm>
+                    <a:prstGeom prst="rect"/>
+                  </pic:spPr>
+                </pic:pic>
+              </a:graphicData>
+            </a:graphic>
+          </wp:inline>
+        </w:drawing>
+      </w:r>
+    </w:p>
+    <w:p>
+      <w:pPr>
+        <w:jc w:val="center"/>
+      </w:pPr>
+      <w:r>
+        <w:rPr>
+          <w:rFonts w:ascii="Times New Roman" w:hAnsi="Times New Roman" w:eastAsia="Times New Roman"/>
+          <w:b w:val="0"/>
+          <w:sz w:val="22"/>
+        </w:rPr>
+        <w:t>Рисунок 12 — Windows Chrome inventory</w:t>
+      </w:r>
+    </w:p>
+    <w:p>
+      <w:r>
+        <w:drawing>
+          <wp:inline xmlns:a="http://schemas.openxmlformats.org/drawingml/2006/main" xmlns:pic="http://schemas.openxmlformats.org/drawingml/2006/picture">
+            <wp:extent cx="3240000" cy="2068576"/>
+            <wp:docPr id="13" name="Picture 13"/>
+            <wp:cNvGraphicFramePr>
+              <a:graphicFrameLocks noChangeAspect="1"/>
+            </wp:cNvGraphicFramePr>
+            <a:graphic>
+              <a:graphicData uri="http://schemas.openxmlformats.org/drawingml/2006/picture">
+                <pic:pic>
+                  <pic:nvPicPr>
+                    <pic:cNvPr id="0" name="windows_firefox_01_login.png"/>
+                    <pic:cNvPicPr/>
+                  </pic:nvPicPr>
+                  <pic:blipFill>
+                    <a:blip r:embed="rId21"/>
+                    <a:stretch>
+                      <a:fillRect/>
+                    </a:stretch>
+                  </pic:blipFill>
+                  <pic:spPr>
+                    <a:xfrm>
+                      <a:off x="0" y="0"/>
+                      <a:ext cx="3240000" cy="2068576"/>
+                    </a:xfrm>
+                    <a:prstGeom prst="rect"/>
+                  </pic:spPr>
+                </pic:pic>
+              </a:graphicData>
+            </a:graphic>
+          </wp:inline>
+        </w:drawing>
+      </w:r>
+    </w:p>
+    <w:p>
+      <w:pPr>
+        <w:jc w:val="center"/>
+      </w:pPr>
+      <w:r>
+        <w:rPr>
+          <w:rFonts w:ascii="Times New Roman" w:hAnsi="Times New Roman" w:eastAsia="Times New Roman"/>
+          <w:b w:val="0"/>
+          <w:sz w:val="22"/>
+        </w:rPr>
+        <w:t>Рисунок 13 — Windows Firefox login</w:t>
+      </w:r>
+    </w:p>
+    <w:p>
+      <w:r>
+        <w:drawing>
+          <wp:inline xmlns:a="http://schemas.openxmlformats.org/drawingml/2006/main" xmlns:pic="http://schemas.openxmlformats.org/drawingml/2006/picture">
+            <wp:extent cx="3240000" cy="2068576"/>
+            <wp:docPr id="14" name="Picture 14"/>
+            <wp:cNvGraphicFramePr>
+              <a:graphicFrameLocks noChangeAspect="1"/>
+            </wp:cNvGraphicFramePr>
+            <a:graphic>
+              <a:graphicData uri="http://schemas.openxmlformats.org/drawingml/2006/picture">
+                <pic:pic>
+                  <pic:nvPicPr>
+                    <pic:cNvPr id="0" name="windows_firefox_02_inventory.png"/>
+                    <pic:cNvPicPr/>
+                  </pic:nvPicPr>
+                  <pic:blipFill>
+                    <a:blip r:embed="rId22"/>
+                    <a:stretch>
+                      <a:fillRect/>
+                    </a:stretch>
+                  </pic:blipFill>
+                  <pic:spPr>
+                    <a:xfrm>
+                      <a:off x="0" y="0"/>
+                      <a:ext cx="3240000" cy="2068576"/>
+                    </a:xfrm>
+                    <a:prstGeom prst="rect"/>
+                  </pic:spPr>
+                </pic:pic>
+              </a:graphicData>
+            </a:graphic>
+          </wp:inline>
+        </w:drawing>
+      </w:r>
+    </w:p>
+    <w:p>
+      <w:pPr>
+        <w:jc w:val="center"/>
+      </w:pPr>
+      <w:r>
+        <w:rPr>
+          <w:rFonts w:ascii="Times New Roman" w:hAnsi="Times New Roman" w:eastAsia="Times New Roman"/>
+          <w:b w:val="0"/>
+          <w:sz w:val="22"/>
+        </w:rPr>
+        <w:t>Рисунок 14 — Windows Firefox inventory</w:t>
+      </w:r>
+    </w:p>
+    <w:p>
+      <w:r>
+        <w:drawing>
+          <wp:inline xmlns:a="http://schemas.openxmlformats.org/drawingml/2006/main" xmlns:pic="http://schemas.openxmlformats.org/drawingml/2006/picture">
+            <wp:extent cx="3240000" cy="7200000"/>
+            <wp:docPr id="15" name="Picture 15"/>
+            <wp:cNvGraphicFramePr>
+              <a:graphicFrameLocks noChangeAspect="1"/>
+            </wp:cNvGraphicFramePr>
+            <a:graphic>
+              <a:graphicData uri="http://schemas.openxmlformats.org/drawingml/2006/picture">
+                <pic:pic>
+                  <pic:nvPicPr>
+                    <pic:cNvPr id="0" name="android_chrome_01_login.png"/>
+                    <pic:cNvPicPr/>
+                  </pic:nvPicPr>
+                  <pic:blipFill>
+                    <a:blip r:embed="rId23"/>
+                    <a:stretch>
+                      <a:fillRect/>
+                    </a:stretch>
+                  </pic:blipFill>
+                  <pic:spPr>
+                    <a:xfrm>
+                      <a:off x="0" y="0"/>
+                      <a:ext cx="3240000" cy="7200000"/>
+                    </a:xfrm>
+                    <a:prstGeom prst="rect"/>
+                  </pic:spPr>
+                </pic:pic>
+              </a:graphicData>
+            </a:graphic>
+          </wp:inline>
+        </w:drawing>
+      </w:r>
+    </w:p>
+    <w:p>
+      <w:pPr>
+        <w:jc w:val="center"/>
+      </w:pPr>
+      <w:r>
+        <w:rPr>
+          <w:rFonts w:ascii="Times New Roman" w:hAnsi="Times New Roman" w:eastAsia="Times New Roman"/>
+          <w:b w:val="0"/>
+          <w:sz w:val="22"/>
+        </w:rPr>
+        <w:t>Рисунок 15 — Android Chrome Sauce Demo (PARTIAL)</w:t>
+      </w:r>
+    </w:p>
+    <w:p>
+      <w:r>
+        <w:drawing>
+          <wp:inline xmlns:a="http://schemas.openxmlformats.org/drawingml/2006/main" xmlns:pic="http://schemas.openxmlformats.org/drawingml/2006/picture">
+            <wp:extent cx="3240000" cy="7200000"/>
+            <wp:docPr id="16" name="Picture 16"/>
+            <wp:cNvGraphicFramePr>
+              <a:graphicFrameLocks noChangeAspect="1"/>
+            </wp:cNvGraphicFramePr>
+            <a:graphic>
+              <a:graphicData uri="http://schemas.openxmlformats.org/drawingml/2006/picture">
+                <pic:pic>
+                  <pic:nvPicPr>
+                    <pic:cNvPr id="0" name="android_chrome_02_inventory.png"/>
+                    <pic:cNvPicPr/>
+                  </pic:nvPicPr>
+                  <pic:blipFill>
+                    <a:blip r:embed="rId24"/>
+                    <a:stretch>
+                      <a:fillRect/>
+                    </a:stretch>
+                  </pic:blipFill>
+                  <pic:spPr>
+                    <a:xfrm>
+                      <a:off x="0" y="0"/>
+                      <a:ext cx="3240000" cy="7200000"/>
+                    </a:xfrm>
+                    <a:prstGeom prst="rect"/>
+                  </pic:spPr>
+                </pic:pic>
+              </a:graphicData>
+            </a:graphic>
+          </wp:inline>
+        </w:drawing>
+      </w:r>
+    </w:p>
+    <w:p>
+      <w:pPr>
+        <w:jc w:val="center"/>
+      </w:pPr>
+      <w:r>
+        <w:rPr>
+          <w:rFonts w:ascii="Times New Roman" w:hAnsi="Times New Roman" w:eastAsia="Times New Roman"/>
+          <w:b w:val="0"/>
+          <w:sz w:val="22"/>
+        </w:rPr>
+        <w:t>Рисунок 16 — Android Chrome page (PARTIAL)</w:t>
+      </w:r>
+    </w:p>
+    <w:p>
+      <w:pPr>
+        <w:pStyle w:val="Heading1"/>
+      </w:pPr>
+      <w:r>
+        <w:rPr>
+          <w:rFonts w:ascii="Times New Roman" w:hAnsi="Times New Roman" w:eastAsia="Times New Roman"/>
+          <w:b/>
+          <w:sz w:val="28"/>
+        </w:rPr>
+        <w:t>10. Заключение</w:t>
       </w:r>
     </w:p>
     <w:p>
@@ -1073,7 +1445,7 @@
           <w:b w:val="0"/>
           <w:sz w:val="24"/>
         </w:rPr>
-        <w:t>КТ 09 выполнена на Android: 5 жестовых автотестов PASS, before/after скриншоты, документация ограничения iOS. KT10 не начиналась.</w:t>
+        <w:t>КТ 09: жесты Android 5/5 PASS сохранены; добавлена BASIC public-web матрица Windows×Android (2 PASS + 1 PARTIAL). iOS NOT RUN.</w:t>
       </w:r>
     </w:p>
     <w:sectPr>

--- a/reports/KT09.docx
+++ b/reports/KT09.docx
@@ -557,7 +557,7 @@
           <w:b/>
           <w:sz w:val="28"/>
         </w:rPr>
-        <w:t>7. Remediation: BASIC OS×OS public web (2026-10-10)</w:t>
+        <w:t>7. BASIC OS×OS public web (remediation)</w:t>
       </w:r>
     </w:p>
     <w:p>
@@ -570,7 +570,7 @@
           <w:b w:val="0"/>
           <w:sz w:val="24"/>
         </w:rPr>
-        <w:t>Матрица публичного Sauce Demo: Windows Chrome PASS, Windows Firefox PASS, Android Chrome PARTIAL (adb intent + screencap; ChromeDriver 134 отсутствует для DOM-логина), iOS NOT RUN.</w:t>
+        <w:t>Публичный Sauce Demo: Windows Chrome/Firefox PASS; Android Chrome DOM PASS через Appium + pinned ChromeDriver 134.0.6998.165 (Chrome for Testing) для эмуляторного Chrome 134.0.6998.135. Overflow: не обнаружен. Ручной checklist: PENDING HUMAN VERIFICATION. iOS NOT RUN.</w:t>
       </w:r>
     </w:p>
     <w:p>
@@ -596,7 +596,7 @@
           <w:b w:val="0"/>
           <w:sz w:val="18"/>
         </w:rPr>
-        <w:t>Android smoke pytest: 1 passed in 99.04s (cell result=PARTIAL)</w:t>
+        <w:t>Android DOM: 1 passed in 16.71s (login→inventory→product→cart→menu)</w:t>
       </w:r>
     </w:p>
     <w:p>
@@ -609,7 +609,20 @@
           <w:b w:val="0"/>
           <w:sz w:val="18"/>
         </w:rPr>
-        <w:t>See docs/kt09/basic-cross-platform-matrix.md</w:t>
+        <w:t>ChromeDriver: mobile/drivers/chromedriver-134.exe (gitignored; download script)</w:t>
+      </w:r>
+    </w:p>
+    <w:p>
+      <w:pPr>
+        <w:spacing w:after="0"/>
+      </w:pPr>
+      <w:r>
+        <w:rPr>
+          <w:rFonts w:ascii="Consolas" w:hAnsi="Consolas" w:eastAsia="Consolas"/>
+          <w:b w:val="0"/>
+          <w:sz w:val="18"/>
+        </w:rPr>
+        <w:t>Manual checklist: mobile/docs/kt09-manual-checklist.md</w:t>
       </w:r>
     </w:p>
     <w:p>
@@ -1337,7 +1350,7 @@
               <a:graphicData uri="http://schemas.openxmlformats.org/drawingml/2006/picture">
                 <pic:pic>
                   <pic:nvPicPr>
-                    <pic:cNvPr id="0" name="android_chrome_01_login.png"/>
+                    <pic:cNvPr id="0" name="dom_01_login.png"/>
                     <pic:cNvPicPr/>
                   </pic:nvPicPr>
                   <pic:blipFill>
@@ -1370,7 +1383,7 @@
           <w:b w:val="0"/>
           <w:sz w:val="22"/>
         </w:rPr>
-        <w:t>Рисунок 15 — Android Chrome Sauce Demo (PARTIAL)</w:t>
+        <w:t>Рисунок 15 — Android Chrome DOM login (PASS)</w:t>
       </w:r>
     </w:p>
     <w:p>
@@ -1386,7 +1399,7 @@
               <a:graphicData uri="http://schemas.openxmlformats.org/drawingml/2006/picture">
                 <pic:pic>
                   <pic:nvPicPr>
-                    <pic:cNvPr id="0" name="android_chrome_02_inventory.png"/>
+                    <pic:cNvPr id="0" name="dom_02_inventory.png"/>
                     <pic:cNvPicPr/>
                   </pic:nvPicPr>
                   <pic:blipFill>
@@ -1419,7 +1432,154 @@
           <w:b w:val="0"/>
           <w:sz w:val="22"/>
         </w:rPr>
-        <w:t>Рисунок 16 — Android Chrome page (PARTIAL)</w:t>
+        <w:t>Рисунок 16 — Android Chrome DOM inventory</w:t>
+      </w:r>
+    </w:p>
+    <w:p>
+      <w:r>
+        <w:drawing>
+          <wp:inline xmlns:a="http://schemas.openxmlformats.org/drawingml/2006/main" xmlns:pic="http://schemas.openxmlformats.org/drawingml/2006/picture">
+            <wp:extent cx="3240000" cy="7200000"/>
+            <wp:docPr id="17" name="Picture 17"/>
+            <wp:cNvGraphicFramePr>
+              <a:graphicFrameLocks noChangeAspect="1"/>
+            </wp:cNvGraphicFramePr>
+            <a:graphic>
+              <a:graphicData uri="http://schemas.openxmlformats.org/drawingml/2006/picture">
+                <pic:pic>
+                  <pic:nvPicPr>
+                    <pic:cNvPr id="0" name="dom_03_product.png"/>
+                    <pic:cNvPicPr/>
+                  </pic:nvPicPr>
+                  <pic:blipFill>
+                    <a:blip r:embed="rId25"/>
+                    <a:stretch>
+                      <a:fillRect/>
+                    </a:stretch>
+                  </pic:blipFill>
+                  <pic:spPr>
+                    <a:xfrm>
+                      <a:off x="0" y="0"/>
+                      <a:ext cx="3240000" cy="7200000"/>
+                    </a:xfrm>
+                    <a:prstGeom prst="rect"/>
+                  </pic:spPr>
+                </pic:pic>
+              </a:graphicData>
+            </a:graphic>
+          </wp:inline>
+        </w:drawing>
+      </w:r>
+    </w:p>
+    <w:p>
+      <w:pPr>
+        <w:jc w:val="center"/>
+      </w:pPr>
+      <w:r>
+        <w:rPr>
+          <w:rFonts w:ascii="Times New Roman" w:hAnsi="Times New Roman" w:eastAsia="Times New Roman"/>
+          <w:b w:val="0"/>
+          <w:sz w:val="22"/>
+        </w:rPr>
+        <w:t>Рисунок 17 — Android Chrome DOM product</w:t>
+      </w:r>
+    </w:p>
+    <w:p>
+      <w:r>
+        <w:drawing>
+          <wp:inline xmlns:a="http://schemas.openxmlformats.org/drawingml/2006/main" xmlns:pic="http://schemas.openxmlformats.org/drawingml/2006/picture">
+            <wp:extent cx="3240000" cy="7200000"/>
+            <wp:docPr id="18" name="Picture 18"/>
+            <wp:cNvGraphicFramePr>
+              <a:graphicFrameLocks noChangeAspect="1"/>
+            </wp:cNvGraphicFramePr>
+            <a:graphic>
+              <a:graphicData uri="http://schemas.openxmlformats.org/drawingml/2006/picture">
+                <pic:pic>
+                  <pic:nvPicPr>
+                    <pic:cNvPr id="0" name="dom_04_cart.png"/>
+                    <pic:cNvPicPr/>
+                  </pic:nvPicPr>
+                  <pic:blipFill>
+                    <a:blip r:embed="rId26"/>
+                    <a:stretch>
+                      <a:fillRect/>
+                    </a:stretch>
+                  </pic:blipFill>
+                  <pic:spPr>
+                    <a:xfrm>
+                      <a:off x="0" y="0"/>
+                      <a:ext cx="3240000" cy="7200000"/>
+                    </a:xfrm>
+                    <a:prstGeom prst="rect"/>
+                  </pic:spPr>
+                </pic:pic>
+              </a:graphicData>
+            </a:graphic>
+          </wp:inline>
+        </w:drawing>
+      </w:r>
+    </w:p>
+    <w:p>
+      <w:pPr>
+        <w:jc w:val="center"/>
+      </w:pPr>
+      <w:r>
+        <w:rPr>
+          <w:rFonts w:ascii="Times New Roman" w:hAnsi="Times New Roman" w:eastAsia="Times New Roman"/>
+          <w:b w:val="0"/>
+          <w:sz w:val="22"/>
+        </w:rPr>
+        <w:t>Рисунок 18 — Android Chrome DOM cart</w:t>
+      </w:r>
+    </w:p>
+    <w:p>
+      <w:r>
+        <w:drawing>
+          <wp:inline xmlns:a="http://schemas.openxmlformats.org/drawingml/2006/main" xmlns:pic="http://schemas.openxmlformats.org/drawingml/2006/picture">
+            <wp:extent cx="3240000" cy="7200000"/>
+            <wp:docPr id="19" name="Picture 19"/>
+            <wp:cNvGraphicFramePr>
+              <a:graphicFrameLocks noChangeAspect="1"/>
+            </wp:cNvGraphicFramePr>
+            <a:graphic>
+              <a:graphicData uri="http://schemas.openxmlformats.org/drawingml/2006/picture">
+                <pic:pic>
+                  <pic:nvPicPr>
+                    <pic:cNvPr id="0" name="dom_05_menu.png"/>
+                    <pic:cNvPicPr/>
+                  </pic:nvPicPr>
+                  <pic:blipFill>
+                    <a:blip r:embed="rId27"/>
+                    <a:stretch>
+                      <a:fillRect/>
+                    </a:stretch>
+                  </pic:blipFill>
+                  <pic:spPr>
+                    <a:xfrm>
+                      <a:off x="0" y="0"/>
+                      <a:ext cx="3240000" cy="7200000"/>
+                    </a:xfrm>
+                    <a:prstGeom prst="rect"/>
+                  </pic:spPr>
+                </pic:pic>
+              </a:graphicData>
+            </a:graphic>
+          </wp:inline>
+        </w:drawing>
+      </w:r>
+    </w:p>
+    <w:p>
+      <w:pPr>
+        <w:jc w:val="center"/>
+      </w:pPr>
+      <w:r>
+        <w:rPr>
+          <w:rFonts w:ascii="Times New Roman" w:hAnsi="Times New Roman" w:eastAsia="Times New Roman"/>
+          <w:b w:val="0"/>
+          <w:sz w:val="22"/>
+        </w:rPr>
+        <w:t>Рисунок 19 — Android Chrome DOM menu</w:t>
       </w:r>
     </w:p>
     <w:p>
@@ -1445,7 +1605,7 @@
           <w:b w:val="0"/>
           <w:sz w:val="24"/>
         </w:rPr>
-        <w:t>КТ 09: жесты Android 5/5 PASS сохранены; добавлена BASIC public-web матрица Windows×Android (2 PASS + 1 PARTIAL). iOS NOT RUN.</w:t>
+        <w:t>КТ 09: жесты Android 5/5 PASS сохранены; BASIC public-web Windows×Android автоматизация PASS (включая Android DOM). Ручная проверка преподавателя остаётся PENDING HUMAN VERIFICATION. iOS NOT RUN.</w:t>
       </w:r>
     </w:p>
     <w:sectPr>

--- a/reports/KT09.docx
+++ b/reports/KT09.docx
@@ -570,7 +570,7 @@
           <w:b w:val="0"/>
           <w:sz w:val="24"/>
         </w:rPr>
-        <w:t>Публичный Sauce Demo: Windows Chrome/Firefox PASS; Android Chrome DOM PASS через Appium + pinned ChromeDriver 134.0.6998.165 (Chrome for Testing) для эмуляторного Chrome 134.0.6998.135. Overflow: не обнаружен. Ручной checklist: PENDING HUMAN VERIFICATION. iOS NOT RUN.</w:t>
+        <w:t>Публичный Sauce Demo: Windows Chrome/Firefox PASS; Android Chrome DOM suite TC09-W01…W10 + journey: 11 passed in 36.91s (ChromeDriver 134.0.6998.165 / Chrome 134.0.6998.135). Overflow: нет. Ручной checklist: PENDING HUMAN VERIFICATION. iOS NOT RUN.</w:t>
       </w:r>
     </w:p>
     <w:p>
@@ -596,7 +596,7 @@
           <w:b w:val="0"/>
           <w:sz w:val="18"/>
         </w:rPr>
-        <w:t>Android DOM: 1 passed in 16.71s (login→inventory→product→cart→menu)</w:t>
+        <w:t>Android DOM: 11 passed in 36.91s (TC09-W01…W10 + journey)</w:t>
       </w:r>
     </w:p>
     <w:p>
@@ -609,7 +609,7 @@
           <w:b w:val="0"/>
           <w:sz w:val="18"/>
         </w:rPr>
-        <w:t>ChromeDriver: mobile/drivers/chromedriver-134.exe (gitignored; download script)</w:t>
+        <w:t>ChromeDriver: mobile/drivers/chromedriver-134.exe</w:t>
       </w:r>
     </w:p>
     <w:p>
@@ -622,7 +622,7 @@
           <w:b w:val="0"/>
           <w:sz w:val="18"/>
         </w:rPr>
-        <w:t>Manual checklist: mobile/docs/kt09-manual-checklist.md</w:t>
+        <w:t>Manual checklist: PENDING HUMAN VERIFICATION</w:t>
       </w:r>
     </w:p>
     <w:p>
@@ -1350,7 +1350,7 @@
               <a:graphicData uri="http://schemas.openxmlformats.org/drawingml/2006/picture">
                 <pic:pic>
                   <pic:nvPicPr>
-                    <pic:cNvPr id="0" name="dom_01_login.png"/>
+                    <pic:cNvPr id="0" name="tc09_w01_loading.png"/>
                     <pic:cNvPicPr/>
                   </pic:nvPicPr>
                   <pic:blipFill>
@@ -1383,7 +1383,7 @@
           <w:b w:val="0"/>
           <w:sz w:val="22"/>
         </w:rPr>
-        <w:t>Рисунок 15 — Android Chrome DOM login (PASS)</w:t>
+        <w:t>Рисунок 15 — TC09-W01 Android loading</w:t>
       </w:r>
     </w:p>
     <w:p>
@@ -1399,7 +1399,7 @@
               <a:graphicData uri="http://schemas.openxmlformats.org/drawingml/2006/picture">
                 <pic:pic>
                   <pic:nvPicPr>
-                    <pic:cNvPr id="0" name="dom_02_inventory.png"/>
+                    <pic:cNvPr id="0" name="tc09_w03_authenticated.png"/>
                     <pic:cNvPicPr/>
                   </pic:nvPicPr>
                   <pic:blipFill>
@@ -1432,7 +1432,7 @@
           <w:b w:val="0"/>
           <w:sz w:val="22"/>
         </w:rPr>
-        <w:t>Рисунок 16 — Android Chrome DOM inventory</w:t>
+        <w:t>Рисунок 16 — TC09-W03 Android authenticated</w:t>
       </w:r>
     </w:p>
     <w:p>
@@ -1448,7 +1448,7 @@
               <a:graphicData uri="http://schemas.openxmlformats.org/drawingml/2006/picture">
                 <pic:pic>
                   <pic:nvPicPr>
-                    <pic:cNvPr id="0" name="dom_03_product.png"/>
+                    <pic:cNvPr id="0" name="tc09_w04_inventory.png"/>
                     <pic:cNvPicPr/>
                   </pic:nvPicPr>
                   <pic:blipFill>
@@ -1481,7 +1481,7 @@
           <w:b w:val="0"/>
           <w:sz w:val="22"/>
         </w:rPr>
-        <w:t>Рисунок 17 — Android Chrome DOM product</w:t>
+        <w:t>Рисунок 17 — TC09-W04 Android inventory</w:t>
       </w:r>
     </w:p>
     <w:p>
@@ -1497,7 +1497,7 @@
               <a:graphicData uri="http://schemas.openxmlformats.org/drawingml/2006/picture">
                 <pic:pic>
                   <pic:nvPicPr>
-                    <pic:cNvPr id="0" name="dom_04_cart.png"/>
+                    <pic:cNvPr id="0" name="tc09_w07_cart.png"/>
                     <pic:cNvPicPr/>
                   </pic:nvPicPr>
                   <pic:blipFill>
@@ -1530,7 +1530,7 @@
           <w:b w:val="0"/>
           <w:sz w:val="22"/>
         </w:rPr>
-        <w:t>Рисунок 18 — Android Chrome DOM cart</w:t>
+        <w:t>Рисунок 18 — TC09-W07 Android cart</w:t>
       </w:r>
     </w:p>
     <w:p>
@@ -1546,7 +1546,7 @@
               <a:graphicData uri="http://schemas.openxmlformats.org/drawingml/2006/picture">
                 <pic:pic>
                   <pic:nvPicPr>
-                    <pic:cNvPr id="0" name="dom_05_menu.png"/>
+                    <pic:cNvPr id="0" name="tc09_w08_checkout_validation.png"/>
                     <pic:cNvPicPr/>
                   </pic:nvPicPr>
                   <pic:blipFill>
@@ -1579,7 +1579,105 @@
           <w:b w:val="0"/>
           <w:sz w:val="22"/>
         </w:rPr>
-        <w:t>Рисунок 19 — Android Chrome DOM menu</w:t>
+        <w:t>Рисунок 19 — TC09-W08 checkout validation</w:t>
+      </w:r>
+    </w:p>
+    <w:p>
+      <w:r>
+        <w:drawing>
+          <wp:inline xmlns:a="http://schemas.openxmlformats.org/drawingml/2006/main" xmlns:pic="http://schemas.openxmlformats.org/drawingml/2006/picture">
+            <wp:extent cx="3240000" cy="7200000"/>
+            <wp:docPr id="20" name="Picture 20"/>
+            <wp:cNvGraphicFramePr>
+              <a:graphicFrameLocks noChangeAspect="1"/>
+            </wp:cNvGraphicFramePr>
+            <a:graphic>
+              <a:graphicData uri="http://schemas.openxmlformats.org/drawingml/2006/picture">
+                <pic:pic>
+                  <pic:nvPicPr>
+                    <pic:cNvPr id="0" name="tc09_w09_menu.png"/>
+                    <pic:cNvPicPr/>
+                  </pic:nvPicPr>
+                  <pic:blipFill>
+                    <a:blip r:embed="rId28"/>
+                    <a:stretch>
+                      <a:fillRect/>
+                    </a:stretch>
+                  </pic:blipFill>
+                  <pic:spPr>
+                    <a:xfrm>
+                      <a:off x="0" y="0"/>
+                      <a:ext cx="3240000" cy="7200000"/>
+                    </a:xfrm>
+                    <a:prstGeom prst="rect"/>
+                  </pic:spPr>
+                </pic:pic>
+              </a:graphicData>
+            </a:graphic>
+          </wp:inline>
+        </w:drawing>
+      </w:r>
+    </w:p>
+    <w:p>
+      <w:pPr>
+        <w:jc w:val="center"/>
+      </w:pPr>
+      <w:r>
+        <w:rPr>
+          <w:rFonts w:ascii="Times New Roman" w:hAnsi="Times New Roman" w:eastAsia="Times New Roman"/>
+          <w:b w:val="0"/>
+          <w:sz w:val="22"/>
+        </w:rPr>
+        <w:t>Рисунок 20 — TC09-W09 burger menu</w:t>
+      </w:r>
+    </w:p>
+    <w:p>
+      <w:r>
+        <w:drawing>
+          <wp:inline xmlns:a="http://schemas.openxmlformats.org/drawingml/2006/main" xmlns:pic="http://schemas.openxmlformats.org/drawingml/2006/picture">
+            <wp:extent cx="3240000" cy="7200000"/>
+            <wp:docPr id="21" name="Picture 21"/>
+            <wp:cNvGraphicFramePr>
+              <a:graphicFrameLocks noChangeAspect="1"/>
+            </wp:cNvGraphicFramePr>
+            <a:graphic>
+              <a:graphicData uri="http://schemas.openxmlformats.org/drawingml/2006/picture">
+                <pic:pic>
+                  <pic:nvPicPr>
+                    <pic:cNvPr id="0" name="tc09_w10_layout.png"/>
+                    <pic:cNvPicPr/>
+                  </pic:nvPicPr>
+                  <pic:blipFill>
+                    <a:blip r:embed="rId29"/>
+                    <a:stretch>
+                      <a:fillRect/>
+                    </a:stretch>
+                  </pic:blipFill>
+                  <pic:spPr>
+                    <a:xfrm>
+                      <a:off x="0" y="0"/>
+                      <a:ext cx="3240000" cy="7200000"/>
+                    </a:xfrm>
+                    <a:prstGeom prst="rect"/>
+                  </pic:spPr>
+                </pic:pic>
+              </a:graphicData>
+            </a:graphic>
+          </wp:inline>
+        </w:drawing>
+      </w:r>
+    </w:p>
+    <w:p>
+      <w:pPr>
+        <w:jc w:val="center"/>
+      </w:pPr>
+      <w:r>
+        <w:rPr>
+          <w:rFonts w:ascii="Times New Roman" w:hAnsi="Times New Roman" w:eastAsia="Times New Roman"/>
+          <w:b w:val="0"/>
+          <w:sz w:val="22"/>
+        </w:rPr>
+        <w:t>Рисунок 21 — TC09-W10 layout / overflow</w:t>
       </w:r>
     </w:p>
     <w:p>
@@ -1605,7 +1703,7 @@
           <w:b w:val="0"/>
           <w:sz w:val="24"/>
         </w:rPr>
-        <w:t>КТ 09: жесты Android 5/5 PASS сохранены; BASIC public-web Windows×Android автоматизация PASS (включая Android DOM). Ручная проверка преподавателя остаётся PENDING HUMAN VERIFICATION. iOS NOT RUN.</w:t>
+        <w:t>КТ 09: жесты 5/5 PASS сохранены; BASIC web Windows PASS + Android DOM 11/11 PASS (36.91 с). Ручная проверка: PENDING HUMAN VERIFICATION. iOS NOT RUN.</w:t>
       </w:r>
     </w:p>
     <w:sectPr>

--- a/reports/KT09.docx
+++ b/reports/KT09.docx
@@ -27,7 +27,49 @@
           <w:b w:val="0"/>
           <w:sz w:val="24"/>
         </w:rPr>
-        <w:t>Студент: _______________________________________</w:t>
+        <w:t>Учебное заведение: _______________________</w:t>
+      </w:r>
+    </w:p>
+    <w:p>
+      <w:pPr>
+        <w:spacing w:after="120"/>
+        <w:jc w:val="center"/>
+      </w:pPr>
+      <w:r>
+        <w:rPr>
+          <w:rFonts w:ascii="Times New Roman" w:hAnsi="Times New Roman" w:eastAsia="Times New Roman"/>
+          <w:b w:val="0"/>
+          <w:sz w:val="24"/>
+        </w:rPr>
+        <w:t>Студент: _________________________________</w:t>
+      </w:r>
+    </w:p>
+    <w:p>
+      <w:pPr>
+        <w:spacing w:after="120"/>
+        <w:jc w:val="center"/>
+      </w:pPr>
+      <w:r>
+        <w:rPr>
+          <w:rFonts w:ascii="Times New Roman" w:hAnsi="Times New Roman" w:eastAsia="Times New Roman"/>
+          <w:b w:val="0"/>
+          <w:sz w:val="24"/>
+        </w:rPr>
+        <w:t>Преподаватель: ___________________________</w:t>
+      </w:r>
+    </w:p>
+    <w:p>
+      <w:pPr>
+        <w:spacing w:after="120"/>
+        <w:jc w:val="center"/>
+      </w:pPr>
+      <w:r>
+        <w:rPr>
+          <w:rFonts w:ascii="Times New Roman" w:hAnsi="Times New Roman" w:eastAsia="Times New Roman"/>
+          <w:b w:val="0"/>
+          <w:sz w:val="24"/>
+        </w:rPr>
+        <w:t>Группа: __________________________________</w:t>
       </w:r>
     </w:p>
     <w:p>
@@ -81,7 +123,7 @@
           <w:b w:val="0"/>
           <w:sz w:val="24"/>
         </w:rPr>
-        <w:t>Дата: 2026-10-10</w:t>
+        <w:t>Дата обновления: 2026-10-11</w:t>
       </w:r>
     </w:p>
     <w:p>
@@ -557,7 +599,7 @@
           <w:b/>
           <w:sz w:val="28"/>
         </w:rPr>
-        <w:t>7. BASIC OS×OS public web (remediation)</w:t>
+        <w:t>7. Слои доказательств (разделение)</w:t>
       </w:r>
     </w:p>
     <w:p>
@@ -570,7 +612,59 @@
           <w:b w:val="0"/>
           <w:sz w:val="24"/>
         </w:rPr>
-        <w:t>Публичный Sauce Demo: Windows Chrome/Firefox PASS; Android Chrome DOM suite TC09-W01…W10 + journey: 11 passed in 36.91s (ChromeDriver 134.0.6998.165 / Chrome 134.0.6998.135). Overflow: нет. Ручной checklist: PENDING HUMAN VERIFICATION. iOS NOT RUN.</w:t>
+        <w:t>1) Исторические жесты Android Appium — 5 PASS / 54.93 с (supplementary).</w:t>
+      </w:r>
+    </w:p>
+    <w:p>
+      <w:pPr>
+        <w:spacing w:after="120"/>
+      </w:pPr>
+      <w:r>
+        <w:rPr>
+          <w:rFonts w:ascii="Times New Roman" w:hAnsi="Times New Roman" w:eastAsia="Times New Roman"/>
+          <w:b w:val="0"/>
+          <w:sz w:val="24"/>
+        </w:rPr>
+        <w:t>2) Windows automated web (Selenium) — 2 PASS / 12.43 с.</w:t>
+      </w:r>
+    </w:p>
+    <w:p>
+      <w:pPr>
+        <w:spacing w:after="120"/>
+      </w:pPr>
+      <w:r>
+        <w:rPr>
+          <w:rFonts w:ascii="Times New Roman" w:hAnsi="Times New Roman" w:eastAsia="Times New Roman"/>
+          <w:b w:val="0"/>
+          <w:sz w:val="24"/>
+        </w:rPr>
+        <w:t>3) Android automated web (Appium Chrome DOM) — 11 PASS / 36.91 с.</w:t>
+      </w:r>
+    </w:p>
+    <w:p>
+      <w:pPr>
+        <w:spacing w:after="120"/>
+      </w:pPr>
+      <w:r>
+        <w:rPr>
+          <w:rFonts w:ascii="Times New Roman" w:hAnsi="Times New Roman" w:eastAsia="Times New Roman"/>
+          <w:b/>
+          <w:sz w:val="24"/>
+        </w:rPr>
+        <w:t>4) Genuine manual execution — PENDING HUMAN VERIFICATION (см. mobile/docs/kt09-manual-checklist.md и kt09-manual-execution-guide.md). Автоматизация не заменяет ручной прогон.</w:t>
+      </w:r>
+    </w:p>
+    <w:p>
+      <w:pPr>
+        <w:spacing w:after="120"/>
+      </w:pPr>
+      <w:r>
+        <w:rPr>
+          <w:rFonts w:ascii="Times New Roman" w:hAnsi="Times New Roman" w:eastAsia="Times New Roman"/>
+          <w:b w:val="0"/>
+          <w:sz w:val="24"/>
+        </w:rPr>
+        <w:t>5) Cross-platform conclusions — automation Compatible; manual TBD.</w:t>
       </w:r>
     </w:p>
     <w:p>
@@ -583,7 +677,7 @@
           <w:b w:val="0"/>
           <w:sz w:val="18"/>
         </w:rPr>
-        <w:t>Windows: 2 passed in 12.43s</w:t>
+        <w:t>Windows auto: 2 passed in 12.43s</w:t>
       </w:r>
     </w:p>
     <w:p>
@@ -596,7 +690,7 @@
           <w:b w:val="0"/>
           <w:sz w:val="18"/>
         </w:rPr>
-        <w:t>Android DOM: 11 passed in 36.91s (TC09-W01…W10 + journey)</w:t>
+        <w:t>Android DOM auto: 11 passed in 36.91s (TC09-W01…W10 + journey)</w:t>
       </w:r>
     </w:p>
     <w:p>
@@ -623,6 +717,19 @@
           <w:sz w:val="18"/>
         </w:rPr>
         <w:t>Manual checklist: PENDING HUMAN VERIFICATION</w:t>
+      </w:r>
+    </w:p>
+    <w:p>
+      <w:pPr>
+        <w:spacing w:after="0"/>
+      </w:pPr>
+      <w:r>
+        <w:rPr>
+          <w:rFonts w:ascii="Consolas" w:hAnsi="Consolas" w:eastAsia="Consolas"/>
+          <w:b w:val="0"/>
+          <w:sz w:val="18"/>
+        </w:rPr>
+        <w:t>Manual screenshots dirs: screenshots/kt09/manual/{windows,android}/</w:t>
       </w:r>
     </w:p>
     <w:p>
@@ -1138,7 +1245,7 @@
           <w:b/>
           <w:sz w:val="28"/>
         </w:rPr>
-        <w:t>9. Скриншоты — BASIC cross-platform web</w:t>
+        <w:t>9. Скриншоты — automated cross-platform web (not manual)</w:t>
       </w:r>
     </w:p>
     <w:p>

--- a/reports/KT09.docx
+++ b/reports/KT09.docx
@@ -95,7 +95,7 @@
           <w:b/>
           <w:sz w:val="24"/>
         </w:rPr>
-        <w:t>КТ №9. Кроссплатформенное тестирование и жесты (Appium)</w:t>
+        <w:t>КТ №9. Кроссплатформенное тестирование (SauceDemo) и жесты Appium</w:t>
       </w:r>
     </w:p>
     <w:p>
@@ -149,7 +149,59 @@
           <w:b w:val="0"/>
           <w:sz w:val="24"/>
         </w:rPr>
-        <w:t>Автоматизировать swipe/scroll на Android через Appium и подтвердить изменение UI assertions. Структура тестов отделяет намерения от платформенной реализации; iOS не выполнялся.</w:t>
+        <w:t>Проверить публичное веб-приложение SauceDemo на Windows и Android; сохранить автоматические доказательства (скриншоты + PASS); дополнительно — жесты Appium на ApiDemos. Ручное человеческое тестирование отмечено отдельно и не подменяется автоматизацией.</w:t>
+      </w:r>
+    </w:p>
+    <w:p>
+      <w:pPr>
+        <w:pStyle w:val="Heading1"/>
+      </w:pPr>
+      <w:r>
+        <w:rPr>
+          <w:rFonts w:ascii="Times New Roman" w:hAnsi="Times New Roman" w:eastAsia="Times New Roman"/>
+          <w:b/>
+          <w:sz w:val="28"/>
+        </w:rPr>
+        <w:t>2. Тестируемое приложение и среды</w:t>
+      </w:r>
+    </w:p>
+    <w:p>
+      <w:pPr>
+        <w:spacing w:after="120"/>
+      </w:pPr>
+      <w:r>
+        <w:rPr>
+          <w:rFonts w:ascii="Times New Roman" w:hAnsi="Times New Roman" w:eastAsia="Times New Roman"/>
+          <w:b w:val="0"/>
+          <w:sz w:val="24"/>
+        </w:rPr>
+        <w:t>Приложение: https://www.saucedemo.com/ (Swag Labs).</w:t>
+      </w:r>
+    </w:p>
+    <w:p>
+      <w:pPr>
+        <w:spacing w:after="120"/>
+      </w:pPr>
+      <w:r>
+        <w:rPr>
+          <w:rFonts w:ascii="Times New Roman" w:hAnsi="Times New Roman" w:eastAsia="Times New Roman"/>
+          <w:b w:val="0"/>
+          <w:sz w:val="24"/>
+        </w:rPr>
+        <w:t>Windows 10 — Mozilla Firefox (Selenium 4): окно 1280×900; скриншоты screenshots/kt09/automated/windows/.</w:t>
+      </w:r>
+    </w:p>
+    <w:p>
+      <w:pPr>
+        <w:spacing w:after="120"/>
+      </w:pPr>
+      <w:r>
+        <w:rPr>
+          <w:rFonts w:ascii="Times New Roman" w:hAnsi="Times New Roman" w:eastAsia="Times New Roman"/>
+          <w:b w:val="0"/>
+          <w:sz w:val="24"/>
+        </w:rPr>
+        <w:t>Android 16 / API 36 — emulator-5554 — Chrome 134.0.6998.135 — ChromeDriver 134.0.6998.165 — Appium 3.8 — скриншоты screenshots/kt09/automated/android/ (источник: DOM suite TC09-W* + checkout-complete capture).</w:t>
       </w:r>
     </w:p>
     <w:p>
@@ -162,7 +214,7 @@
           <w:b/>
           <w:sz w:val="24"/>
         </w:rPr>
-        <w:t>Презентация cloud.ithub.ru недоступна без авторизации; требования — из формулировки задания. Соответствие скрытым слайдам не утверждается.</w:t>
+        <w:t>Все скриншоты ниже — AUTOMATED evidence. Manual verification: PENDING HUMAN VERIFICATION.</w:t>
       </w:r>
     </w:p>
     <w:p>
@@ -175,7 +227,7 @@
           <w:b/>
           <w:sz w:val="28"/>
         </w:rPr>
-        <w:t>2. Среда Android</w:t>
+        <w:t>3. Фактические результаты автоматизации (сохранены)</w:t>
       </w:r>
     </w:p>
     <w:p>
@@ -188,7 +240,7 @@
           <w:b w:val="0"/>
           <w:sz w:val="24"/>
         </w:rPr>
-        <w:t>Appium 3.8.0, UiAutomator2 8.7.0, Python 3.13, ApiDemos 6.0.18.</w:t>
+        <w:t>Жесты Android (ApiDemos): 5 passed in 54.93s.</w:t>
       </w:r>
     </w:p>
     <w:p>
@@ -201,7 +253,7 @@
           <w:b w:val="0"/>
           <w:sz w:val="24"/>
         </w:rPr>
-        <w:t>AVD Medium_Phone_API_36.1 (API 36), udid emulator-5554.</w:t>
+        <w:t>Windows cross-platform web (история): 2 passed in 12.43s.</w:t>
       </w:r>
     </w:p>
     <w:p>
@@ -214,7 +266,46 @@
           <w:b w:val="0"/>
           <w:sz w:val="24"/>
         </w:rPr>
-        <w:t>Переиспользованы сервисы KT06; новый эмулятор/image не создавались.</w:t>
+        <w:t>Android Chrome DOM SauceDemo: 11 passed in 36.91s (TC09-W01…W10 + journey).</w:t>
+      </w:r>
+    </w:p>
+    <w:p>
+      <w:pPr>
+        <w:spacing w:after="0"/>
+      </w:pPr>
+      <w:r>
+        <w:rPr>
+          <w:rFonts w:ascii="Consolas" w:hAnsi="Consolas" w:eastAsia="Consolas"/>
+          <w:b w:val="0"/>
+          <w:sz w:val="18"/>
+        </w:rPr>
+        <w:t>Windows Firefox visual capture: 8 screenshots (2026-10-11)</w:t>
+      </w:r>
+    </w:p>
+    <w:p>
+      <w:pPr>
+        <w:spacing w:after="0"/>
+      </w:pPr>
+      <w:r>
+        <w:rPr>
+          <w:rFonts w:ascii="Consolas" w:hAnsi="Consolas" w:eastAsia="Consolas"/>
+          <w:b w:val="0"/>
+          <w:sz w:val="18"/>
+        </w:rPr>
+        <w:t>Android automated visual set: 8 screenshots (DOM suite + order complete)</w:t>
+      </w:r>
+    </w:p>
+    <w:p>
+      <w:pPr>
+        <w:spacing w:after="0"/>
+      </w:pPr>
+      <w:r>
+        <w:rPr>
+          <w:rFonts w:ascii="Consolas" w:hAnsi="Consolas" w:eastAsia="Consolas"/>
+          <w:b w:val="0"/>
+          <w:sz w:val="18"/>
+        </w:rPr>
+        <w:t>Manual checklist: PENDING HUMAN VERIFICATION</w:t>
       </w:r>
     </w:p>
     <w:p>
@@ -227,7 +318,7 @@
           <w:b/>
           <w:sz w:val="28"/>
         </w:rPr>
-        <w:t>3. Теория жестов</w:t>
+        <w:t>4. Windows vs Android — визуальное сравнение (automated)</w:t>
       </w:r>
     </w:p>
     <w:p>
@@ -240,7 +331,1311 @@
           <w:b w:val="0"/>
           <w:sz w:val="24"/>
         </w:rPr>
-        <w:t>Swipe/scroll моделируют жест пальца. В Appium 2+/3 для Android рекомендуются mobile: swipeGesture и mobile: scrollGesture (TouchAction устарел). Координаты считаются от размеров окна/элемента с отступом от системных краёв навигации.</w:t>
+        <w:t>Для каждого сценария: ожидаемое поведение, результат по доказательствам, скриншот Windows и скриншот Android.</w:t>
+      </w:r>
+    </w:p>
+    <w:p>
+      <w:pPr>
+        <w:pStyle w:val="Heading2"/>
+      </w:pPr>
+      <w:r>
+        <w:rPr>
+          <w:rFonts w:ascii="Times New Roman" w:hAnsi="Times New Roman" w:eastAsia="Times New Roman"/>
+          <w:b/>
+          <w:sz w:val="26"/>
+        </w:rPr>
+        <w:t>4.1. Login page</w:t>
+      </w:r>
+    </w:p>
+    <w:p>
+      <w:pPr>
+        <w:spacing w:after="120"/>
+      </w:pPr>
+      <w:r>
+        <w:rPr>
+          <w:rFonts w:ascii="Times New Roman" w:hAnsi="Times New Roman" w:eastAsia="Times New Roman"/>
+          <w:b w:val="0"/>
+          <w:sz w:val="24"/>
+        </w:rPr>
+        <w:t>Ожидаемое: Форма входа Swag Labs отображается; поля Username/Password и Login доступны.</w:t>
+      </w:r>
+    </w:p>
+    <w:p>
+      <w:pPr>
+        <w:spacing w:after="120"/>
+      </w:pPr>
+      <w:r>
+        <w:rPr>
+          <w:rFonts w:ascii="Times New Roman" w:hAnsi="Times New Roman" w:eastAsia="Times New Roman"/>
+          <w:b w:val="0"/>
+          <w:sz w:val="24"/>
+        </w:rPr>
+        <w:t>Windows Firefox — PASS. Android Chrome — PASS. Вывод: Совместимо: одинаковый публичный UI SauceDemo.</w:t>
+      </w:r>
+    </w:p>
+    <w:p>
+      <w:pPr>
+        <w:spacing w:after="120"/>
+      </w:pPr>
+      <w:r>
+        <w:rPr>
+          <w:rFonts w:ascii="Times New Roman" w:hAnsi="Times New Roman" w:eastAsia="Times New Roman"/>
+          <w:b/>
+          <w:sz w:val="24"/>
+        </w:rPr>
+        <w:t>Windows (automated):</w:t>
+      </w:r>
+    </w:p>
+    <w:p>
+      <w:r>
+        <w:drawing>
+          <wp:inline xmlns:a="http://schemas.openxmlformats.org/drawingml/2006/main" xmlns:pic="http://schemas.openxmlformats.org/drawingml/2006/picture">
+            <wp:extent cx="5040000" cy="3217785"/>
+            <wp:docPr id="1" name="Picture 1"/>
+            <wp:cNvGraphicFramePr>
+              <a:graphicFrameLocks noChangeAspect="1"/>
+            </wp:cNvGraphicFramePr>
+            <a:graphic>
+              <a:graphicData uri="http://schemas.openxmlformats.org/drawingml/2006/picture">
+                <pic:pic>
+                  <pic:nvPicPr>
+                    <pic:cNvPr id="0" name="01_login.png"/>
+                    <pic:cNvPicPr/>
+                  </pic:nvPicPr>
+                  <pic:blipFill>
+                    <a:blip r:embed="rId9"/>
+                    <a:stretch>
+                      <a:fillRect/>
+                    </a:stretch>
+                  </pic:blipFill>
+                  <pic:spPr>
+                    <a:xfrm>
+                      <a:off x="0" y="0"/>
+                      <a:ext cx="5040000" cy="3217785"/>
+                    </a:xfrm>
+                    <a:prstGeom prst="rect"/>
+                  </pic:spPr>
+                </pic:pic>
+              </a:graphicData>
+            </a:graphic>
+          </wp:inline>
+        </w:drawing>
+      </w:r>
+    </w:p>
+    <w:p>
+      <w:pPr>
+        <w:jc w:val="center"/>
+      </w:pPr>
+      <w:r>
+        <w:rPr>
+          <w:rFonts w:ascii="Times New Roman" w:hAnsi="Times New Roman" w:eastAsia="Times New Roman"/>
+          <w:b w:val="0"/>
+          <w:sz w:val="20"/>
+        </w:rPr>
+        <w:t>Рис. W-1 — Windows Firefox — Login page [AUTOMATED]</w:t>
+      </w:r>
+    </w:p>
+    <w:p>
+      <w:pPr>
+        <w:spacing w:after="120"/>
+      </w:pPr>
+      <w:r>
+        <w:rPr>
+          <w:rFonts w:ascii="Times New Roman" w:hAnsi="Times New Roman" w:eastAsia="Times New Roman"/>
+          <w:b/>
+          <w:sz w:val="24"/>
+        </w:rPr>
+        <w:t>Android (automated):</w:t>
+      </w:r>
+    </w:p>
+    <w:p>
+      <w:r>
+        <w:drawing>
+          <wp:inline xmlns:a="http://schemas.openxmlformats.org/drawingml/2006/main" xmlns:pic="http://schemas.openxmlformats.org/drawingml/2006/picture">
+            <wp:extent cx="3060000" cy="6800000"/>
+            <wp:docPr id="2" name="Picture 2"/>
+            <wp:cNvGraphicFramePr>
+              <a:graphicFrameLocks noChangeAspect="1"/>
+            </wp:cNvGraphicFramePr>
+            <a:graphic>
+              <a:graphicData uri="http://schemas.openxmlformats.org/drawingml/2006/picture">
+                <pic:pic>
+                  <pic:nvPicPr>
+                    <pic:cNvPr id="0" name="01_login.png"/>
+                    <pic:cNvPicPr/>
+                  </pic:nvPicPr>
+                  <pic:blipFill>
+                    <a:blip r:embed="rId10"/>
+                    <a:stretch>
+                      <a:fillRect/>
+                    </a:stretch>
+                  </pic:blipFill>
+                  <pic:spPr>
+                    <a:xfrm>
+                      <a:off x="0" y="0"/>
+                      <a:ext cx="3060000" cy="6800000"/>
+                    </a:xfrm>
+                    <a:prstGeom prst="rect"/>
+                  </pic:spPr>
+                </pic:pic>
+              </a:graphicData>
+            </a:graphic>
+          </wp:inline>
+        </w:drawing>
+      </w:r>
+    </w:p>
+    <w:p>
+      <w:pPr>
+        <w:jc w:val="center"/>
+      </w:pPr>
+      <w:r>
+        <w:rPr>
+          <w:rFonts w:ascii="Times New Roman" w:hAnsi="Times New Roman" w:eastAsia="Times New Roman"/>
+          <w:b w:val="0"/>
+          <w:sz w:val="20"/>
+        </w:rPr>
+        <w:t>Рис. A-1 — Android Chrome — Login page [AUTOMATED]</w:t>
+      </w:r>
+    </w:p>
+    <w:p>
+      <w:pPr>
+        <w:pStyle w:val="Heading2"/>
+      </w:pPr>
+      <w:r>
+        <w:rPr>
+          <w:rFonts w:ascii="Times New Roman" w:hAnsi="Times New Roman" w:eastAsia="Times New Roman"/>
+          <w:b/>
+          <w:sz w:val="26"/>
+        </w:rPr>
+        <w:t>4.2. Inventory / catalog</w:t>
+      </w:r>
+    </w:p>
+    <w:p>
+      <w:pPr>
+        <w:spacing w:after="120"/>
+      </w:pPr>
+      <w:r>
+        <w:rPr>
+          <w:rFonts w:ascii="Times New Roman" w:hAnsi="Times New Roman" w:eastAsia="Times New Roman"/>
+          <w:b w:val="0"/>
+          <w:sz w:val="24"/>
+        </w:rPr>
+        <w:t>Ожидаемое: Список Products с названиями и ценами.</w:t>
+      </w:r>
+    </w:p>
+    <w:p>
+      <w:pPr>
+        <w:spacing w:after="120"/>
+      </w:pPr>
+      <w:r>
+        <w:rPr>
+          <w:rFonts w:ascii="Times New Roman" w:hAnsi="Times New Roman" w:eastAsia="Times New Roman"/>
+          <w:b w:val="0"/>
+          <w:sz w:val="24"/>
+        </w:rPr>
+        <w:t>Windows Firefox — PASS. Android Chrome — PASS. Вывод: Desktop — сетка; Android — одноколоночный mobile layout.</w:t>
+      </w:r>
+    </w:p>
+    <w:p>
+      <w:pPr>
+        <w:spacing w:after="120"/>
+      </w:pPr>
+      <w:r>
+        <w:rPr>
+          <w:rFonts w:ascii="Times New Roman" w:hAnsi="Times New Roman" w:eastAsia="Times New Roman"/>
+          <w:b/>
+          <w:sz w:val="24"/>
+        </w:rPr>
+        <w:t>Windows (automated):</w:t>
+      </w:r>
+    </w:p>
+    <w:p>
+      <w:r>
+        <w:drawing>
+          <wp:inline xmlns:a="http://schemas.openxmlformats.org/drawingml/2006/main" xmlns:pic="http://schemas.openxmlformats.org/drawingml/2006/picture">
+            <wp:extent cx="5040000" cy="3217785"/>
+            <wp:docPr id="3" name="Picture 3"/>
+            <wp:cNvGraphicFramePr>
+              <a:graphicFrameLocks noChangeAspect="1"/>
+            </wp:cNvGraphicFramePr>
+            <a:graphic>
+              <a:graphicData uri="http://schemas.openxmlformats.org/drawingml/2006/picture">
+                <pic:pic>
+                  <pic:nvPicPr>
+                    <pic:cNvPr id="0" name="02_inventory.png"/>
+                    <pic:cNvPicPr/>
+                  </pic:nvPicPr>
+                  <pic:blipFill>
+                    <a:blip r:embed="rId11"/>
+                    <a:stretch>
+                      <a:fillRect/>
+                    </a:stretch>
+                  </pic:blipFill>
+                  <pic:spPr>
+                    <a:xfrm>
+                      <a:off x="0" y="0"/>
+                      <a:ext cx="5040000" cy="3217785"/>
+                    </a:xfrm>
+                    <a:prstGeom prst="rect"/>
+                  </pic:spPr>
+                </pic:pic>
+              </a:graphicData>
+            </a:graphic>
+          </wp:inline>
+        </w:drawing>
+      </w:r>
+    </w:p>
+    <w:p>
+      <w:pPr>
+        <w:jc w:val="center"/>
+      </w:pPr>
+      <w:r>
+        <w:rPr>
+          <w:rFonts w:ascii="Times New Roman" w:hAnsi="Times New Roman" w:eastAsia="Times New Roman"/>
+          <w:b w:val="0"/>
+          <w:sz w:val="20"/>
+        </w:rPr>
+        <w:t>Рис. W-2 — Windows Firefox — Inventory / catalog [AUTOMATED]</w:t>
+      </w:r>
+    </w:p>
+    <w:p>
+      <w:pPr>
+        <w:spacing w:after="120"/>
+      </w:pPr>
+      <w:r>
+        <w:rPr>
+          <w:rFonts w:ascii="Times New Roman" w:hAnsi="Times New Roman" w:eastAsia="Times New Roman"/>
+          <w:b/>
+          <w:sz w:val="24"/>
+        </w:rPr>
+        <w:t>Android (automated):</w:t>
+      </w:r>
+    </w:p>
+    <w:p>
+      <w:r>
+        <w:drawing>
+          <wp:inline xmlns:a="http://schemas.openxmlformats.org/drawingml/2006/main" xmlns:pic="http://schemas.openxmlformats.org/drawingml/2006/picture">
+            <wp:extent cx="3060000" cy="6800000"/>
+            <wp:docPr id="4" name="Picture 4"/>
+            <wp:cNvGraphicFramePr>
+              <a:graphicFrameLocks noChangeAspect="1"/>
+            </wp:cNvGraphicFramePr>
+            <a:graphic>
+              <a:graphicData uri="http://schemas.openxmlformats.org/drawingml/2006/picture">
+                <pic:pic>
+                  <pic:nvPicPr>
+                    <pic:cNvPr id="0" name="02_inventory.png"/>
+                    <pic:cNvPicPr/>
+                  </pic:nvPicPr>
+                  <pic:blipFill>
+                    <a:blip r:embed="rId12"/>
+                    <a:stretch>
+                      <a:fillRect/>
+                    </a:stretch>
+                  </pic:blipFill>
+                  <pic:spPr>
+                    <a:xfrm>
+                      <a:off x="0" y="0"/>
+                      <a:ext cx="3060000" cy="6800000"/>
+                    </a:xfrm>
+                    <a:prstGeom prst="rect"/>
+                  </pic:spPr>
+                </pic:pic>
+              </a:graphicData>
+            </a:graphic>
+          </wp:inline>
+        </w:drawing>
+      </w:r>
+    </w:p>
+    <w:p>
+      <w:pPr>
+        <w:jc w:val="center"/>
+      </w:pPr>
+      <w:r>
+        <w:rPr>
+          <w:rFonts w:ascii="Times New Roman" w:hAnsi="Times New Roman" w:eastAsia="Times New Roman"/>
+          <w:b w:val="0"/>
+          <w:sz w:val="20"/>
+        </w:rPr>
+        <w:t>Рис. A-2 — Android Chrome — Inventory / catalog [AUTOMATED]</w:t>
+      </w:r>
+    </w:p>
+    <w:p>
+      <w:pPr>
+        <w:pStyle w:val="Heading2"/>
+      </w:pPr>
+      <w:r>
+        <w:rPr>
+          <w:rFonts w:ascii="Times New Roman" w:hAnsi="Times New Roman" w:eastAsia="Times New Roman"/>
+          <w:b/>
+          <w:sz w:val="26"/>
+        </w:rPr>
+        <w:t>4.3. Product details</w:t>
+      </w:r>
+    </w:p>
+    <w:p>
+      <w:pPr>
+        <w:spacing w:after="120"/>
+      </w:pPr>
+      <w:r>
+        <w:rPr>
+          <w:rFonts w:ascii="Times New Roman" w:hAnsi="Times New Roman" w:eastAsia="Times New Roman"/>
+          <w:b w:val="0"/>
+          <w:sz w:val="24"/>
+        </w:rPr>
+        <w:t>Ожидаемое: Страница товара: название, описание, цена, Add/Remove.</w:t>
+      </w:r>
+    </w:p>
+    <w:p>
+      <w:pPr>
+        <w:spacing w:after="120"/>
+      </w:pPr>
+      <w:r>
+        <w:rPr>
+          <w:rFonts w:ascii="Times New Roman" w:hAnsi="Times New Roman" w:eastAsia="Times New Roman"/>
+          <w:b w:val="0"/>
+          <w:sz w:val="24"/>
+        </w:rPr>
+        <w:t>Windows Firefox — PASS. Android Chrome — PASS. Вывод: Одинаковый DOM inventory-item / inventory-details.</w:t>
+      </w:r>
+    </w:p>
+    <w:p>
+      <w:pPr>
+        <w:spacing w:after="120"/>
+      </w:pPr>
+      <w:r>
+        <w:rPr>
+          <w:rFonts w:ascii="Times New Roman" w:hAnsi="Times New Roman" w:eastAsia="Times New Roman"/>
+          <w:b/>
+          <w:sz w:val="24"/>
+        </w:rPr>
+        <w:t>Windows (automated):</w:t>
+      </w:r>
+    </w:p>
+    <w:p>
+      <w:r>
+        <w:drawing>
+          <wp:inline xmlns:a="http://schemas.openxmlformats.org/drawingml/2006/main" xmlns:pic="http://schemas.openxmlformats.org/drawingml/2006/picture">
+            <wp:extent cx="5040000" cy="3217785"/>
+            <wp:docPr id="5" name="Picture 5"/>
+            <wp:cNvGraphicFramePr>
+              <a:graphicFrameLocks noChangeAspect="1"/>
+            </wp:cNvGraphicFramePr>
+            <a:graphic>
+              <a:graphicData uri="http://schemas.openxmlformats.org/drawingml/2006/picture">
+                <pic:pic>
+                  <pic:nvPicPr>
+                    <pic:cNvPr id="0" name="03_product_details.png"/>
+                    <pic:cNvPicPr/>
+                  </pic:nvPicPr>
+                  <pic:blipFill>
+                    <a:blip r:embed="rId13"/>
+                    <a:stretch>
+                      <a:fillRect/>
+                    </a:stretch>
+                  </pic:blipFill>
+                  <pic:spPr>
+                    <a:xfrm>
+                      <a:off x="0" y="0"/>
+                      <a:ext cx="5040000" cy="3217785"/>
+                    </a:xfrm>
+                    <a:prstGeom prst="rect"/>
+                  </pic:spPr>
+                </pic:pic>
+              </a:graphicData>
+            </a:graphic>
+          </wp:inline>
+        </w:drawing>
+      </w:r>
+    </w:p>
+    <w:p>
+      <w:pPr>
+        <w:jc w:val="center"/>
+      </w:pPr>
+      <w:r>
+        <w:rPr>
+          <w:rFonts w:ascii="Times New Roman" w:hAnsi="Times New Roman" w:eastAsia="Times New Roman"/>
+          <w:b w:val="0"/>
+          <w:sz w:val="20"/>
+        </w:rPr>
+        <w:t>Рис. W-3 — Windows Firefox — Product details [AUTOMATED]</w:t>
+      </w:r>
+    </w:p>
+    <w:p>
+      <w:pPr>
+        <w:spacing w:after="120"/>
+      </w:pPr>
+      <w:r>
+        <w:rPr>
+          <w:rFonts w:ascii="Times New Roman" w:hAnsi="Times New Roman" w:eastAsia="Times New Roman"/>
+          <w:b/>
+          <w:sz w:val="24"/>
+        </w:rPr>
+        <w:t>Android (automated):</w:t>
+      </w:r>
+    </w:p>
+    <w:p>
+      <w:r>
+        <w:drawing>
+          <wp:inline xmlns:a="http://schemas.openxmlformats.org/drawingml/2006/main" xmlns:pic="http://schemas.openxmlformats.org/drawingml/2006/picture">
+            <wp:extent cx="3060000" cy="6800000"/>
+            <wp:docPr id="6" name="Picture 6"/>
+            <wp:cNvGraphicFramePr>
+              <a:graphicFrameLocks noChangeAspect="1"/>
+            </wp:cNvGraphicFramePr>
+            <a:graphic>
+              <a:graphicData uri="http://schemas.openxmlformats.org/drawingml/2006/picture">
+                <pic:pic>
+                  <pic:nvPicPr>
+                    <pic:cNvPr id="0" name="03_product_details.png"/>
+                    <pic:cNvPicPr/>
+                  </pic:nvPicPr>
+                  <pic:blipFill>
+                    <a:blip r:embed="rId14"/>
+                    <a:stretch>
+                      <a:fillRect/>
+                    </a:stretch>
+                  </pic:blipFill>
+                  <pic:spPr>
+                    <a:xfrm>
+                      <a:off x="0" y="0"/>
+                      <a:ext cx="3060000" cy="6800000"/>
+                    </a:xfrm>
+                    <a:prstGeom prst="rect"/>
+                  </pic:spPr>
+                </pic:pic>
+              </a:graphicData>
+            </a:graphic>
+          </wp:inline>
+        </w:drawing>
+      </w:r>
+    </w:p>
+    <w:p>
+      <w:pPr>
+        <w:jc w:val="center"/>
+      </w:pPr>
+      <w:r>
+        <w:rPr>
+          <w:rFonts w:ascii="Times New Roman" w:hAnsi="Times New Roman" w:eastAsia="Times New Roman"/>
+          <w:b w:val="0"/>
+          <w:sz w:val="20"/>
+        </w:rPr>
+        <w:t>Рис. A-3 — Android Chrome — Product details [AUTOMATED]</w:t>
+      </w:r>
+    </w:p>
+    <w:p>
+      <w:pPr>
+        <w:pStyle w:val="Heading2"/>
+      </w:pPr>
+      <w:r>
+        <w:rPr>
+          <w:rFonts w:ascii="Times New Roman" w:hAnsi="Times New Roman" w:eastAsia="Times New Roman"/>
+          <w:b/>
+          <w:sz w:val="26"/>
+        </w:rPr>
+        <w:t>4.4. Item added to cart</w:t>
+      </w:r>
+    </w:p>
+    <w:p>
+      <w:pPr>
+        <w:spacing w:after="120"/>
+      </w:pPr>
+      <w:r>
+        <w:rPr>
+          <w:rFonts w:ascii="Times New Roman" w:hAnsi="Times New Roman" w:eastAsia="Times New Roman"/>
+          <w:b w:val="0"/>
+          <w:sz w:val="24"/>
+        </w:rPr>
+        <w:t>Ожидаемое: Бейдж корзины = 1 после Add to cart.</w:t>
+      </w:r>
+    </w:p>
+    <w:p>
+      <w:pPr>
+        <w:spacing w:after="120"/>
+      </w:pPr>
+      <w:r>
+        <w:rPr>
+          <w:rFonts w:ascii="Times New Roman" w:hAnsi="Times New Roman" w:eastAsia="Times New Roman"/>
+          <w:b w:val="0"/>
+          <w:sz w:val="24"/>
+        </w:rPr>
+        <w:t>Windows Firefox — PASS. Android Chrome — PASS. Вывод: Совместимо.</w:t>
+      </w:r>
+    </w:p>
+    <w:p>
+      <w:pPr>
+        <w:spacing w:after="120"/>
+      </w:pPr>
+      <w:r>
+        <w:rPr>
+          <w:rFonts w:ascii="Times New Roman" w:hAnsi="Times New Roman" w:eastAsia="Times New Roman"/>
+          <w:b/>
+          <w:sz w:val="24"/>
+        </w:rPr>
+        <w:t>Windows (automated):</w:t>
+      </w:r>
+    </w:p>
+    <w:p>
+      <w:r>
+        <w:drawing>
+          <wp:inline xmlns:a="http://schemas.openxmlformats.org/drawingml/2006/main" xmlns:pic="http://schemas.openxmlformats.org/drawingml/2006/picture">
+            <wp:extent cx="5040000" cy="3217785"/>
+            <wp:docPr id="7" name="Picture 7"/>
+            <wp:cNvGraphicFramePr>
+              <a:graphicFrameLocks noChangeAspect="1"/>
+            </wp:cNvGraphicFramePr>
+            <a:graphic>
+              <a:graphicData uri="http://schemas.openxmlformats.org/drawingml/2006/picture">
+                <pic:pic>
+                  <pic:nvPicPr>
+                    <pic:cNvPr id="0" name="04_added_to_cart.png"/>
+                    <pic:cNvPicPr/>
+                  </pic:nvPicPr>
+                  <pic:blipFill>
+                    <a:blip r:embed="rId15"/>
+                    <a:stretch>
+                      <a:fillRect/>
+                    </a:stretch>
+                  </pic:blipFill>
+                  <pic:spPr>
+                    <a:xfrm>
+                      <a:off x="0" y="0"/>
+                      <a:ext cx="5040000" cy="3217785"/>
+                    </a:xfrm>
+                    <a:prstGeom prst="rect"/>
+                  </pic:spPr>
+                </pic:pic>
+              </a:graphicData>
+            </a:graphic>
+          </wp:inline>
+        </w:drawing>
+      </w:r>
+    </w:p>
+    <w:p>
+      <w:pPr>
+        <w:jc w:val="center"/>
+      </w:pPr>
+      <w:r>
+        <w:rPr>
+          <w:rFonts w:ascii="Times New Roman" w:hAnsi="Times New Roman" w:eastAsia="Times New Roman"/>
+          <w:b w:val="0"/>
+          <w:sz w:val="20"/>
+        </w:rPr>
+        <w:t>Рис. W-4 — Windows Firefox — Item added to cart [AUTOMATED]</w:t>
+      </w:r>
+    </w:p>
+    <w:p>
+      <w:pPr>
+        <w:spacing w:after="120"/>
+      </w:pPr>
+      <w:r>
+        <w:rPr>
+          <w:rFonts w:ascii="Times New Roman" w:hAnsi="Times New Roman" w:eastAsia="Times New Roman"/>
+          <w:b/>
+          <w:sz w:val="24"/>
+        </w:rPr>
+        <w:t>Android (automated):</w:t>
+      </w:r>
+    </w:p>
+    <w:p>
+      <w:r>
+        <w:drawing>
+          <wp:inline xmlns:a="http://schemas.openxmlformats.org/drawingml/2006/main" xmlns:pic="http://schemas.openxmlformats.org/drawingml/2006/picture">
+            <wp:extent cx="3060000" cy="6800000"/>
+            <wp:docPr id="8" name="Picture 8"/>
+            <wp:cNvGraphicFramePr>
+              <a:graphicFrameLocks noChangeAspect="1"/>
+            </wp:cNvGraphicFramePr>
+            <a:graphic>
+              <a:graphicData uri="http://schemas.openxmlformats.org/drawingml/2006/picture">
+                <pic:pic>
+                  <pic:nvPicPr>
+                    <pic:cNvPr id="0" name="04_added_to_cart.png"/>
+                    <pic:cNvPicPr/>
+                  </pic:nvPicPr>
+                  <pic:blipFill>
+                    <a:blip r:embed="rId16"/>
+                    <a:stretch>
+                      <a:fillRect/>
+                    </a:stretch>
+                  </pic:blipFill>
+                  <pic:spPr>
+                    <a:xfrm>
+                      <a:off x="0" y="0"/>
+                      <a:ext cx="3060000" cy="6800000"/>
+                    </a:xfrm>
+                    <a:prstGeom prst="rect"/>
+                  </pic:spPr>
+                </pic:pic>
+              </a:graphicData>
+            </a:graphic>
+          </wp:inline>
+        </w:drawing>
+      </w:r>
+    </w:p>
+    <w:p>
+      <w:pPr>
+        <w:jc w:val="center"/>
+      </w:pPr>
+      <w:r>
+        <w:rPr>
+          <w:rFonts w:ascii="Times New Roman" w:hAnsi="Times New Roman" w:eastAsia="Times New Roman"/>
+          <w:b w:val="0"/>
+          <w:sz w:val="20"/>
+        </w:rPr>
+        <w:t>Рис. A-4 — Android Chrome — Item added to cart [AUTOMATED]</w:t>
+      </w:r>
+    </w:p>
+    <w:p>
+      <w:pPr>
+        <w:pStyle w:val="Heading2"/>
+      </w:pPr>
+      <w:r>
+        <w:rPr>
+          <w:rFonts w:ascii="Times New Roman" w:hAnsi="Times New Roman" w:eastAsia="Times New Roman"/>
+          <w:b/>
+          <w:sz w:val="26"/>
+        </w:rPr>
+        <w:t>4.5. Cart contents</w:t>
+      </w:r>
+    </w:p>
+    <w:p>
+      <w:pPr>
+        <w:spacing w:after="120"/>
+      </w:pPr>
+      <w:r>
+        <w:rPr>
+          <w:rFonts w:ascii="Times New Roman" w:hAnsi="Times New Roman" w:eastAsia="Times New Roman"/>
+          <w:b w:val="0"/>
+          <w:sz w:val="24"/>
+        </w:rPr>
+        <w:t>Ожидаемое: Your Cart содержит добавленный товар с QTY и ценой.</w:t>
+      </w:r>
+    </w:p>
+    <w:p>
+      <w:pPr>
+        <w:spacing w:after="120"/>
+      </w:pPr>
+      <w:r>
+        <w:rPr>
+          <w:rFonts w:ascii="Times New Roman" w:hAnsi="Times New Roman" w:eastAsia="Times New Roman"/>
+          <w:b w:val="0"/>
+          <w:sz w:val="24"/>
+        </w:rPr>
+        <w:t>Windows Firefox — PASS. Android Chrome — PASS. Вывод: Совместимо.</w:t>
+      </w:r>
+    </w:p>
+    <w:p>
+      <w:pPr>
+        <w:spacing w:after="120"/>
+      </w:pPr>
+      <w:r>
+        <w:rPr>
+          <w:rFonts w:ascii="Times New Roman" w:hAnsi="Times New Roman" w:eastAsia="Times New Roman"/>
+          <w:b/>
+          <w:sz w:val="24"/>
+        </w:rPr>
+        <w:t>Windows (automated):</w:t>
+      </w:r>
+    </w:p>
+    <w:p>
+      <w:r>
+        <w:drawing>
+          <wp:inline xmlns:a="http://schemas.openxmlformats.org/drawingml/2006/main" xmlns:pic="http://schemas.openxmlformats.org/drawingml/2006/picture">
+            <wp:extent cx="5040000" cy="3217785"/>
+            <wp:docPr id="9" name="Picture 9"/>
+            <wp:cNvGraphicFramePr>
+              <a:graphicFrameLocks noChangeAspect="1"/>
+            </wp:cNvGraphicFramePr>
+            <a:graphic>
+              <a:graphicData uri="http://schemas.openxmlformats.org/drawingml/2006/picture">
+                <pic:pic>
+                  <pic:nvPicPr>
+                    <pic:cNvPr id="0" name="05_cart.png"/>
+                    <pic:cNvPicPr/>
+                  </pic:nvPicPr>
+                  <pic:blipFill>
+                    <a:blip r:embed="rId17"/>
+                    <a:stretch>
+                      <a:fillRect/>
+                    </a:stretch>
+                  </pic:blipFill>
+                  <pic:spPr>
+                    <a:xfrm>
+                      <a:off x="0" y="0"/>
+                      <a:ext cx="5040000" cy="3217785"/>
+                    </a:xfrm>
+                    <a:prstGeom prst="rect"/>
+                  </pic:spPr>
+                </pic:pic>
+              </a:graphicData>
+            </a:graphic>
+          </wp:inline>
+        </w:drawing>
+      </w:r>
+    </w:p>
+    <w:p>
+      <w:pPr>
+        <w:jc w:val="center"/>
+      </w:pPr>
+      <w:r>
+        <w:rPr>
+          <w:rFonts w:ascii="Times New Roman" w:hAnsi="Times New Roman" w:eastAsia="Times New Roman"/>
+          <w:b w:val="0"/>
+          <w:sz w:val="20"/>
+        </w:rPr>
+        <w:t>Рис. W-5 — Windows Firefox — Cart contents [AUTOMATED]</w:t>
+      </w:r>
+    </w:p>
+    <w:p>
+      <w:pPr>
+        <w:spacing w:after="120"/>
+      </w:pPr>
+      <w:r>
+        <w:rPr>
+          <w:rFonts w:ascii="Times New Roman" w:hAnsi="Times New Roman" w:eastAsia="Times New Roman"/>
+          <w:b/>
+          <w:sz w:val="24"/>
+        </w:rPr>
+        <w:t>Android (automated):</w:t>
+      </w:r>
+    </w:p>
+    <w:p>
+      <w:r>
+        <w:drawing>
+          <wp:inline xmlns:a="http://schemas.openxmlformats.org/drawingml/2006/main" xmlns:pic="http://schemas.openxmlformats.org/drawingml/2006/picture">
+            <wp:extent cx="3060000" cy="6800000"/>
+            <wp:docPr id="10" name="Picture 10"/>
+            <wp:cNvGraphicFramePr>
+              <a:graphicFrameLocks noChangeAspect="1"/>
+            </wp:cNvGraphicFramePr>
+            <a:graphic>
+              <a:graphicData uri="http://schemas.openxmlformats.org/drawingml/2006/picture">
+                <pic:pic>
+                  <pic:nvPicPr>
+                    <pic:cNvPr id="0" name="05_cart.png"/>
+                    <pic:cNvPicPr/>
+                  </pic:nvPicPr>
+                  <pic:blipFill>
+                    <a:blip r:embed="rId18"/>
+                    <a:stretch>
+                      <a:fillRect/>
+                    </a:stretch>
+                  </pic:blipFill>
+                  <pic:spPr>
+                    <a:xfrm>
+                      <a:off x="0" y="0"/>
+                      <a:ext cx="3060000" cy="6800000"/>
+                    </a:xfrm>
+                    <a:prstGeom prst="rect"/>
+                  </pic:spPr>
+                </pic:pic>
+              </a:graphicData>
+            </a:graphic>
+          </wp:inline>
+        </w:drawing>
+      </w:r>
+    </w:p>
+    <w:p>
+      <w:pPr>
+        <w:jc w:val="center"/>
+      </w:pPr>
+      <w:r>
+        <w:rPr>
+          <w:rFonts w:ascii="Times New Roman" w:hAnsi="Times New Roman" w:eastAsia="Times New Roman"/>
+          <w:b w:val="0"/>
+          <w:sz w:val="20"/>
+        </w:rPr>
+        <w:t>Рис. A-5 — Android Chrome — Cart contents [AUTOMATED]</w:t>
+      </w:r>
+    </w:p>
+    <w:p>
+      <w:pPr>
+        <w:pStyle w:val="Heading2"/>
+      </w:pPr>
+      <w:r>
+        <w:rPr>
+          <w:rFonts w:ascii="Times New Roman" w:hAnsi="Times New Roman" w:eastAsia="Times New Roman"/>
+          <w:b/>
+          <w:sz w:val="26"/>
+        </w:rPr>
+        <w:t>4.6. Navigation menu</w:t>
+      </w:r>
+    </w:p>
+    <w:p>
+      <w:pPr>
+        <w:spacing w:after="120"/>
+      </w:pPr>
+      <w:r>
+        <w:rPr>
+          <w:rFonts w:ascii="Times New Roman" w:hAnsi="Times New Roman" w:eastAsia="Times New Roman"/>
+          <w:b w:val="0"/>
+          <w:sz w:val="24"/>
+        </w:rPr>
+        <w:t>Ожидаемое: Burger menu: All Items / About / Logout доступны.</w:t>
+      </w:r>
+    </w:p>
+    <w:p>
+      <w:pPr>
+        <w:spacing w:after="120"/>
+      </w:pPr>
+      <w:r>
+        <w:rPr>
+          <w:rFonts w:ascii="Times New Roman" w:hAnsi="Times New Roman" w:eastAsia="Times New Roman"/>
+          <w:b w:val="0"/>
+          <w:sz w:val="24"/>
+        </w:rPr>
+        <w:t>Windows Firefox — PASS. Android Chrome — PASS. Вывод: На Android меню критичнее из‑за узкого viewport.</w:t>
+      </w:r>
+    </w:p>
+    <w:p>
+      <w:pPr>
+        <w:spacing w:after="120"/>
+      </w:pPr>
+      <w:r>
+        <w:rPr>
+          <w:rFonts w:ascii="Times New Roman" w:hAnsi="Times New Roman" w:eastAsia="Times New Roman"/>
+          <w:b/>
+          <w:sz w:val="24"/>
+        </w:rPr>
+        <w:t>Windows (automated):</w:t>
+      </w:r>
+    </w:p>
+    <w:p>
+      <w:r>
+        <w:drawing>
+          <wp:inline xmlns:a="http://schemas.openxmlformats.org/drawingml/2006/main" xmlns:pic="http://schemas.openxmlformats.org/drawingml/2006/picture">
+            <wp:extent cx="5040000" cy="3217785"/>
+            <wp:docPr id="11" name="Picture 11"/>
+            <wp:cNvGraphicFramePr>
+              <a:graphicFrameLocks noChangeAspect="1"/>
+            </wp:cNvGraphicFramePr>
+            <a:graphic>
+              <a:graphicData uri="http://schemas.openxmlformats.org/drawingml/2006/picture">
+                <pic:pic>
+                  <pic:nvPicPr>
+                    <pic:cNvPr id="0" name="06_menu.png"/>
+                    <pic:cNvPicPr/>
+                  </pic:nvPicPr>
+                  <pic:blipFill>
+                    <a:blip r:embed="rId19"/>
+                    <a:stretch>
+                      <a:fillRect/>
+                    </a:stretch>
+                  </pic:blipFill>
+                  <pic:spPr>
+                    <a:xfrm>
+                      <a:off x="0" y="0"/>
+                      <a:ext cx="5040000" cy="3217785"/>
+                    </a:xfrm>
+                    <a:prstGeom prst="rect"/>
+                  </pic:spPr>
+                </pic:pic>
+              </a:graphicData>
+            </a:graphic>
+          </wp:inline>
+        </w:drawing>
+      </w:r>
+    </w:p>
+    <w:p>
+      <w:pPr>
+        <w:jc w:val="center"/>
+      </w:pPr>
+      <w:r>
+        <w:rPr>
+          <w:rFonts w:ascii="Times New Roman" w:hAnsi="Times New Roman" w:eastAsia="Times New Roman"/>
+          <w:b w:val="0"/>
+          <w:sz w:val="20"/>
+        </w:rPr>
+        <w:t>Рис. W-6 — Windows Firefox — Navigation menu [AUTOMATED]</w:t>
+      </w:r>
+    </w:p>
+    <w:p>
+      <w:pPr>
+        <w:spacing w:after="120"/>
+      </w:pPr>
+      <w:r>
+        <w:rPr>
+          <w:rFonts w:ascii="Times New Roman" w:hAnsi="Times New Roman" w:eastAsia="Times New Roman"/>
+          <w:b/>
+          <w:sz w:val="24"/>
+        </w:rPr>
+        <w:t>Android (automated):</w:t>
+      </w:r>
+    </w:p>
+    <w:p>
+      <w:r>
+        <w:drawing>
+          <wp:inline xmlns:a="http://schemas.openxmlformats.org/drawingml/2006/main" xmlns:pic="http://schemas.openxmlformats.org/drawingml/2006/picture">
+            <wp:extent cx="3060000" cy="6800000"/>
+            <wp:docPr id="12" name="Picture 12"/>
+            <wp:cNvGraphicFramePr>
+              <a:graphicFrameLocks noChangeAspect="1"/>
+            </wp:cNvGraphicFramePr>
+            <a:graphic>
+              <a:graphicData uri="http://schemas.openxmlformats.org/drawingml/2006/picture">
+                <pic:pic>
+                  <pic:nvPicPr>
+                    <pic:cNvPr id="0" name="06_menu.png"/>
+                    <pic:cNvPicPr/>
+                  </pic:nvPicPr>
+                  <pic:blipFill>
+                    <a:blip r:embed="rId20"/>
+                    <a:stretch>
+                      <a:fillRect/>
+                    </a:stretch>
+                  </pic:blipFill>
+                  <pic:spPr>
+                    <a:xfrm>
+                      <a:off x="0" y="0"/>
+                      <a:ext cx="3060000" cy="6800000"/>
+                    </a:xfrm>
+                    <a:prstGeom prst="rect"/>
+                  </pic:spPr>
+                </pic:pic>
+              </a:graphicData>
+            </a:graphic>
+          </wp:inline>
+        </w:drawing>
+      </w:r>
+    </w:p>
+    <w:p>
+      <w:pPr>
+        <w:jc w:val="center"/>
+      </w:pPr>
+      <w:r>
+        <w:rPr>
+          <w:rFonts w:ascii="Times New Roman" w:hAnsi="Times New Roman" w:eastAsia="Times New Roman"/>
+          <w:b w:val="0"/>
+          <w:sz w:val="20"/>
+        </w:rPr>
+        <w:t>Рис. A-6 — Android Chrome — Navigation menu [AUTOMATED]</w:t>
+      </w:r>
+    </w:p>
+    <w:p>
+      <w:pPr>
+        <w:pStyle w:val="Heading2"/>
+      </w:pPr>
+      <w:r>
+        <w:rPr>
+          <w:rFonts w:ascii="Times New Roman" w:hAnsi="Times New Roman" w:eastAsia="Times New Roman"/>
+          <w:b/>
+          <w:sz w:val="26"/>
+        </w:rPr>
+        <w:t>4.7. Checkout form</w:t>
+      </w:r>
+    </w:p>
+    <w:p>
+      <w:pPr>
+        <w:spacing w:after="120"/>
+      </w:pPr>
+      <w:r>
+        <w:rPr>
+          <w:rFonts w:ascii="Times New Roman" w:hAnsi="Times New Roman" w:eastAsia="Times New Roman"/>
+          <w:b w:val="0"/>
+          <w:sz w:val="24"/>
+        </w:rPr>
+        <w:t>Ожидаемое: Checkout Information: First/Last/Zip (+ валидация на Android suite).</w:t>
+      </w:r>
+    </w:p>
+    <w:p>
+      <w:pPr>
+        <w:spacing w:after="120"/>
+      </w:pPr>
+      <w:r>
+        <w:rPr>
+          <w:rFonts w:ascii="Times New Roman" w:hAnsi="Times New Roman" w:eastAsia="Times New Roman"/>
+          <w:b w:val="0"/>
+          <w:sz w:val="24"/>
+        </w:rPr>
+        <w:t>Windows Firefox — PASS. Android Chrome — PASS. Вывод: Совместимо.</w:t>
+      </w:r>
+    </w:p>
+    <w:p>
+      <w:pPr>
+        <w:spacing w:after="120"/>
+      </w:pPr>
+      <w:r>
+        <w:rPr>
+          <w:rFonts w:ascii="Times New Roman" w:hAnsi="Times New Roman" w:eastAsia="Times New Roman"/>
+          <w:b/>
+          <w:sz w:val="24"/>
+        </w:rPr>
+        <w:t>Windows (automated):</w:t>
+      </w:r>
+    </w:p>
+    <w:p>
+      <w:r>
+        <w:drawing>
+          <wp:inline xmlns:a="http://schemas.openxmlformats.org/drawingml/2006/main" xmlns:pic="http://schemas.openxmlformats.org/drawingml/2006/picture">
+            <wp:extent cx="5040000" cy="3217785"/>
+            <wp:docPr id="13" name="Picture 13"/>
+            <wp:cNvGraphicFramePr>
+              <a:graphicFrameLocks noChangeAspect="1"/>
+            </wp:cNvGraphicFramePr>
+            <a:graphic>
+              <a:graphicData uri="http://schemas.openxmlformats.org/drawingml/2006/picture">
+                <pic:pic>
+                  <pic:nvPicPr>
+                    <pic:cNvPr id="0" name="07_checkout_form.png"/>
+                    <pic:cNvPicPr/>
+                  </pic:nvPicPr>
+                  <pic:blipFill>
+                    <a:blip r:embed="rId21"/>
+                    <a:stretch>
+                      <a:fillRect/>
+                    </a:stretch>
+                  </pic:blipFill>
+                  <pic:spPr>
+                    <a:xfrm>
+                      <a:off x="0" y="0"/>
+                      <a:ext cx="5040000" cy="3217785"/>
+                    </a:xfrm>
+                    <a:prstGeom prst="rect"/>
+                  </pic:spPr>
+                </pic:pic>
+              </a:graphicData>
+            </a:graphic>
+          </wp:inline>
+        </w:drawing>
+      </w:r>
+    </w:p>
+    <w:p>
+      <w:pPr>
+        <w:jc w:val="center"/>
+      </w:pPr>
+      <w:r>
+        <w:rPr>
+          <w:rFonts w:ascii="Times New Roman" w:hAnsi="Times New Roman" w:eastAsia="Times New Roman"/>
+          <w:b w:val="0"/>
+          <w:sz w:val="20"/>
+        </w:rPr>
+        <w:t>Рис. W-7 — Windows Firefox — Checkout form [AUTOMATED]</w:t>
+      </w:r>
+    </w:p>
+    <w:p>
+      <w:pPr>
+        <w:spacing w:after="120"/>
+      </w:pPr>
+      <w:r>
+        <w:rPr>
+          <w:rFonts w:ascii="Times New Roman" w:hAnsi="Times New Roman" w:eastAsia="Times New Roman"/>
+          <w:b/>
+          <w:sz w:val="24"/>
+        </w:rPr>
+        <w:t>Android (automated):</w:t>
+      </w:r>
+    </w:p>
+    <w:p>
+      <w:r>
+        <w:drawing>
+          <wp:inline xmlns:a="http://schemas.openxmlformats.org/drawingml/2006/main" xmlns:pic="http://schemas.openxmlformats.org/drawingml/2006/picture">
+            <wp:extent cx="3060000" cy="6800000"/>
+            <wp:docPr id="14" name="Picture 14"/>
+            <wp:cNvGraphicFramePr>
+              <a:graphicFrameLocks noChangeAspect="1"/>
+            </wp:cNvGraphicFramePr>
+            <a:graphic>
+              <a:graphicData uri="http://schemas.openxmlformats.org/drawingml/2006/picture">
+                <pic:pic>
+                  <pic:nvPicPr>
+                    <pic:cNvPr id="0" name="07_checkout_form.png"/>
+                    <pic:cNvPicPr/>
+                  </pic:nvPicPr>
+                  <pic:blipFill>
+                    <a:blip r:embed="rId22"/>
+                    <a:stretch>
+                      <a:fillRect/>
+                    </a:stretch>
+                  </pic:blipFill>
+                  <pic:spPr>
+                    <a:xfrm>
+                      <a:off x="0" y="0"/>
+                      <a:ext cx="3060000" cy="6800000"/>
+                    </a:xfrm>
+                    <a:prstGeom prst="rect"/>
+                  </pic:spPr>
+                </pic:pic>
+              </a:graphicData>
+            </a:graphic>
+          </wp:inline>
+        </w:drawing>
+      </w:r>
+    </w:p>
+    <w:p>
+      <w:pPr>
+        <w:jc w:val="center"/>
+      </w:pPr>
+      <w:r>
+        <w:rPr>
+          <w:rFonts w:ascii="Times New Roman" w:hAnsi="Times New Roman" w:eastAsia="Times New Roman"/>
+          <w:b w:val="0"/>
+          <w:sz w:val="20"/>
+        </w:rPr>
+        <w:t>Рис. A-7 — Android Chrome — Checkout form [AUTOMATED]</w:t>
+      </w:r>
+    </w:p>
+    <w:p>
+      <w:pPr>
+        <w:pStyle w:val="Heading2"/>
+      </w:pPr>
+      <w:r>
+        <w:rPr>
+          <w:rFonts w:ascii="Times New Roman" w:hAnsi="Times New Roman" w:eastAsia="Times New Roman"/>
+          <w:b/>
+          <w:sz w:val="26"/>
+        </w:rPr>
+        <w:t>4.8. Order confirmation</w:t>
+      </w:r>
+    </w:p>
+    <w:p>
+      <w:pPr>
+        <w:spacing w:after="120"/>
+      </w:pPr>
+      <w:r>
+        <w:rPr>
+          <w:rFonts w:ascii="Times New Roman" w:hAnsi="Times New Roman" w:eastAsia="Times New Roman"/>
+          <w:b w:val="0"/>
+          <w:sz w:val="24"/>
+        </w:rPr>
+        <w:t>Ожидаемое: Checkout Complete / Thank you for your order.</w:t>
+      </w:r>
+    </w:p>
+    <w:p>
+      <w:pPr>
+        <w:spacing w:after="120"/>
+      </w:pPr>
+      <w:r>
+        <w:rPr>
+          <w:rFonts w:ascii="Times New Roman" w:hAnsi="Times New Roman" w:eastAsia="Times New Roman"/>
+          <w:b w:val="0"/>
+          <w:sz w:val="24"/>
+        </w:rPr>
+        <w:t>Windows Firefox — PASS. Android Chrome — PASS. Вывод: Совместимо; на Android возможны артефакты GPU-композитора эмулятора.</w:t>
+      </w:r>
+    </w:p>
+    <w:p>
+      <w:pPr>
+        <w:spacing w:after="120"/>
+      </w:pPr>
+      <w:r>
+        <w:rPr>
+          <w:rFonts w:ascii="Times New Roman" w:hAnsi="Times New Roman" w:eastAsia="Times New Roman"/>
+          <w:b/>
+          <w:sz w:val="24"/>
+        </w:rPr>
+        <w:t>Windows (automated):</w:t>
+      </w:r>
+    </w:p>
+    <w:p>
+      <w:r>
+        <w:drawing>
+          <wp:inline xmlns:a="http://schemas.openxmlformats.org/drawingml/2006/main" xmlns:pic="http://schemas.openxmlformats.org/drawingml/2006/picture">
+            <wp:extent cx="5040000" cy="3217785"/>
+            <wp:docPr id="15" name="Picture 15"/>
+            <wp:cNvGraphicFramePr>
+              <a:graphicFrameLocks noChangeAspect="1"/>
+            </wp:cNvGraphicFramePr>
+            <a:graphic>
+              <a:graphicData uri="http://schemas.openxmlformats.org/drawingml/2006/picture">
+                <pic:pic>
+                  <pic:nvPicPr>
+                    <pic:cNvPr id="0" name="08_order_confirmation.png"/>
+                    <pic:cNvPicPr/>
+                  </pic:nvPicPr>
+                  <pic:blipFill>
+                    <a:blip r:embed="rId23"/>
+                    <a:stretch>
+                      <a:fillRect/>
+                    </a:stretch>
+                  </pic:blipFill>
+                  <pic:spPr>
+                    <a:xfrm>
+                      <a:off x="0" y="0"/>
+                      <a:ext cx="5040000" cy="3217785"/>
+                    </a:xfrm>
+                    <a:prstGeom prst="rect"/>
+                  </pic:spPr>
+                </pic:pic>
+              </a:graphicData>
+            </a:graphic>
+          </wp:inline>
+        </w:drawing>
+      </w:r>
+    </w:p>
+    <w:p>
+      <w:pPr>
+        <w:jc w:val="center"/>
+      </w:pPr>
+      <w:r>
+        <w:rPr>
+          <w:rFonts w:ascii="Times New Roman" w:hAnsi="Times New Roman" w:eastAsia="Times New Roman"/>
+          <w:b w:val="0"/>
+          <w:sz w:val="20"/>
+        </w:rPr>
+        <w:t>Рис. W-8 — Windows Firefox — Order confirmation [AUTOMATED]</w:t>
+      </w:r>
+    </w:p>
+    <w:p>
+      <w:pPr>
+        <w:spacing w:after="120"/>
+      </w:pPr>
+      <w:r>
+        <w:rPr>
+          <w:rFonts w:ascii="Times New Roman" w:hAnsi="Times New Roman" w:eastAsia="Times New Roman"/>
+          <w:b/>
+          <w:sz w:val="24"/>
+        </w:rPr>
+        <w:t>Android (automated):</w:t>
+      </w:r>
+    </w:p>
+    <w:p>
+      <w:r>
+        <w:drawing>
+          <wp:inline xmlns:a="http://schemas.openxmlformats.org/drawingml/2006/main" xmlns:pic="http://schemas.openxmlformats.org/drawingml/2006/picture">
+            <wp:extent cx="3060000" cy="6800000"/>
+            <wp:docPr id="16" name="Picture 16"/>
+            <wp:cNvGraphicFramePr>
+              <a:graphicFrameLocks noChangeAspect="1"/>
+            </wp:cNvGraphicFramePr>
+            <a:graphic>
+              <a:graphicData uri="http://schemas.openxmlformats.org/drawingml/2006/picture">
+                <pic:pic>
+                  <pic:nvPicPr>
+                    <pic:cNvPr id="0" name="08_order_confirmation.png"/>
+                    <pic:cNvPicPr/>
+                  </pic:nvPicPr>
+                  <pic:blipFill>
+                    <a:blip r:embed="rId24"/>
+                    <a:stretch>
+                      <a:fillRect/>
+                    </a:stretch>
+                  </pic:blipFill>
+                  <pic:spPr>
+                    <a:xfrm>
+                      <a:off x="0" y="0"/>
+                      <a:ext cx="3060000" cy="6800000"/>
+                    </a:xfrm>
+                    <a:prstGeom prst="rect"/>
+                  </pic:spPr>
+                </pic:pic>
+              </a:graphicData>
+            </a:graphic>
+          </wp:inline>
+        </w:drawing>
+      </w:r>
+    </w:p>
+    <w:p>
+      <w:pPr>
+        <w:jc w:val="center"/>
+      </w:pPr>
+      <w:r>
+        <w:rPr>
+          <w:rFonts w:ascii="Times New Roman" w:hAnsi="Times New Roman" w:eastAsia="Times New Roman"/>
+          <w:b w:val="0"/>
+          <w:sz w:val="20"/>
+        </w:rPr>
+        <w:t>Рис. A-8 — Android Chrome — Order confirmation [AUTOMATED]</w:t>
       </w:r>
     </w:p>
     <w:p>
@@ -253,9 +1648,491 @@
           <w:b/>
           <w:sz w:val="28"/>
         </w:rPr>
-        <w:t>4. Реализация</w:t>
+        <w:t>5. Сводная таблица сравнения</w:t>
       </w:r>
     </w:p>
+    <w:tbl>
+      <w:tblPr>
+        <w:tblStyle w:val="TableGrid"/>
+        <w:tblW w:type="auto" w:w="0"/>
+        <w:tblLook w:firstColumn="1" w:firstRow="1" w:lastColumn="0" w:lastRow="0" w:noHBand="0" w:noVBand="1" w:val="04A0"/>
+      </w:tblPr>
+      <w:tblGrid>
+        <w:gridCol w:w="1984"/>
+        <w:gridCol w:w="1984"/>
+        <w:gridCol w:w="1984"/>
+        <w:gridCol w:w="1984"/>
+        <w:gridCol w:w="1984"/>
+      </w:tblGrid>
+      <w:tr>
+        <w:tc>
+          <w:tcPr>
+            <w:tcW w:type="dxa" w:w="1984"/>
+          </w:tcPr>
+          <w:p>
+            <w:r>
+              <w:t>Сценарий</w:t>
+            </w:r>
+          </w:p>
+        </w:tc>
+        <w:tc>
+          <w:tcPr>
+            <w:tcW w:type="dxa" w:w="1984"/>
+          </w:tcPr>
+          <w:p>
+            <w:r>
+              <w:t>Windows</w:t>
+            </w:r>
+          </w:p>
+        </w:tc>
+        <w:tc>
+          <w:tcPr>
+            <w:tcW w:type="dxa" w:w="1984"/>
+          </w:tcPr>
+          <w:p>
+            <w:r>
+              <w:t>Android</w:t>
+            </w:r>
+          </w:p>
+        </w:tc>
+        <w:tc>
+          <w:tcPr>
+            <w:tcW w:type="dxa" w:w="1984"/>
+          </w:tcPr>
+          <w:p>
+            <w:r>
+              <w:t>Скриншоты</w:t>
+            </w:r>
+          </w:p>
+        </w:tc>
+        <w:tc>
+          <w:tcPr>
+            <w:tcW w:type="dxa" w:w="1984"/>
+          </w:tcPr>
+          <w:p>
+            <w:r>
+              <w:t>Вывод</w:t>
+            </w:r>
+          </w:p>
+        </w:tc>
+      </w:tr>
+      <w:tr>
+        <w:tc>
+          <w:tcPr>
+            <w:tcW w:type="dxa" w:w="1984"/>
+          </w:tcPr>
+          <w:p>
+            <w:r>
+              <w:t>Login page</w:t>
+            </w:r>
+          </w:p>
+        </w:tc>
+        <w:tc>
+          <w:tcPr>
+            <w:tcW w:type="dxa" w:w="1984"/>
+          </w:tcPr>
+          <w:p>
+            <w:r>
+              <w:t>PASS</w:t>
+            </w:r>
+          </w:p>
+        </w:tc>
+        <w:tc>
+          <w:tcPr>
+            <w:tcW w:type="dxa" w:w="1984"/>
+          </w:tcPr>
+          <w:p>
+            <w:r>
+              <w:t>PASS</w:t>
+            </w:r>
+          </w:p>
+        </w:tc>
+        <w:tc>
+          <w:tcPr>
+            <w:tcW w:type="dxa" w:w="1984"/>
+          </w:tcPr>
+          <w:p>
+            <w:r>
+              <w:t>01_login.png</w:t>
+            </w:r>
+          </w:p>
+        </w:tc>
+        <w:tc>
+          <w:tcPr>
+            <w:tcW w:type="dxa" w:w="1984"/>
+          </w:tcPr>
+          <w:p>
+            <w:r>
+              <w:t>Совместимо: одинаковый публичный UI SauceDemo.</w:t>
+            </w:r>
+          </w:p>
+        </w:tc>
+      </w:tr>
+      <w:tr>
+        <w:tc>
+          <w:tcPr>
+            <w:tcW w:type="dxa" w:w="1984"/>
+          </w:tcPr>
+          <w:p>
+            <w:r>
+              <w:t>Inventory / catalog</w:t>
+            </w:r>
+          </w:p>
+        </w:tc>
+        <w:tc>
+          <w:tcPr>
+            <w:tcW w:type="dxa" w:w="1984"/>
+          </w:tcPr>
+          <w:p>
+            <w:r>
+              <w:t>PASS</w:t>
+            </w:r>
+          </w:p>
+        </w:tc>
+        <w:tc>
+          <w:tcPr>
+            <w:tcW w:type="dxa" w:w="1984"/>
+          </w:tcPr>
+          <w:p>
+            <w:r>
+              <w:t>PASS</w:t>
+            </w:r>
+          </w:p>
+        </w:tc>
+        <w:tc>
+          <w:tcPr>
+            <w:tcW w:type="dxa" w:w="1984"/>
+          </w:tcPr>
+          <w:p>
+            <w:r>
+              <w:t>02_inventory.png</w:t>
+            </w:r>
+          </w:p>
+        </w:tc>
+        <w:tc>
+          <w:tcPr>
+            <w:tcW w:type="dxa" w:w="1984"/>
+          </w:tcPr>
+          <w:p>
+            <w:r>
+              <w:t>Desktop — сетка; Android — одноколоночный mobile layout.</w:t>
+            </w:r>
+          </w:p>
+        </w:tc>
+      </w:tr>
+      <w:tr>
+        <w:tc>
+          <w:tcPr>
+            <w:tcW w:type="dxa" w:w="1984"/>
+          </w:tcPr>
+          <w:p>
+            <w:r>
+              <w:t>Product details</w:t>
+            </w:r>
+          </w:p>
+        </w:tc>
+        <w:tc>
+          <w:tcPr>
+            <w:tcW w:type="dxa" w:w="1984"/>
+          </w:tcPr>
+          <w:p>
+            <w:r>
+              <w:t>PASS</w:t>
+            </w:r>
+          </w:p>
+        </w:tc>
+        <w:tc>
+          <w:tcPr>
+            <w:tcW w:type="dxa" w:w="1984"/>
+          </w:tcPr>
+          <w:p>
+            <w:r>
+              <w:t>PASS</w:t>
+            </w:r>
+          </w:p>
+        </w:tc>
+        <w:tc>
+          <w:tcPr>
+            <w:tcW w:type="dxa" w:w="1984"/>
+          </w:tcPr>
+          <w:p>
+            <w:r>
+              <w:t>03_product_details.png</w:t>
+            </w:r>
+          </w:p>
+        </w:tc>
+        <w:tc>
+          <w:tcPr>
+            <w:tcW w:type="dxa" w:w="1984"/>
+          </w:tcPr>
+          <w:p>
+            <w:r>
+              <w:t>Одинаковый DOM inventory-item / inventory-details.</w:t>
+            </w:r>
+          </w:p>
+        </w:tc>
+      </w:tr>
+      <w:tr>
+        <w:tc>
+          <w:tcPr>
+            <w:tcW w:type="dxa" w:w="1984"/>
+          </w:tcPr>
+          <w:p>
+            <w:r>
+              <w:t>Item added to cart</w:t>
+            </w:r>
+          </w:p>
+        </w:tc>
+        <w:tc>
+          <w:tcPr>
+            <w:tcW w:type="dxa" w:w="1984"/>
+          </w:tcPr>
+          <w:p>
+            <w:r>
+              <w:t>PASS</w:t>
+            </w:r>
+          </w:p>
+        </w:tc>
+        <w:tc>
+          <w:tcPr>
+            <w:tcW w:type="dxa" w:w="1984"/>
+          </w:tcPr>
+          <w:p>
+            <w:r>
+              <w:t>PASS</w:t>
+            </w:r>
+          </w:p>
+        </w:tc>
+        <w:tc>
+          <w:tcPr>
+            <w:tcW w:type="dxa" w:w="1984"/>
+          </w:tcPr>
+          <w:p>
+            <w:r>
+              <w:t>04_added_to_cart.png</w:t>
+            </w:r>
+          </w:p>
+        </w:tc>
+        <w:tc>
+          <w:tcPr>
+            <w:tcW w:type="dxa" w:w="1984"/>
+          </w:tcPr>
+          <w:p>
+            <w:r>
+              <w:t>Совместимо.</w:t>
+            </w:r>
+          </w:p>
+        </w:tc>
+      </w:tr>
+      <w:tr>
+        <w:tc>
+          <w:tcPr>
+            <w:tcW w:type="dxa" w:w="1984"/>
+          </w:tcPr>
+          <w:p>
+            <w:r>
+              <w:t>Cart contents</w:t>
+            </w:r>
+          </w:p>
+        </w:tc>
+        <w:tc>
+          <w:tcPr>
+            <w:tcW w:type="dxa" w:w="1984"/>
+          </w:tcPr>
+          <w:p>
+            <w:r>
+              <w:t>PASS</w:t>
+            </w:r>
+          </w:p>
+        </w:tc>
+        <w:tc>
+          <w:tcPr>
+            <w:tcW w:type="dxa" w:w="1984"/>
+          </w:tcPr>
+          <w:p>
+            <w:r>
+              <w:t>PASS</w:t>
+            </w:r>
+          </w:p>
+        </w:tc>
+        <w:tc>
+          <w:tcPr>
+            <w:tcW w:type="dxa" w:w="1984"/>
+          </w:tcPr>
+          <w:p>
+            <w:r>
+              <w:t>05_cart.png</w:t>
+            </w:r>
+          </w:p>
+        </w:tc>
+        <w:tc>
+          <w:tcPr>
+            <w:tcW w:type="dxa" w:w="1984"/>
+          </w:tcPr>
+          <w:p>
+            <w:r>
+              <w:t>Совместимо.</w:t>
+            </w:r>
+          </w:p>
+        </w:tc>
+      </w:tr>
+      <w:tr>
+        <w:tc>
+          <w:tcPr>
+            <w:tcW w:type="dxa" w:w="1984"/>
+          </w:tcPr>
+          <w:p>
+            <w:r>
+              <w:t>Navigation menu</w:t>
+            </w:r>
+          </w:p>
+        </w:tc>
+        <w:tc>
+          <w:tcPr>
+            <w:tcW w:type="dxa" w:w="1984"/>
+          </w:tcPr>
+          <w:p>
+            <w:r>
+              <w:t>PASS</w:t>
+            </w:r>
+          </w:p>
+        </w:tc>
+        <w:tc>
+          <w:tcPr>
+            <w:tcW w:type="dxa" w:w="1984"/>
+          </w:tcPr>
+          <w:p>
+            <w:r>
+              <w:t>PASS</w:t>
+            </w:r>
+          </w:p>
+        </w:tc>
+        <w:tc>
+          <w:tcPr>
+            <w:tcW w:type="dxa" w:w="1984"/>
+          </w:tcPr>
+          <w:p>
+            <w:r>
+              <w:t>06_menu.png</w:t>
+            </w:r>
+          </w:p>
+        </w:tc>
+        <w:tc>
+          <w:tcPr>
+            <w:tcW w:type="dxa" w:w="1984"/>
+          </w:tcPr>
+          <w:p>
+            <w:r>
+              <w:t>На Android меню критичнее из‑за узкого viewport.</w:t>
+            </w:r>
+          </w:p>
+        </w:tc>
+      </w:tr>
+      <w:tr>
+        <w:tc>
+          <w:tcPr>
+            <w:tcW w:type="dxa" w:w="1984"/>
+          </w:tcPr>
+          <w:p>
+            <w:r>
+              <w:t>Checkout form</w:t>
+            </w:r>
+          </w:p>
+        </w:tc>
+        <w:tc>
+          <w:tcPr>
+            <w:tcW w:type="dxa" w:w="1984"/>
+          </w:tcPr>
+          <w:p>
+            <w:r>
+              <w:t>PASS</w:t>
+            </w:r>
+          </w:p>
+        </w:tc>
+        <w:tc>
+          <w:tcPr>
+            <w:tcW w:type="dxa" w:w="1984"/>
+          </w:tcPr>
+          <w:p>
+            <w:r>
+              <w:t>PASS</w:t>
+            </w:r>
+          </w:p>
+        </w:tc>
+        <w:tc>
+          <w:tcPr>
+            <w:tcW w:type="dxa" w:w="1984"/>
+          </w:tcPr>
+          <w:p>
+            <w:r>
+              <w:t>07_checkout_form.png</w:t>
+            </w:r>
+          </w:p>
+        </w:tc>
+        <w:tc>
+          <w:tcPr>
+            <w:tcW w:type="dxa" w:w="1984"/>
+          </w:tcPr>
+          <w:p>
+            <w:r>
+              <w:t>Совместимо.</w:t>
+            </w:r>
+          </w:p>
+        </w:tc>
+      </w:tr>
+      <w:tr>
+        <w:tc>
+          <w:tcPr>
+            <w:tcW w:type="dxa" w:w="1984"/>
+          </w:tcPr>
+          <w:p>
+            <w:r>
+              <w:t>Order confirmation</w:t>
+            </w:r>
+          </w:p>
+        </w:tc>
+        <w:tc>
+          <w:tcPr>
+            <w:tcW w:type="dxa" w:w="1984"/>
+          </w:tcPr>
+          <w:p>
+            <w:r>
+              <w:t>PASS</w:t>
+            </w:r>
+          </w:p>
+        </w:tc>
+        <w:tc>
+          <w:tcPr>
+            <w:tcW w:type="dxa" w:w="1984"/>
+          </w:tcPr>
+          <w:p>
+            <w:r>
+              <w:t>PASS</w:t>
+            </w:r>
+          </w:p>
+        </w:tc>
+        <w:tc>
+          <w:tcPr>
+            <w:tcW w:type="dxa" w:w="1984"/>
+          </w:tcPr>
+          <w:p>
+            <w:r>
+              <w:t>08_order_confirmation.png</w:t>
+            </w:r>
+          </w:p>
+        </w:tc>
+        <w:tc>
+          <w:tcPr>
+            <w:tcW w:type="dxa" w:w="1984"/>
+          </w:tcPr>
+          <w:p>
+            <w:r>
+              <w:t>Совместимо; на Android возможны артефакты GPU-композитора эмулятора.</w:t>
+            </w:r>
+          </w:p>
+        </w:tc>
+      </w:tr>
+    </w:tbl>
     <w:p>
       <w:pPr>
         <w:spacing w:after="120"/>
@@ -266,46 +2143,6 @@
           <w:b w:val="0"/>
           <w:sz w:val="24"/>
         </w:rPr>
-        <w:t>mobile/gestures/android_gestures.py — AndroidGestures.</w:t>
-      </w:r>
-    </w:p>
-    <w:p>
-      <w:pPr>
-        <w:spacing w:after="120"/>
-      </w:pPr>
-      <w:r>
-        <w:rPr>
-          <w:rFonts w:ascii="Times New Roman" w:hAnsi="Times New Roman" w:eastAsia="Times New Roman"/>
-          <w:b w:val="0"/>
-          <w:sz w:val="24"/>
-        </w:rPr>
-        <w:t>mobile/gestures/platform.py — GesturePort / AndroidGesturePort / IOSGesturePort(заглушка).</w:t>
-      </w:r>
-    </w:p>
-    <w:p>
-      <w:pPr>
-        <w:spacing w:after="0"/>
-      </w:pPr>
-      <w:r>
-        <w:rPr>
-          <w:rFonts w:ascii="Consolas" w:hAnsi="Consolas" w:eastAsia="Consolas"/>
-          <w:b w:val="0"/>
-          <w:sz w:val="18"/>
-        </w:rPr>
-        <w:t>.\scripts\start_kt06_services.ps1 -AvdName Medium_Phone_API_36.1</w:t>
-      </w:r>
-    </w:p>
-    <w:p>
-      <w:pPr>
-        <w:spacing w:after="0"/>
-      </w:pPr>
-      <w:r>
-        <w:rPr>
-          <w:rFonts w:ascii="Consolas" w:hAnsi="Consolas" w:eastAsia="Consolas"/>
-          <w:b w:val="0"/>
-          <w:sz w:val="18"/>
-        </w:rPr>
-        <w:t>.\scripts\run_kt09.ps1 -Udid emulator-5554</w:t>
       </w:r>
     </w:p>
     <w:p>
@@ -318,20 +2155,7 @@
           <w:b/>
           <w:sz w:val="28"/>
         </w:rPr>
-        <w:t>5. Результаты</w:t>
-      </w:r>
-    </w:p>
-    <w:p>
-      <w:pPr>
-        <w:spacing w:after="120"/>
-      </w:pPr>
-      <w:r>
-        <w:rPr>
-          <w:rFonts w:ascii="Times New Roman" w:hAnsi="Times New Roman" w:eastAsia="Times New Roman"/>
-          <w:b w:val="0"/>
-          <w:sz w:val="24"/>
-        </w:rPr>
-        <w:t>Диагностика: PASS. Suite: 5 passed in 54.93s, exit 0.</w:t>
+        <w:t>6. Жесты Appium (supplementary, сохранено)</w:t>
       </w:r>
     </w:p>
     <w:tbl>
@@ -341,14 +2165,14 @@
         <w:tblLook w:firstColumn="1" w:firstRow="1" w:lastColumn="0" w:lastRow="0" w:noHBand="0" w:noVBand="1" w:val="04A0"/>
       </w:tblPr>
       <w:tblGrid>
-        <w:gridCol w:w="3324"/>
-        <w:gridCol w:w="3324"/>
-        <w:gridCol w:w="3324"/>
+        <w:gridCol w:w="3307"/>
+        <w:gridCol w:w="3307"/>
+        <w:gridCol w:w="3307"/>
       </w:tblGrid>
       <w:tr>
         <w:tc>
           <w:tcPr>
-            <w:tcW w:type="dxa" w:w="3324"/>
+            <w:tcW w:type="dxa" w:w="3307"/>
           </w:tcPr>
           <w:p>
             <w:r>
@@ -358,7 +2182,7 @@
         </w:tc>
         <w:tc>
           <w:tcPr>
-            <w:tcW w:type="dxa" w:w="3324"/>
+            <w:tcW w:type="dxa" w:w="3307"/>
           </w:tcPr>
           <w:p>
             <w:r>
@@ -368,7 +2192,7 @@
         </w:tc>
         <w:tc>
           <w:tcPr>
-            <w:tcW w:type="dxa" w:w="3324"/>
+            <w:tcW w:type="dxa" w:w="3307"/>
           </w:tcPr>
           <w:p>
             <w:r>
@@ -380,7 +2204,7 @@
       <w:tr>
         <w:tc>
           <w:tcPr>
-            <w:tcW w:type="dxa" w:w="3324"/>
+            <w:tcW w:type="dxa" w:w="3307"/>
           </w:tcPr>
           <w:p>
             <w:r>
@@ -390,7 +2214,7 @@
         </w:tc>
         <w:tc>
           <w:tcPr>
-            <w:tcW w:type="dxa" w:w="3324"/>
+            <w:tcW w:type="dxa" w:w="3307"/>
           </w:tcPr>
           <w:p>
             <w:r>
@@ -400,7 +2224,7 @@
         </w:tc>
         <w:tc>
           <w:tcPr>
-            <w:tcW w:type="dxa" w:w="3324"/>
+            <w:tcW w:type="dxa" w:w="3307"/>
           </w:tcPr>
           <w:p>
             <w:r>
@@ -412,7 +2236,7 @@
       <w:tr>
         <w:tc>
           <w:tcPr>
-            <w:tcW w:type="dxa" w:w="3324"/>
+            <w:tcW w:type="dxa" w:w="3307"/>
           </w:tcPr>
           <w:p>
             <w:r>
@@ -422,7 +2246,7 @@
         </w:tc>
         <w:tc>
           <w:tcPr>
-            <w:tcW w:type="dxa" w:w="3324"/>
+            <w:tcW w:type="dxa" w:w="3307"/>
           </w:tcPr>
           <w:p>
             <w:r>
@@ -432,7 +2256,7 @@
         </w:tc>
         <w:tc>
           <w:tcPr>
-            <w:tcW w:type="dxa" w:w="3324"/>
+            <w:tcW w:type="dxa" w:w="3307"/>
           </w:tcPr>
           <w:p>
             <w:r>
@@ -444,7 +2268,7 @@
       <w:tr>
         <w:tc>
           <w:tcPr>
-            <w:tcW w:type="dxa" w:w="3324"/>
+            <w:tcW w:type="dxa" w:w="3307"/>
           </w:tcPr>
           <w:p>
             <w:r>
@@ -454,7 +2278,7 @@
         </w:tc>
         <w:tc>
           <w:tcPr>
-            <w:tcW w:type="dxa" w:w="3324"/>
+            <w:tcW w:type="dxa" w:w="3307"/>
           </w:tcPr>
           <w:p>
             <w:r>
@@ -464,7 +2288,7 @@
         </w:tc>
         <w:tc>
           <w:tcPr>
-            <w:tcW w:type="dxa" w:w="3324"/>
+            <w:tcW w:type="dxa" w:w="3307"/>
           </w:tcPr>
           <w:p>
             <w:r>
@@ -476,7 +2300,7 @@
       <w:tr>
         <w:tc>
           <w:tcPr>
-            <w:tcW w:type="dxa" w:w="3324"/>
+            <w:tcW w:type="dxa" w:w="3307"/>
           </w:tcPr>
           <w:p>
             <w:r>
@@ -486,7 +2310,7 @@
         </w:tc>
         <w:tc>
           <w:tcPr>
-            <w:tcW w:type="dxa" w:w="3324"/>
+            <w:tcW w:type="dxa" w:w="3307"/>
           </w:tcPr>
           <w:p>
             <w:r>
@@ -496,7 +2320,7 @@
         </w:tc>
         <w:tc>
           <w:tcPr>
-            <w:tcW w:type="dxa" w:w="3324"/>
+            <w:tcW w:type="dxa" w:w="3307"/>
           </w:tcPr>
           <w:p>
             <w:r>
@@ -508,7 +2332,7 @@
       <w:tr>
         <w:tc>
           <w:tcPr>
-            <w:tcW w:type="dxa" w:w="3324"/>
+            <w:tcW w:type="dxa" w:w="3307"/>
           </w:tcPr>
           <w:p>
             <w:r>
@@ -518,7 +2342,7 @@
         </w:tc>
         <w:tc>
           <w:tcPr>
-            <w:tcW w:type="dxa" w:w="3324"/>
+            <w:tcW w:type="dxa" w:w="3307"/>
           </w:tcPr>
           <w:p>
             <w:r>
@@ -528,7 +2352,7 @@
         </w:tc>
         <w:tc>
           <w:tcPr>
-            <w:tcW w:type="dxa" w:w="3324"/>
+            <w:tcW w:type="dxa" w:w="3307"/>
           </w:tcPr>
           <w:p>
             <w:r>
@@ -573,7 +2397,7 @@
           <w:b/>
           <w:sz w:val="28"/>
         </w:rPr>
-        <w:t>6. Кроссплатформенность (жесты)</w:t>
+        <w:t>7. Ручное тестирование</w:t>
       </w:r>
     </w:p>
     <w:p>
@@ -586,7 +2410,7 @@
           <w:b/>
           <w:sz w:val="24"/>
         </w:rPr>
-        <w:t>Общий контракт GesturePort позволяет в будущем подключить XCUITest. Жесты: протестирован только Android. iOS NOT RUN — нет симулятора/драйвера/сборки.</w:t>
+        <w:t>Человеческий manual checklist не выполнен в этой итерации. Статус: PENDING HUMAN VERIFICATION (mobile/docs/kt09-manual-checklist.md). Автоматические скриншоты не выдаются за ручные.</w:t>
       </w:r>
     </w:p>
     <w:p>
@@ -599,7 +2423,7 @@
           <w:b/>
           <w:sz w:val="28"/>
         </w:rPr>
-        <w:t>7. Слои доказательств (разделение)</w:t>
+        <w:t>8. Находки и ограничения</w:t>
       </w:r>
     </w:p>
     <w:p>
@@ -612,7 +2436,7 @@
           <w:b w:val="0"/>
           <w:sz w:val="24"/>
         </w:rPr>
-        <w:t>1) Исторические жесты Android Appium — 5 PASS / 54.93 с (supplementary).</w:t>
+        <w:t>• Функциональных дефектов SauceDemo на Windows/Android automation не подтверждено.</w:t>
       </w:r>
     </w:p>
     <w:p>
@@ -625,7 +2449,7 @@
           <w:b w:val="0"/>
           <w:sz w:val="24"/>
         </w:rPr>
-        <w:t>2) Windows automated web (Selenium) — 2 PASS / 12.43 с.</w:t>
+        <w:t>• На Android Chrome эмулятора иногда появляются диалоги Google Password Manager и артефакты GPU-композитора на части кадров — это окружение, не баг сайта.</w:t>
       </w:r>
     </w:p>
     <w:p>
@@ -638,20 +2462,20 @@
           <w:b w:val="0"/>
           <w:sz w:val="24"/>
         </w:rPr>
-        <w:t>3) Android automated web (Appium Chrome DOM) — 11 PASS / 36.91 с.</w:t>
+        <w:t>• iOS: NOT RUN.</w:t>
       </w:r>
     </w:p>
     <w:p>
       <w:pPr>
-        <w:spacing w:after="120"/>
+        <w:pStyle w:val="Heading1"/>
       </w:pPr>
       <w:r>
         <w:rPr>
           <w:rFonts w:ascii="Times New Roman" w:hAnsi="Times New Roman" w:eastAsia="Times New Roman"/>
           <w:b/>
-          <w:sz w:val="24"/>
+          <w:sz w:val="28"/>
         </w:rPr>
-        <w:t>4) Genuine manual execution — PENDING HUMAN VERIFICATION (см. mobile/docs/kt09-manual-checklist.md и kt09-manual-execution-guide.md). Автоматизация не заменяет ручной прогон.</w:t>
+        <w:t>9. Заключение</w:t>
       </w:r>
     </w:p>
     <w:p>
@@ -664,1158 +2488,12 @@
           <w:b w:val="0"/>
           <w:sz w:val="24"/>
         </w:rPr>
-        <w:t>5) Cross-platform conclusions — automation Compatible; manual TBD.</w:t>
-      </w:r>
-    </w:p>
-    <w:p>
-      <w:pPr>
-        <w:spacing w:after="0"/>
-      </w:pPr>
-      <w:r>
-        <w:rPr>
-          <w:rFonts w:ascii="Consolas" w:hAnsi="Consolas" w:eastAsia="Consolas"/>
-          <w:b w:val="0"/>
-          <w:sz w:val="18"/>
-        </w:rPr>
-        <w:t>Windows auto: 2 passed in 12.43s</w:t>
-      </w:r>
-    </w:p>
-    <w:p>
-      <w:pPr>
-        <w:spacing w:after="0"/>
-      </w:pPr>
-      <w:r>
-        <w:rPr>
-          <w:rFonts w:ascii="Consolas" w:hAnsi="Consolas" w:eastAsia="Consolas"/>
-          <w:b w:val="0"/>
-          <w:sz w:val="18"/>
-        </w:rPr>
-        <w:t>Android DOM auto: 11 passed in 36.91s (TC09-W01…W10 + journey)</w:t>
-      </w:r>
-    </w:p>
-    <w:p>
-      <w:pPr>
-        <w:spacing w:after="0"/>
-      </w:pPr>
-      <w:r>
-        <w:rPr>
-          <w:rFonts w:ascii="Consolas" w:hAnsi="Consolas" w:eastAsia="Consolas"/>
-          <w:b w:val="0"/>
-          <w:sz w:val="18"/>
-        </w:rPr>
-        <w:t>ChromeDriver: mobile/drivers/chromedriver-134.exe</w:t>
-      </w:r>
-    </w:p>
-    <w:p>
-      <w:pPr>
-        <w:spacing w:after="0"/>
-      </w:pPr>
-      <w:r>
-        <w:rPr>
-          <w:rFonts w:ascii="Consolas" w:hAnsi="Consolas" w:eastAsia="Consolas"/>
-          <w:b w:val="0"/>
-          <w:sz w:val="18"/>
-        </w:rPr>
-        <w:t>Manual checklist: PENDING HUMAN VERIFICATION</w:t>
-      </w:r>
-    </w:p>
-    <w:p>
-      <w:pPr>
-        <w:spacing w:after="0"/>
-      </w:pPr>
-      <w:r>
-        <w:rPr>
-          <w:rFonts w:ascii="Consolas" w:hAnsi="Consolas" w:eastAsia="Consolas"/>
-          <w:b w:val="0"/>
-          <w:sz w:val="18"/>
-        </w:rPr>
-        <w:t>Manual screenshots dirs: screenshots/kt09/manual/{windows,android}/</w:t>
-      </w:r>
-    </w:p>
-    <w:p>
-      <w:pPr>
-        <w:pStyle w:val="Heading1"/>
-      </w:pPr>
-      <w:r>
-        <w:rPr>
-          <w:rFonts w:ascii="Times New Roman" w:hAnsi="Times New Roman" w:eastAsia="Times New Roman"/>
-          <w:b/>
-          <w:sz w:val="28"/>
-        </w:rPr>
-        <w:t>8. Скриншоты — жесты Android</w:t>
-      </w:r>
-    </w:p>
-    <w:p>
-      <w:r>
-        <w:drawing>
-          <wp:inline xmlns:a="http://schemas.openxmlformats.org/drawingml/2006/main" xmlns:pic="http://schemas.openxmlformats.org/drawingml/2006/picture">
-            <wp:extent cx="2700000" cy="6000000"/>
-            <wp:docPr id="1" name="Picture 1"/>
-            <wp:cNvGraphicFramePr>
-              <a:graphicFrameLocks noChangeAspect="1"/>
-            </wp:cNvGraphicFramePr>
-            <a:graphic>
-              <a:graphicData uri="http://schemas.openxmlformats.org/drawingml/2006/picture">
-                <pic:pic>
-                  <pic:nvPicPr>
-                    <pic:cNvPr id="0" name="01_views_before_swipe_up.png"/>
-                    <pic:cNvPicPr/>
-                  </pic:nvPicPr>
-                  <pic:blipFill>
-                    <a:blip r:embed="rId9"/>
-                    <a:stretch>
-                      <a:fillRect/>
-                    </a:stretch>
-                  </pic:blipFill>
-                  <pic:spPr>
-                    <a:xfrm>
-                      <a:off x="0" y="0"/>
-                      <a:ext cx="2700000" cy="6000000"/>
-                    </a:xfrm>
-                    <a:prstGeom prst="rect"/>
-                  </pic:spPr>
-                </pic:pic>
-              </a:graphicData>
-            </a:graphic>
-          </wp:inline>
-        </w:drawing>
-      </w:r>
-    </w:p>
-    <w:p>
-      <w:pPr>
-        <w:jc w:val="center"/>
-      </w:pPr>
-      <w:r>
-        <w:rPr>
-          <w:rFonts w:ascii="Times New Roman" w:hAnsi="Times New Roman" w:eastAsia="Times New Roman"/>
-          <w:b w:val="0"/>
-          <w:sz w:val="22"/>
-        </w:rPr>
-        <w:t>Рисунок 1 — Views до swipe up</w:t>
-      </w:r>
-    </w:p>
-    <w:p>
-      <w:r>
-        <w:drawing>
-          <wp:inline xmlns:a="http://schemas.openxmlformats.org/drawingml/2006/main" xmlns:pic="http://schemas.openxmlformats.org/drawingml/2006/picture">
-            <wp:extent cx="2700000" cy="6000000"/>
-            <wp:docPr id="2" name="Picture 2"/>
-            <wp:cNvGraphicFramePr>
-              <a:graphicFrameLocks noChangeAspect="1"/>
-            </wp:cNvGraphicFramePr>
-            <a:graphic>
-              <a:graphicData uri="http://schemas.openxmlformats.org/drawingml/2006/picture">
-                <pic:pic>
-                  <pic:nvPicPr>
-                    <pic:cNvPr id="0" name="02_views_after_swipe_up.png"/>
-                    <pic:cNvPicPr/>
-                  </pic:nvPicPr>
-                  <pic:blipFill>
-                    <a:blip r:embed="rId10"/>
-                    <a:stretch>
-                      <a:fillRect/>
-                    </a:stretch>
-                  </pic:blipFill>
-                  <pic:spPr>
-                    <a:xfrm>
-                      <a:off x="0" y="0"/>
-                      <a:ext cx="2700000" cy="6000000"/>
-                    </a:xfrm>
-                    <a:prstGeom prst="rect"/>
-                  </pic:spPr>
-                </pic:pic>
-              </a:graphicData>
-            </a:graphic>
-          </wp:inline>
-        </w:drawing>
-      </w:r>
-    </w:p>
-    <w:p>
-      <w:pPr>
-        <w:jc w:val="center"/>
-      </w:pPr>
-      <w:r>
-        <w:rPr>
-          <w:rFonts w:ascii="Times New Roman" w:hAnsi="Times New Roman" w:eastAsia="Times New Roman"/>
-          <w:b w:val="0"/>
-          <w:sz w:val="22"/>
-        </w:rPr>
-        <w:t>Рисунок 2 — Views после swipe up</w:t>
-      </w:r>
-    </w:p>
-    <w:p>
-      <w:r>
-        <w:drawing>
-          <wp:inline xmlns:a="http://schemas.openxmlformats.org/drawingml/2006/main" xmlns:pic="http://schemas.openxmlformats.org/drawingml/2006/picture">
-            <wp:extent cx="2700000" cy="6000000"/>
-            <wp:docPr id="3" name="Picture 3"/>
-            <wp:cNvGraphicFramePr>
-              <a:graphicFrameLocks noChangeAspect="1"/>
-            </wp:cNvGraphicFramePr>
-            <a:graphic>
-              <a:graphicData uri="http://schemas.openxmlformats.org/drawingml/2006/picture">
-                <pic:pic>
-                  <pic:nvPicPr>
-                    <pic:cNvPr id="0" name="03_views_before_swipe_down.png"/>
-                    <pic:cNvPicPr/>
-                  </pic:nvPicPr>
-                  <pic:blipFill>
-                    <a:blip r:embed="rId11"/>
-                    <a:stretch>
-                      <a:fillRect/>
-                    </a:stretch>
-                  </pic:blipFill>
-                  <pic:spPr>
-                    <a:xfrm>
-                      <a:off x="0" y="0"/>
-                      <a:ext cx="2700000" cy="6000000"/>
-                    </a:xfrm>
-                    <a:prstGeom prst="rect"/>
-                  </pic:spPr>
-                </pic:pic>
-              </a:graphicData>
-            </a:graphic>
-          </wp:inline>
-        </w:drawing>
-      </w:r>
-    </w:p>
-    <w:p>
-      <w:pPr>
-        <w:jc w:val="center"/>
-      </w:pPr>
-      <w:r>
-        <w:rPr>
-          <w:rFonts w:ascii="Times New Roman" w:hAnsi="Times New Roman" w:eastAsia="Times New Roman"/>
-          <w:b w:val="0"/>
-          <w:sz w:val="22"/>
-        </w:rPr>
-        <w:t>Рисунок 3 — Views до swipe down</w:t>
-      </w:r>
-    </w:p>
-    <w:p>
-      <w:r>
-        <w:drawing>
-          <wp:inline xmlns:a="http://schemas.openxmlformats.org/drawingml/2006/main" xmlns:pic="http://schemas.openxmlformats.org/drawingml/2006/picture">
-            <wp:extent cx="2700000" cy="6000000"/>
-            <wp:docPr id="4" name="Picture 4"/>
-            <wp:cNvGraphicFramePr>
-              <a:graphicFrameLocks noChangeAspect="1"/>
-            </wp:cNvGraphicFramePr>
-            <a:graphic>
-              <a:graphicData uri="http://schemas.openxmlformats.org/drawingml/2006/picture">
-                <pic:pic>
-                  <pic:nvPicPr>
-                    <pic:cNvPr id="0" name="04_views_after_swipe_down.png"/>
-                    <pic:cNvPicPr/>
-                  </pic:nvPicPr>
-                  <pic:blipFill>
-                    <a:blip r:embed="rId12"/>
-                    <a:stretch>
-                      <a:fillRect/>
-                    </a:stretch>
-                  </pic:blipFill>
-                  <pic:spPr>
-                    <a:xfrm>
-                      <a:off x="0" y="0"/>
-                      <a:ext cx="2700000" cy="6000000"/>
-                    </a:xfrm>
-                    <a:prstGeom prst="rect"/>
-                  </pic:spPr>
-                </pic:pic>
-              </a:graphicData>
-            </a:graphic>
-          </wp:inline>
-        </w:drawing>
-      </w:r>
-    </w:p>
-    <w:p>
-      <w:pPr>
-        <w:jc w:val="center"/>
-      </w:pPr>
-      <w:r>
-        <w:rPr>
-          <w:rFonts w:ascii="Times New Roman" w:hAnsi="Times New Roman" w:eastAsia="Times New Roman"/>
-          <w:b w:val="0"/>
-          <w:sz w:val="22"/>
-        </w:rPr>
-        <w:t>Рисунок 4 — Views после swipe down</w:t>
-      </w:r>
-    </w:p>
-    <w:p>
-      <w:r>
-        <w:drawing>
-          <wp:inline xmlns:a="http://schemas.openxmlformats.org/drawingml/2006/main" xmlns:pic="http://schemas.openxmlformats.org/drawingml/2006/picture">
-            <wp:extent cx="2700000" cy="6000000"/>
-            <wp:docPr id="5" name="Picture 5"/>
-            <wp:cNvGraphicFramePr>
-              <a:graphicFrameLocks noChangeAspect="1"/>
-            </wp:cNvGraphicFramePr>
-            <a:graphic>
-              <a:graphicData uri="http://schemas.openxmlformats.org/drawingml/2006/picture">
-                <pic:pic>
-                  <pic:nvPicPr>
-                    <pic:cNvPr id="0" name="05_before_scroll_to_textfields.png"/>
-                    <pic:cNvPicPr/>
-                  </pic:nvPicPr>
-                  <pic:blipFill>
-                    <a:blip r:embed="rId13"/>
-                    <a:stretch>
-                      <a:fillRect/>
-                    </a:stretch>
-                  </pic:blipFill>
-                  <pic:spPr>
-                    <a:xfrm>
-                      <a:off x="0" y="0"/>
-                      <a:ext cx="2700000" cy="6000000"/>
-                    </a:xfrm>
-                    <a:prstGeom prst="rect"/>
-                  </pic:spPr>
-                </pic:pic>
-              </a:graphicData>
-            </a:graphic>
-          </wp:inline>
-        </w:drawing>
-      </w:r>
-    </w:p>
-    <w:p>
-      <w:pPr>
-        <w:jc w:val="center"/>
-      </w:pPr>
-      <w:r>
-        <w:rPr>
-          <w:rFonts w:ascii="Times New Roman" w:hAnsi="Times New Roman" w:eastAsia="Times New Roman"/>
-          <w:b w:val="0"/>
-          <w:sz w:val="22"/>
-        </w:rPr>
-        <w:t>Рисунок 5 — До scroll к TextFields</w:t>
-      </w:r>
-    </w:p>
-    <w:p>
-      <w:r>
-        <w:drawing>
-          <wp:inline xmlns:a="http://schemas.openxmlformats.org/drawingml/2006/main" xmlns:pic="http://schemas.openxmlformats.org/drawingml/2006/picture">
-            <wp:extent cx="2700000" cy="6000000"/>
-            <wp:docPr id="6" name="Picture 6"/>
-            <wp:cNvGraphicFramePr>
-              <a:graphicFrameLocks noChangeAspect="1"/>
-            </wp:cNvGraphicFramePr>
-            <a:graphic>
-              <a:graphicData uri="http://schemas.openxmlformats.org/drawingml/2006/picture">
-                <pic:pic>
-                  <pic:nvPicPr>
-                    <pic:cNvPr id="0" name="06_after_scroll_to_textfields.png"/>
-                    <pic:cNvPicPr/>
-                  </pic:nvPicPr>
-                  <pic:blipFill>
-                    <a:blip r:embed="rId14"/>
-                    <a:stretch>
-                      <a:fillRect/>
-                    </a:stretch>
-                  </pic:blipFill>
-                  <pic:spPr>
-                    <a:xfrm>
-                      <a:off x="0" y="0"/>
-                      <a:ext cx="2700000" cy="6000000"/>
-                    </a:xfrm>
-                    <a:prstGeom prst="rect"/>
-                  </pic:spPr>
-                </pic:pic>
-              </a:graphicData>
-            </a:graphic>
-          </wp:inline>
-        </w:drawing>
-      </w:r>
-    </w:p>
-    <w:p>
-      <w:pPr>
-        <w:jc w:val="center"/>
-      </w:pPr>
-      <w:r>
-        <w:rPr>
-          <w:rFonts w:ascii="Times New Roman" w:hAnsi="Times New Roman" w:eastAsia="Times New Roman"/>
-          <w:b w:val="0"/>
-          <w:sz w:val="22"/>
-        </w:rPr>
-        <w:t>Рисунок 6 — TextFields виден</w:t>
-      </w:r>
-    </w:p>
-    <w:p>
-      <w:r>
-        <w:drawing>
-          <wp:inline xmlns:a="http://schemas.openxmlformats.org/drawingml/2006/main" xmlns:pic="http://schemas.openxmlformats.org/drawingml/2006/picture">
-            <wp:extent cx="2700000" cy="6000000"/>
-            <wp:docPr id="7" name="Picture 7"/>
-            <wp:cNvGraphicFramePr>
-              <a:graphicFrameLocks noChangeAspect="1"/>
-            </wp:cNvGraphicFramePr>
-            <a:graphic>
-              <a:graphicData uri="http://schemas.openxmlformats.org/drawingml/2006/picture">
-                <pic:pic>
-                  <pic:nvPicPr>
-                    <pic:cNvPr id="0" name="07_textfields_opened.png"/>
-                    <pic:cNvPicPr/>
-                  </pic:nvPicPr>
-                  <pic:blipFill>
-                    <a:blip r:embed="rId15"/>
-                    <a:stretch>
-                      <a:fillRect/>
-                    </a:stretch>
-                  </pic:blipFill>
-                  <pic:spPr>
-                    <a:xfrm>
-                      <a:off x="0" y="0"/>
-                      <a:ext cx="2700000" cy="6000000"/>
-                    </a:xfrm>
-                    <a:prstGeom prst="rect"/>
-                  </pic:spPr>
-                </pic:pic>
-              </a:graphicData>
-            </a:graphic>
-          </wp:inline>
-        </w:drawing>
-      </w:r>
-    </w:p>
-    <w:p>
-      <w:pPr>
-        <w:jc w:val="center"/>
-      </w:pPr>
-      <w:r>
-        <w:rPr>
-          <w:rFonts w:ascii="Times New Roman" w:hAnsi="Times New Roman" w:eastAsia="Times New Roman"/>
-          <w:b w:val="0"/>
-          <w:sz w:val="22"/>
-        </w:rPr>
-        <w:t>Рисунок 7 — TextFields открыт</w:t>
-      </w:r>
-    </w:p>
-    <w:p>
-      <w:r>
-        <w:drawing>
-          <wp:inline xmlns:a="http://schemas.openxmlformats.org/drawingml/2006/main" xmlns:pic="http://schemas.openxmlformats.org/drawingml/2006/picture">
-            <wp:extent cx="2700000" cy="6000000"/>
-            <wp:docPr id="8" name="Picture 8"/>
-            <wp:cNvGraphicFramePr>
-              <a:graphicFrameLocks noChangeAspect="1"/>
-            </wp:cNvGraphicFramePr>
-            <a:graphic>
-              <a:graphicData uri="http://schemas.openxmlformats.org/drawingml/2006/picture">
-                <pic:pic>
-                  <pic:nvPicPr>
-                    <pic:cNvPr id="0" name="08_gallery_before_swipe_left.png"/>
-                    <pic:cNvPicPr/>
-                  </pic:nvPicPr>
-                  <pic:blipFill>
-                    <a:blip r:embed="rId16"/>
-                    <a:stretch>
-                      <a:fillRect/>
-                    </a:stretch>
-                  </pic:blipFill>
-                  <pic:spPr>
-                    <a:xfrm>
-                      <a:off x="0" y="0"/>
-                      <a:ext cx="2700000" cy="6000000"/>
-                    </a:xfrm>
-                    <a:prstGeom prst="rect"/>
-                  </pic:spPr>
-                </pic:pic>
-              </a:graphicData>
-            </a:graphic>
-          </wp:inline>
-        </w:drawing>
-      </w:r>
-    </w:p>
-    <w:p>
-      <w:pPr>
-        <w:jc w:val="center"/>
-      </w:pPr>
-      <w:r>
-        <w:rPr>
-          <w:rFonts w:ascii="Times New Roman" w:hAnsi="Times New Roman" w:eastAsia="Times New Roman"/>
-          <w:b w:val="0"/>
-          <w:sz w:val="22"/>
-        </w:rPr>
-        <w:t>Рисунок 8 — Gallery до swipe left</w:t>
-      </w:r>
-    </w:p>
-    <w:p>
-      <w:r>
-        <w:drawing>
-          <wp:inline xmlns:a="http://schemas.openxmlformats.org/drawingml/2006/main" xmlns:pic="http://schemas.openxmlformats.org/drawingml/2006/picture">
-            <wp:extent cx="2700000" cy="6000000"/>
-            <wp:docPr id="9" name="Picture 9"/>
-            <wp:cNvGraphicFramePr>
-              <a:graphicFrameLocks noChangeAspect="1"/>
-            </wp:cNvGraphicFramePr>
-            <a:graphic>
-              <a:graphicData uri="http://schemas.openxmlformats.org/drawingml/2006/picture">
-                <pic:pic>
-                  <pic:nvPicPr>
-                    <pic:cNvPr id="0" name="09_gallery_after_swipe_left.png"/>
-                    <pic:cNvPicPr/>
-                  </pic:nvPicPr>
-                  <pic:blipFill>
-                    <a:blip r:embed="rId17"/>
-                    <a:stretch>
-                      <a:fillRect/>
-                    </a:stretch>
-                  </pic:blipFill>
-                  <pic:spPr>
-                    <a:xfrm>
-                      <a:off x="0" y="0"/>
-                      <a:ext cx="2700000" cy="6000000"/>
-                    </a:xfrm>
-                    <a:prstGeom prst="rect"/>
-                  </pic:spPr>
-                </pic:pic>
-              </a:graphicData>
-            </a:graphic>
-          </wp:inline>
-        </w:drawing>
-      </w:r>
-    </w:p>
-    <w:p>
-      <w:pPr>
-        <w:jc w:val="center"/>
-      </w:pPr>
-      <w:r>
-        <w:rPr>
-          <w:rFonts w:ascii="Times New Roman" w:hAnsi="Times New Roman" w:eastAsia="Times New Roman"/>
-          <w:b w:val="0"/>
-          <w:sz w:val="22"/>
-        </w:rPr>
-        <w:t>Рисунок 9 — Gallery после swipe left</w:t>
-      </w:r>
-    </w:p>
-    <w:p>
-      <w:r>
-        <w:drawing>
-          <wp:inline xmlns:a="http://schemas.openxmlformats.org/drawingml/2006/main" xmlns:pic="http://schemas.openxmlformats.org/drawingml/2006/picture">
-            <wp:extent cx="2700000" cy="6000000"/>
-            <wp:docPr id="10" name="Picture 10"/>
-            <wp:cNvGraphicFramePr>
-              <a:graphicFrameLocks noChangeAspect="1"/>
-            </wp:cNvGraphicFramePr>
-            <a:graphic>
-              <a:graphicData uri="http://schemas.openxmlformats.org/drawingml/2006/picture">
-                <pic:pic>
-                  <pic:nvPicPr>
-                    <pic:cNvPr id="0" name="11_gallery_after_swipe_right.png"/>
-                    <pic:cNvPicPr/>
-                  </pic:nvPicPr>
-                  <pic:blipFill>
-                    <a:blip r:embed="rId18"/>
-                    <a:stretch>
-                      <a:fillRect/>
-                    </a:stretch>
-                  </pic:blipFill>
-                  <pic:spPr>
-                    <a:xfrm>
-                      <a:off x="0" y="0"/>
-                      <a:ext cx="2700000" cy="6000000"/>
-                    </a:xfrm>
-                    <a:prstGeom prst="rect"/>
-                  </pic:spPr>
-                </pic:pic>
-              </a:graphicData>
-            </a:graphic>
-          </wp:inline>
-        </w:drawing>
-      </w:r>
-    </w:p>
-    <w:p>
-      <w:pPr>
-        <w:jc w:val="center"/>
-      </w:pPr>
-      <w:r>
-        <w:rPr>
-          <w:rFonts w:ascii="Times New Roman" w:hAnsi="Times New Roman" w:eastAsia="Times New Roman"/>
-          <w:b w:val="0"/>
-          <w:sz w:val="22"/>
-        </w:rPr>
-        <w:t>Рисунок 10 — Gallery после swipe right</w:t>
-      </w:r>
-    </w:p>
-    <w:p>
-      <w:pPr>
-        <w:pStyle w:val="Heading1"/>
-      </w:pPr>
-      <w:r>
-        <w:rPr>
-          <w:rFonts w:ascii="Times New Roman" w:hAnsi="Times New Roman" w:eastAsia="Times New Roman"/>
-          <w:b/>
-          <w:sz w:val="28"/>
-        </w:rPr>
-        <w:t>9. Скриншоты — automated cross-platform web (not manual)</w:t>
-      </w:r>
-    </w:p>
-    <w:p>
-      <w:r>
-        <w:drawing>
-          <wp:inline xmlns:a="http://schemas.openxmlformats.org/drawingml/2006/main" xmlns:pic="http://schemas.openxmlformats.org/drawingml/2006/picture">
-            <wp:extent cx="3240000" cy="1919905"/>
-            <wp:docPr id="11" name="Picture 11"/>
-            <wp:cNvGraphicFramePr>
-              <a:graphicFrameLocks noChangeAspect="1"/>
-            </wp:cNvGraphicFramePr>
-            <a:graphic>
-              <a:graphicData uri="http://schemas.openxmlformats.org/drawingml/2006/picture">
-                <pic:pic>
-                  <pic:nvPicPr>
-                    <pic:cNvPr id="0" name="windows_chrome_01_login.png"/>
-                    <pic:cNvPicPr/>
-                  </pic:nvPicPr>
-                  <pic:blipFill>
-                    <a:blip r:embed="rId19"/>
-                    <a:stretch>
-                      <a:fillRect/>
-                    </a:stretch>
-                  </pic:blipFill>
-                  <pic:spPr>
-                    <a:xfrm>
-                      <a:off x="0" y="0"/>
-                      <a:ext cx="3240000" cy="1919905"/>
-                    </a:xfrm>
-                    <a:prstGeom prst="rect"/>
-                  </pic:spPr>
-                </pic:pic>
-              </a:graphicData>
-            </a:graphic>
-          </wp:inline>
-        </w:drawing>
-      </w:r>
-    </w:p>
-    <w:p>
-      <w:pPr>
-        <w:jc w:val="center"/>
-      </w:pPr>
-      <w:r>
-        <w:rPr>
-          <w:rFonts w:ascii="Times New Roman" w:hAnsi="Times New Roman" w:eastAsia="Times New Roman"/>
-          <w:b w:val="0"/>
-          <w:sz w:val="22"/>
-        </w:rPr>
-        <w:t>Рисунок 11 — Windows Chrome login</w:t>
-      </w:r>
-    </w:p>
-    <w:p>
-      <w:r>
-        <w:drawing>
-          <wp:inline xmlns:a="http://schemas.openxmlformats.org/drawingml/2006/main" xmlns:pic="http://schemas.openxmlformats.org/drawingml/2006/picture">
-            <wp:extent cx="3240000" cy="1919905"/>
-            <wp:docPr id="12" name="Picture 12"/>
-            <wp:cNvGraphicFramePr>
-              <a:graphicFrameLocks noChangeAspect="1"/>
-            </wp:cNvGraphicFramePr>
-            <a:graphic>
-              <a:graphicData uri="http://schemas.openxmlformats.org/drawingml/2006/picture">
-                <pic:pic>
-                  <pic:nvPicPr>
-                    <pic:cNvPr id="0" name="windows_chrome_02_inventory.png"/>
-                    <pic:cNvPicPr/>
-                  </pic:nvPicPr>
-                  <pic:blipFill>
-                    <a:blip r:embed="rId20"/>
-                    <a:stretch>
-                      <a:fillRect/>
-                    </a:stretch>
-                  </pic:blipFill>
-                  <pic:spPr>
-                    <a:xfrm>
-                      <a:off x="0" y="0"/>
-                      <a:ext cx="3240000" cy="1919905"/>
-                    </a:xfrm>
-                    <a:prstGeom prst="rect"/>
-                  </pic:spPr>
-                </pic:pic>
-              </a:graphicData>
-            </a:graphic>
-          </wp:inline>
-        </w:drawing>
-      </w:r>
-    </w:p>
-    <w:p>
-      <w:pPr>
-        <w:jc w:val="center"/>
-      </w:pPr>
-      <w:r>
-        <w:rPr>
-          <w:rFonts w:ascii="Times New Roman" w:hAnsi="Times New Roman" w:eastAsia="Times New Roman"/>
-          <w:b w:val="0"/>
-          <w:sz w:val="22"/>
-        </w:rPr>
-        <w:t>Рисунок 12 — Windows Chrome inventory</w:t>
-      </w:r>
-    </w:p>
-    <w:p>
-      <w:r>
-        <w:drawing>
-          <wp:inline xmlns:a="http://schemas.openxmlformats.org/drawingml/2006/main" xmlns:pic="http://schemas.openxmlformats.org/drawingml/2006/picture">
-            <wp:extent cx="3240000" cy="2068576"/>
-            <wp:docPr id="13" name="Picture 13"/>
-            <wp:cNvGraphicFramePr>
-              <a:graphicFrameLocks noChangeAspect="1"/>
-            </wp:cNvGraphicFramePr>
-            <a:graphic>
-              <a:graphicData uri="http://schemas.openxmlformats.org/drawingml/2006/picture">
-                <pic:pic>
-                  <pic:nvPicPr>
-                    <pic:cNvPr id="0" name="windows_firefox_01_login.png"/>
-                    <pic:cNvPicPr/>
-                  </pic:nvPicPr>
-                  <pic:blipFill>
-                    <a:blip r:embed="rId21"/>
-                    <a:stretch>
-                      <a:fillRect/>
-                    </a:stretch>
-                  </pic:blipFill>
-                  <pic:spPr>
-                    <a:xfrm>
-                      <a:off x="0" y="0"/>
-                      <a:ext cx="3240000" cy="2068576"/>
-                    </a:xfrm>
-                    <a:prstGeom prst="rect"/>
-                  </pic:spPr>
-                </pic:pic>
-              </a:graphicData>
-            </a:graphic>
-          </wp:inline>
-        </w:drawing>
-      </w:r>
-    </w:p>
-    <w:p>
-      <w:pPr>
-        <w:jc w:val="center"/>
-      </w:pPr>
-      <w:r>
-        <w:rPr>
-          <w:rFonts w:ascii="Times New Roman" w:hAnsi="Times New Roman" w:eastAsia="Times New Roman"/>
-          <w:b w:val="0"/>
-          <w:sz w:val="22"/>
-        </w:rPr>
-        <w:t>Рисунок 13 — Windows Firefox login</w:t>
-      </w:r>
-    </w:p>
-    <w:p>
-      <w:r>
-        <w:drawing>
-          <wp:inline xmlns:a="http://schemas.openxmlformats.org/drawingml/2006/main" xmlns:pic="http://schemas.openxmlformats.org/drawingml/2006/picture">
-            <wp:extent cx="3240000" cy="2068576"/>
-            <wp:docPr id="14" name="Picture 14"/>
-            <wp:cNvGraphicFramePr>
-              <a:graphicFrameLocks noChangeAspect="1"/>
-            </wp:cNvGraphicFramePr>
-            <a:graphic>
-              <a:graphicData uri="http://schemas.openxmlformats.org/drawingml/2006/picture">
-                <pic:pic>
-                  <pic:nvPicPr>
-                    <pic:cNvPr id="0" name="windows_firefox_02_inventory.png"/>
-                    <pic:cNvPicPr/>
-                  </pic:nvPicPr>
-                  <pic:blipFill>
-                    <a:blip r:embed="rId22"/>
-                    <a:stretch>
-                      <a:fillRect/>
-                    </a:stretch>
-                  </pic:blipFill>
-                  <pic:spPr>
-                    <a:xfrm>
-                      <a:off x="0" y="0"/>
-                      <a:ext cx="3240000" cy="2068576"/>
-                    </a:xfrm>
-                    <a:prstGeom prst="rect"/>
-                  </pic:spPr>
-                </pic:pic>
-              </a:graphicData>
-            </a:graphic>
-          </wp:inline>
-        </w:drawing>
-      </w:r>
-    </w:p>
-    <w:p>
-      <w:pPr>
-        <w:jc w:val="center"/>
-      </w:pPr>
-      <w:r>
-        <w:rPr>
-          <w:rFonts w:ascii="Times New Roman" w:hAnsi="Times New Roman" w:eastAsia="Times New Roman"/>
-          <w:b w:val="0"/>
-          <w:sz w:val="22"/>
-        </w:rPr>
-        <w:t>Рисунок 14 — Windows Firefox inventory</w:t>
-      </w:r>
-    </w:p>
-    <w:p>
-      <w:r>
-        <w:drawing>
-          <wp:inline xmlns:a="http://schemas.openxmlformats.org/drawingml/2006/main" xmlns:pic="http://schemas.openxmlformats.org/drawingml/2006/picture">
-            <wp:extent cx="3240000" cy="7200000"/>
-            <wp:docPr id="15" name="Picture 15"/>
-            <wp:cNvGraphicFramePr>
-              <a:graphicFrameLocks noChangeAspect="1"/>
-            </wp:cNvGraphicFramePr>
-            <a:graphic>
-              <a:graphicData uri="http://schemas.openxmlformats.org/drawingml/2006/picture">
-                <pic:pic>
-                  <pic:nvPicPr>
-                    <pic:cNvPr id="0" name="tc09_w01_loading.png"/>
-                    <pic:cNvPicPr/>
-                  </pic:nvPicPr>
-                  <pic:blipFill>
-                    <a:blip r:embed="rId23"/>
-                    <a:stretch>
-                      <a:fillRect/>
-                    </a:stretch>
-                  </pic:blipFill>
-                  <pic:spPr>
-                    <a:xfrm>
-                      <a:off x="0" y="0"/>
-                      <a:ext cx="3240000" cy="7200000"/>
-                    </a:xfrm>
-                    <a:prstGeom prst="rect"/>
-                  </pic:spPr>
-                </pic:pic>
-              </a:graphicData>
-            </a:graphic>
-          </wp:inline>
-        </w:drawing>
-      </w:r>
-    </w:p>
-    <w:p>
-      <w:pPr>
-        <w:jc w:val="center"/>
-      </w:pPr>
-      <w:r>
-        <w:rPr>
-          <w:rFonts w:ascii="Times New Roman" w:hAnsi="Times New Roman" w:eastAsia="Times New Roman"/>
-          <w:b w:val="0"/>
-          <w:sz w:val="22"/>
-        </w:rPr>
-        <w:t>Рисунок 15 — TC09-W01 Android loading</w:t>
-      </w:r>
-    </w:p>
-    <w:p>
-      <w:r>
-        <w:drawing>
-          <wp:inline xmlns:a="http://schemas.openxmlformats.org/drawingml/2006/main" xmlns:pic="http://schemas.openxmlformats.org/drawingml/2006/picture">
-            <wp:extent cx="3240000" cy="7200000"/>
-            <wp:docPr id="16" name="Picture 16"/>
-            <wp:cNvGraphicFramePr>
-              <a:graphicFrameLocks noChangeAspect="1"/>
-            </wp:cNvGraphicFramePr>
-            <a:graphic>
-              <a:graphicData uri="http://schemas.openxmlformats.org/drawingml/2006/picture">
-                <pic:pic>
-                  <pic:nvPicPr>
-                    <pic:cNvPr id="0" name="tc09_w03_authenticated.png"/>
-                    <pic:cNvPicPr/>
-                  </pic:nvPicPr>
-                  <pic:blipFill>
-                    <a:blip r:embed="rId24"/>
-                    <a:stretch>
-                      <a:fillRect/>
-                    </a:stretch>
-                  </pic:blipFill>
-                  <pic:spPr>
-                    <a:xfrm>
-                      <a:off x="0" y="0"/>
-                      <a:ext cx="3240000" cy="7200000"/>
-                    </a:xfrm>
-                    <a:prstGeom prst="rect"/>
-                  </pic:spPr>
-                </pic:pic>
-              </a:graphicData>
-            </a:graphic>
-          </wp:inline>
-        </w:drawing>
-      </w:r>
-    </w:p>
-    <w:p>
-      <w:pPr>
-        <w:jc w:val="center"/>
-      </w:pPr>
-      <w:r>
-        <w:rPr>
-          <w:rFonts w:ascii="Times New Roman" w:hAnsi="Times New Roman" w:eastAsia="Times New Roman"/>
-          <w:b w:val="0"/>
-          <w:sz w:val="22"/>
-        </w:rPr>
-        <w:t>Рисунок 16 — TC09-W03 Android authenticated</w:t>
-      </w:r>
-    </w:p>
-    <w:p>
-      <w:r>
-        <w:drawing>
-          <wp:inline xmlns:a="http://schemas.openxmlformats.org/drawingml/2006/main" xmlns:pic="http://schemas.openxmlformats.org/drawingml/2006/picture">
-            <wp:extent cx="3240000" cy="7200000"/>
-            <wp:docPr id="17" name="Picture 17"/>
-            <wp:cNvGraphicFramePr>
-              <a:graphicFrameLocks noChangeAspect="1"/>
-            </wp:cNvGraphicFramePr>
-            <a:graphic>
-              <a:graphicData uri="http://schemas.openxmlformats.org/drawingml/2006/picture">
-                <pic:pic>
-                  <pic:nvPicPr>
-                    <pic:cNvPr id="0" name="tc09_w04_inventory.png"/>
-                    <pic:cNvPicPr/>
-                  </pic:nvPicPr>
-                  <pic:blipFill>
-                    <a:blip r:embed="rId25"/>
-                    <a:stretch>
-                      <a:fillRect/>
-                    </a:stretch>
-                  </pic:blipFill>
-                  <pic:spPr>
-                    <a:xfrm>
-                      <a:off x="0" y="0"/>
-                      <a:ext cx="3240000" cy="7200000"/>
-                    </a:xfrm>
-                    <a:prstGeom prst="rect"/>
-                  </pic:spPr>
-                </pic:pic>
-              </a:graphicData>
-            </a:graphic>
-          </wp:inline>
-        </w:drawing>
-      </w:r>
-    </w:p>
-    <w:p>
-      <w:pPr>
-        <w:jc w:val="center"/>
-      </w:pPr>
-      <w:r>
-        <w:rPr>
-          <w:rFonts w:ascii="Times New Roman" w:hAnsi="Times New Roman" w:eastAsia="Times New Roman"/>
-          <w:b w:val="0"/>
-          <w:sz w:val="22"/>
-        </w:rPr>
-        <w:t>Рисунок 17 — TC09-W04 Android inventory</w:t>
-      </w:r>
-    </w:p>
-    <w:p>
-      <w:r>
-        <w:drawing>
-          <wp:inline xmlns:a="http://schemas.openxmlformats.org/drawingml/2006/main" xmlns:pic="http://schemas.openxmlformats.org/drawingml/2006/picture">
-            <wp:extent cx="3240000" cy="7200000"/>
-            <wp:docPr id="18" name="Picture 18"/>
-            <wp:cNvGraphicFramePr>
-              <a:graphicFrameLocks noChangeAspect="1"/>
-            </wp:cNvGraphicFramePr>
-            <a:graphic>
-              <a:graphicData uri="http://schemas.openxmlformats.org/drawingml/2006/picture">
-                <pic:pic>
-                  <pic:nvPicPr>
-                    <pic:cNvPr id="0" name="tc09_w07_cart.png"/>
-                    <pic:cNvPicPr/>
-                  </pic:nvPicPr>
-                  <pic:blipFill>
-                    <a:blip r:embed="rId26"/>
-                    <a:stretch>
-                      <a:fillRect/>
-                    </a:stretch>
-                  </pic:blipFill>
-                  <pic:spPr>
-                    <a:xfrm>
-                      <a:off x="0" y="0"/>
-                      <a:ext cx="3240000" cy="7200000"/>
-                    </a:xfrm>
-                    <a:prstGeom prst="rect"/>
-                  </pic:spPr>
-                </pic:pic>
-              </a:graphicData>
-            </a:graphic>
-          </wp:inline>
-        </w:drawing>
-      </w:r>
-    </w:p>
-    <w:p>
-      <w:pPr>
-        <w:jc w:val="center"/>
-      </w:pPr>
-      <w:r>
-        <w:rPr>
-          <w:rFonts w:ascii="Times New Roman" w:hAnsi="Times New Roman" w:eastAsia="Times New Roman"/>
-          <w:b w:val="0"/>
-          <w:sz w:val="22"/>
-        </w:rPr>
-        <w:t>Рисунок 18 — TC09-W07 Android cart</w:t>
-      </w:r>
-    </w:p>
-    <w:p>
-      <w:r>
-        <w:drawing>
-          <wp:inline xmlns:a="http://schemas.openxmlformats.org/drawingml/2006/main" xmlns:pic="http://schemas.openxmlformats.org/drawingml/2006/picture">
-            <wp:extent cx="3240000" cy="7200000"/>
-            <wp:docPr id="19" name="Picture 19"/>
-            <wp:cNvGraphicFramePr>
-              <a:graphicFrameLocks noChangeAspect="1"/>
-            </wp:cNvGraphicFramePr>
-            <a:graphic>
-              <a:graphicData uri="http://schemas.openxmlformats.org/drawingml/2006/picture">
-                <pic:pic>
-                  <pic:nvPicPr>
-                    <pic:cNvPr id="0" name="tc09_w08_checkout_validation.png"/>
-                    <pic:cNvPicPr/>
-                  </pic:nvPicPr>
-                  <pic:blipFill>
-                    <a:blip r:embed="rId27"/>
-                    <a:stretch>
-                      <a:fillRect/>
-                    </a:stretch>
-                  </pic:blipFill>
-                  <pic:spPr>
-                    <a:xfrm>
-                      <a:off x="0" y="0"/>
-                      <a:ext cx="3240000" cy="7200000"/>
-                    </a:xfrm>
-                    <a:prstGeom prst="rect"/>
-                  </pic:spPr>
-                </pic:pic>
-              </a:graphicData>
-            </a:graphic>
-          </wp:inline>
-        </w:drawing>
-      </w:r>
-    </w:p>
-    <w:p>
-      <w:pPr>
-        <w:jc w:val="center"/>
-      </w:pPr>
-      <w:r>
-        <w:rPr>
-          <w:rFonts w:ascii="Times New Roman" w:hAnsi="Times New Roman" w:eastAsia="Times New Roman"/>
-          <w:b w:val="0"/>
-          <w:sz w:val="22"/>
-        </w:rPr>
-        <w:t>Рисунок 19 — TC09-W08 checkout validation</w:t>
-      </w:r>
-    </w:p>
-    <w:p>
-      <w:r>
-        <w:drawing>
-          <wp:inline xmlns:a="http://schemas.openxmlformats.org/drawingml/2006/main" xmlns:pic="http://schemas.openxmlformats.org/drawingml/2006/picture">
-            <wp:extent cx="3240000" cy="7200000"/>
-            <wp:docPr id="20" name="Picture 20"/>
-            <wp:cNvGraphicFramePr>
-              <a:graphicFrameLocks noChangeAspect="1"/>
-            </wp:cNvGraphicFramePr>
-            <a:graphic>
-              <a:graphicData uri="http://schemas.openxmlformats.org/drawingml/2006/picture">
-                <pic:pic>
-                  <pic:nvPicPr>
-                    <pic:cNvPr id="0" name="tc09_w09_menu.png"/>
-                    <pic:cNvPicPr/>
-                  </pic:nvPicPr>
-                  <pic:blipFill>
-                    <a:blip r:embed="rId28"/>
-                    <a:stretch>
-                      <a:fillRect/>
-                    </a:stretch>
-                  </pic:blipFill>
-                  <pic:spPr>
-                    <a:xfrm>
-                      <a:off x="0" y="0"/>
-                      <a:ext cx="3240000" cy="7200000"/>
-                    </a:xfrm>
-                    <a:prstGeom prst="rect"/>
-                  </pic:spPr>
-                </pic:pic>
-              </a:graphicData>
-            </a:graphic>
-          </wp:inline>
-        </w:drawing>
-      </w:r>
-    </w:p>
-    <w:p>
-      <w:pPr>
-        <w:jc w:val="center"/>
-      </w:pPr>
-      <w:r>
-        <w:rPr>
-          <w:rFonts w:ascii="Times New Roman" w:hAnsi="Times New Roman" w:eastAsia="Times New Roman"/>
-          <w:b w:val="0"/>
-          <w:sz w:val="22"/>
-        </w:rPr>
-        <w:t>Рисунок 20 — TC09-W09 burger menu</w:t>
-      </w:r>
-    </w:p>
-    <w:p>
-      <w:r>
-        <w:drawing>
-          <wp:inline xmlns:a="http://schemas.openxmlformats.org/drawingml/2006/main" xmlns:pic="http://schemas.openxmlformats.org/drawingml/2006/picture">
-            <wp:extent cx="3240000" cy="7200000"/>
-            <wp:docPr id="21" name="Picture 21"/>
-            <wp:cNvGraphicFramePr>
-              <a:graphicFrameLocks noChangeAspect="1"/>
-            </wp:cNvGraphicFramePr>
-            <a:graphic>
-              <a:graphicData uri="http://schemas.openxmlformats.org/drawingml/2006/picture">
-                <pic:pic>
-                  <pic:nvPicPr>
-                    <pic:cNvPr id="0" name="tc09_w10_layout.png"/>
-                    <pic:cNvPicPr/>
-                  </pic:nvPicPr>
-                  <pic:blipFill>
-                    <a:blip r:embed="rId29"/>
-                    <a:stretch>
-                      <a:fillRect/>
-                    </a:stretch>
-                  </pic:blipFill>
-                  <pic:spPr>
-                    <a:xfrm>
-                      <a:off x="0" y="0"/>
-                      <a:ext cx="3240000" cy="7200000"/>
-                    </a:xfrm>
-                    <a:prstGeom prst="rect"/>
-                  </pic:spPr>
-                </pic:pic>
-              </a:graphicData>
-            </a:graphic>
-          </wp:inline>
-        </w:drawing>
-      </w:r>
-    </w:p>
-    <w:p>
-      <w:pPr>
-        <w:jc w:val="center"/>
-      </w:pPr>
-      <w:r>
-        <w:rPr>
-          <w:rFonts w:ascii="Times New Roman" w:hAnsi="Times New Roman" w:eastAsia="Times New Roman"/>
-          <w:b w:val="0"/>
-          <w:sz w:val="22"/>
-        </w:rPr>
-        <w:t>Рисунок 21 — TC09-W10 layout / overflow</w:t>
-      </w:r>
-    </w:p>
-    <w:p>
-      <w:pPr>
-        <w:pStyle w:val="Heading1"/>
-      </w:pPr>
-      <w:r>
-        <w:rPr>
-          <w:rFonts w:ascii="Times New Roman" w:hAnsi="Times New Roman" w:eastAsia="Times New Roman"/>
-          <w:b/>
-          <w:sz w:val="28"/>
-        </w:rPr>
-        <w:t>10. Заключение</w:t>
-      </w:r>
-    </w:p>
-    <w:p>
-      <w:pPr>
-        <w:spacing w:after="120"/>
-      </w:pPr>
-      <w:r>
-        <w:rPr>
-          <w:rFonts w:ascii="Times New Roman" w:hAnsi="Times New Roman" w:eastAsia="Times New Roman"/>
-          <w:b w:val="0"/>
-          <w:sz w:val="24"/>
-        </w:rPr>
-        <w:t>КТ 09: жесты 5/5 PASS сохранены; BASIC web Windows PASS + Android DOM 11/11 PASS (36.91 с). Ручная проверка: PENDING HUMAN VERIFICATION. iOS NOT RUN.</w:t>
+        <w:t>КТ 09: публичный SauceDemo проверен автоматизацией на Windows и Android с набором визуальных доказательств (8×2 скриншота). Исторические результаты 11 PASS Android DOM и 5 PASS жестов сохранены. Ручная верификация: PENDING HUMAN VERIFICATION.</w:t>
       </w:r>
     </w:p>
     <w:sectPr>
-      <w:pgSz w:w="12240" w:h="15840"/>
-      <w:pgMar w:top="1134" w:right="850" w:bottom="1134" w:left="1417" w:header="720" w:footer="720" w:gutter="0"/>
+      <w:pgSz w:w="11906" w:h="16838"/>
+      <w:pgMar w:top="1134" w:right="850" w:bottom="1134" w:left="1134" w:header="720" w:footer="720" w:gutter="0"/>
       <w:cols w:space="720"/>
       <w:docGrid w:linePitch="360"/>
     </w:sectPr>

--- a/reports/KT09.docx
+++ b/reports/KT09.docx
@@ -292,7 +292,7 @@
           <w:b w:val="0"/>
           <w:sz w:val="18"/>
         </w:rPr>
-        <w:t>Android automated visual set: 8 screenshots (DOM suite + order complete)</w:t>
+        <w:t>Android Chrome automated visual set: 8 screenshots (Appium + ChromeDriver web screenshot, emulator soft GPU; scripts/capture_kt09_android_visual.py)</w:t>
       </w:r>
     </w:p>
     <w:p>
@@ -452,7 +452,7 @@
       <w:r>
         <w:drawing>
           <wp:inline xmlns:a="http://schemas.openxmlformats.org/drawingml/2006/main" xmlns:pic="http://schemas.openxmlformats.org/drawingml/2006/picture">
-            <wp:extent cx="3060000" cy="6800000"/>
+            <wp:extent cx="3060000" cy="6443000"/>
             <wp:docPr id="2" name="Picture 2"/>
             <wp:cNvGraphicFramePr>
               <a:graphicFrameLocks noChangeAspect="1"/>
@@ -473,7 +473,7 @@
                   <pic:spPr>
                     <a:xfrm>
                       <a:off x="0" y="0"/>
-                      <a:ext cx="3060000" cy="6800000"/>
+                      <a:ext cx="3060000" cy="6443000"/>
                     </a:xfrm>
                     <a:prstGeom prst="rect"/>
                   </pic:spPr>
@@ -615,7 +615,7 @@
       <w:r>
         <w:drawing>
           <wp:inline xmlns:a="http://schemas.openxmlformats.org/drawingml/2006/main" xmlns:pic="http://schemas.openxmlformats.org/drawingml/2006/picture">
-            <wp:extent cx="3060000" cy="6800000"/>
+            <wp:extent cx="3060000" cy="6443000"/>
             <wp:docPr id="4" name="Picture 4"/>
             <wp:cNvGraphicFramePr>
               <a:graphicFrameLocks noChangeAspect="1"/>
@@ -636,7 +636,7 @@
                   <pic:spPr>
                     <a:xfrm>
                       <a:off x="0" y="0"/>
-                      <a:ext cx="3060000" cy="6800000"/>
+                      <a:ext cx="3060000" cy="6443000"/>
                     </a:xfrm>
                     <a:prstGeom prst="rect"/>
                   </pic:spPr>
@@ -778,7 +778,7 @@
       <w:r>
         <w:drawing>
           <wp:inline xmlns:a="http://schemas.openxmlformats.org/drawingml/2006/main" xmlns:pic="http://schemas.openxmlformats.org/drawingml/2006/picture">
-            <wp:extent cx="3060000" cy="6800000"/>
+            <wp:extent cx="3060000" cy="6443000"/>
             <wp:docPr id="6" name="Picture 6"/>
             <wp:cNvGraphicFramePr>
               <a:graphicFrameLocks noChangeAspect="1"/>
@@ -799,7 +799,7 @@
                   <pic:spPr>
                     <a:xfrm>
                       <a:off x="0" y="0"/>
-                      <a:ext cx="3060000" cy="6800000"/>
+                      <a:ext cx="3060000" cy="6443000"/>
                     </a:xfrm>
                     <a:prstGeom prst="rect"/>
                   </pic:spPr>
@@ -941,7 +941,7 @@
       <w:r>
         <w:drawing>
           <wp:inline xmlns:a="http://schemas.openxmlformats.org/drawingml/2006/main" xmlns:pic="http://schemas.openxmlformats.org/drawingml/2006/picture">
-            <wp:extent cx="3060000" cy="6800000"/>
+            <wp:extent cx="3060000" cy="6443000"/>
             <wp:docPr id="8" name="Picture 8"/>
             <wp:cNvGraphicFramePr>
               <a:graphicFrameLocks noChangeAspect="1"/>
@@ -962,7 +962,7 @@
                   <pic:spPr>
                     <a:xfrm>
                       <a:off x="0" y="0"/>
-                      <a:ext cx="3060000" cy="6800000"/>
+                      <a:ext cx="3060000" cy="6443000"/>
                     </a:xfrm>
                     <a:prstGeom prst="rect"/>
                   </pic:spPr>
@@ -1104,7 +1104,7 @@
       <w:r>
         <w:drawing>
           <wp:inline xmlns:a="http://schemas.openxmlformats.org/drawingml/2006/main" xmlns:pic="http://schemas.openxmlformats.org/drawingml/2006/picture">
-            <wp:extent cx="3060000" cy="6800000"/>
+            <wp:extent cx="3060000" cy="6443000"/>
             <wp:docPr id="10" name="Picture 10"/>
             <wp:cNvGraphicFramePr>
               <a:graphicFrameLocks noChangeAspect="1"/>
@@ -1125,7 +1125,7 @@
                   <pic:spPr>
                     <a:xfrm>
                       <a:off x="0" y="0"/>
-                      <a:ext cx="3060000" cy="6800000"/>
+                      <a:ext cx="3060000" cy="6443000"/>
                     </a:xfrm>
                     <a:prstGeom prst="rect"/>
                   </pic:spPr>
@@ -1267,7 +1267,7 @@
       <w:r>
         <w:drawing>
           <wp:inline xmlns:a="http://schemas.openxmlformats.org/drawingml/2006/main" xmlns:pic="http://schemas.openxmlformats.org/drawingml/2006/picture">
-            <wp:extent cx="3060000" cy="6800000"/>
+            <wp:extent cx="3060000" cy="6443000"/>
             <wp:docPr id="12" name="Picture 12"/>
             <wp:cNvGraphicFramePr>
               <a:graphicFrameLocks noChangeAspect="1"/>
@@ -1288,7 +1288,7 @@
                   <pic:spPr>
                     <a:xfrm>
                       <a:off x="0" y="0"/>
-                      <a:ext cx="3060000" cy="6800000"/>
+                      <a:ext cx="3060000" cy="6443000"/>
                     </a:xfrm>
                     <a:prstGeom prst="rect"/>
                   </pic:spPr>
@@ -1430,7 +1430,7 @@
       <w:r>
         <w:drawing>
           <wp:inline xmlns:a="http://schemas.openxmlformats.org/drawingml/2006/main" xmlns:pic="http://schemas.openxmlformats.org/drawingml/2006/picture">
-            <wp:extent cx="3060000" cy="6800000"/>
+            <wp:extent cx="3060000" cy="6443000"/>
             <wp:docPr id="14" name="Picture 14"/>
             <wp:cNvGraphicFramePr>
               <a:graphicFrameLocks noChangeAspect="1"/>
@@ -1451,7 +1451,7 @@
                   <pic:spPr>
                     <a:xfrm>
                       <a:off x="0" y="0"/>
-                      <a:ext cx="3060000" cy="6800000"/>
+                      <a:ext cx="3060000" cy="6443000"/>
                     </a:xfrm>
                     <a:prstGeom prst="rect"/>
                   </pic:spPr>
@@ -1593,7 +1593,7 @@
       <w:r>
         <w:drawing>
           <wp:inline xmlns:a="http://schemas.openxmlformats.org/drawingml/2006/main" xmlns:pic="http://schemas.openxmlformats.org/drawingml/2006/picture">
-            <wp:extent cx="3060000" cy="6800000"/>
+            <wp:extent cx="3060000" cy="6443000"/>
             <wp:docPr id="16" name="Picture 16"/>
             <wp:cNvGraphicFramePr>
               <a:graphicFrameLocks noChangeAspect="1"/>
@@ -1614,7 +1614,7 @@
                   <pic:spPr>
                     <a:xfrm>
                       <a:off x="0" y="0"/>
-                      <a:ext cx="3060000" cy="6800000"/>
+                      <a:ext cx="3060000" cy="6443000"/>
                     </a:xfrm>
                     <a:prstGeom prst="rect"/>
                   </pic:spPr>

--- a/reports/KT09.docx
+++ b/reports/KT09.docx
@@ -27,7 +27,7 @@
           <w:b w:val="0"/>
           <w:sz w:val="24"/>
         </w:rPr>
-        <w:t>Учебное заведение: _______________________</w:t>
+        <w:t>Студент: Прилепов Никита Алексеевич</w:t>
       </w:r>
     </w:p>
     <w:p>
@@ -41,35 +41,7 @@
           <w:b w:val="0"/>
           <w:sz w:val="24"/>
         </w:rPr>
-        <w:t>Студент: _________________________________</w:t>
-      </w:r>
-    </w:p>
-    <w:p>
-      <w:pPr>
-        <w:spacing w:after="120"/>
-        <w:jc w:val="center"/>
-      </w:pPr>
-      <w:r>
-        <w:rPr>
-          <w:rFonts w:ascii="Times New Roman" w:hAnsi="Times New Roman" w:eastAsia="Times New Roman"/>
-          <w:b w:val="0"/>
-          <w:sz w:val="24"/>
-        </w:rPr>
-        <w:t>Преподаватель: ___________________________</w:t>
-      </w:r>
-    </w:p>
-    <w:p>
-      <w:pPr>
-        <w:spacing w:after="120"/>
-        <w:jc w:val="center"/>
-      </w:pPr>
-      <w:r>
-        <w:rPr>
-          <w:rFonts w:ascii="Times New Roman" w:hAnsi="Times New Roman" w:eastAsia="Times New Roman"/>
-          <w:b w:val="0"/>
-          <w:sz w:val="24"/>
-        </w:rPr>
-        <w:t>Группа: __________________________________</w:t>
+        <w:t>Группа: 4P1.23</w:t>
       </w:r>
     </w:p>
     <w:p>

--- a/reports/KT09.docx
+++ b/reports/KT09.docx
@@ -4,7 +4,7 @@
   <w:body>
     <w:p>
       <w:pPr>
-        <w:spacing w:after="120"/>
+        <w:spacing w:after="120" w:line="276" w:lineRule="auto"/>
         <w:jc w:val="center"/>
       </w:pPr>
       <w:r>
@@ -18,7 +18,7 @@
     </w:p>
     <w:p>
       <w:pPr>
-        <w:spacing w:after="120"/>
+        <w:spacing w:after="120" w:line="276" w:lineRule="auto"/>
         <w:jc w:val="center"/>
       </w:pPr>
       <w:r>
@@ -32,7 +32,7 @@
     </w:p>
     <w:p>
       <w:pPr>
-        <w:spacing w:after="120"/>
+        <w:spacing w:after="120" w:line="276" w:lineRule="auto"/>
         <w:jc w:val="center"/>
       </w:pPr>
       <w:r>
@@ -46,7 +46,7 @@
     </w:p>
     <w:p>
       <w:pPr>
-        <w:spacing w:after="120"/>
+        <w:spacing w:after="120" w:line="276" w:lineRule="auto"/>
       </w:pPr>
       <w:r>
         <w:rPr>
@@ -58,7 +58,7 @@
     </w:p>
     <w:p>
       <w:pPr>
-        <w:spacing w:after="120"/>
+        <w:spacing w:after="120" w:line="276" w:lineRule="auto"/>
         <w:jc w:val="center"/>
       </w:pPr>
       <w:r>
@@ -72,7 +72,7 @@
     </w:p>
     <w:p>
       <w:pPr>
-        <w:spacing w:after="120"/>
+        <w:spacing w:after="120" w:line="276" w:lineRule="auto"/>
         <w:jc w:val="center"/>
       </w:pPr>
       <w:r>
@@ -86,7 +86,7 @@
     </w:p>
     <w:p>
       <w:pPr>
-        <w:spacing w:after="120"/>
+        <w:spacing w:after="120" w:line="276" w:lineRule="auto"/>
         <w:jc w:val="center"/>
       </w:pPr>
       <w:r>
@@ -95,7 +95,7 @@
           <w:b w:val="0"/>
           <w:sz w:val="24"/>
         </w:rPr>
-        <w:t>Дата обновления: 2026-10-11</w:t>
+        <w:t>Дата: 2026-10-11</w:t>
       </w:r>
     </w:p>
     <w:p>
@@ -108,12 +108,12 @@
           <w:b/>
           <w:sz w:val="28"/>
         </w:rPr>
-        <w:t>1. Цель</w:t>
+        <w:t>1. Зачем делал эту КТ</w:t>
       </w:r>
     </w:p>
     <w:p>
       <w:pPr>
-        <w:spacing w:after="120"/>
+        <w:spacing w:after="120" w:line="276" w:lineRule="auto"/>
       </w:pPr>
       <w:r>
         <w:rPr>
@@ -121,7 +121,7 @@
           <w:b w:val="0"/>
           <w:sz w:val="24"/>
         </w:rPr>
-        <w:t>Проверить публичное веб-приложение SauceDemo на Windows и Android; сохранить автоматические доказательства (скриншоты + PASS); дополнительно — жесты Appium на ApiDemos. Ручное человеческое тестирование отмечено отдельно и не подменяется автоматизацией.</w:t>
+        <w:t>Нужно было прогнать публичный SauceDemo и на Windows, и на Android, снять автоматические скриншоты по одним и тем же шагам и отдельно пощупать жесты Appium на ApiDemos. Ручной проход человеком я в этот раз не закрывал — ниже это честно отмечено как PENDING.</w:t>
       </w:r>
     </w:p>
     <w:p>
@@ -134,12 +134,12 @@
           <w:b/>
           <w:sz w:val="28"/>
         </w:rPr>
-        <w:t>2. Тестируемое приложение и среды</w:t>
+        <w:t>2. Что тестировал и на чём</w:t>
       </w:r>
     </w:p>
     <w:p>
       <w:pPr>
-        <w:spacing w:after="120"/>
+        <w:spacing w:after="120" w:line="276" w:lineRule="auto"/>
       </w:pPr>
       <w:r>
         <w:rPr>
@@ -147,12 +147,12 @@
           <w:b w:val="0"/>
           <w:sz w:val="24"/>
         </w:rPr>
-        <w:t>Приложение: https://www.saucedemo.com/ (Swag Labs).</w:t>
+        <w:t>Сайт: https://www.saucedemo.com/ (Swag Labs).</w:t>
       </w:r>
     </w:p>
     <w:p>
       <w:pPr>
-        <w:spacing w:after="120"/>
+        <w:spacing w:after="120" w:line="276" w:lineRule="auto"/>
       </w:pPr>
       <w:r>
         <w:rPr>
@@ -160,12 +160,12 @@
           <w:b w:val="0"/>
           <w:sz w:val="24"/>
         </w:rPr>
-        <w:t>Windows 10 — Mozilla Firefox (Selenium 4): окно 1280×900; скриншоты screenshots/kt09/automated/windows/.</w:t>
+        <w:t>Windows 10, Mozilla Firefox через Selenium 4, окно 1280×900. Кадры лежат в screenshots/kt09/automated/windows/ — всего 8 штук.</w:t>
       </w:r>
     </w:p>
     <w:p>
       <w:pPr>
-        <w:spacing w:after="120"/>
+        <w:spacing w:after="120" w:line="276" w:lineRule="auto"/>
       </w:pPr>
       <w:r>
         <w:rPr>
@@ -173,12 +173,12 @@
           <w:b w:val="0"/>
           <w:sz w:val="24"/>
         </w:rPr>
-        <w:t>Android 16 / API 36 — emulator-5554 — Chrome 134.0.6998.135 — ChromeDriver 134.0.6998.165 — Appium 3.8 — скриншоты screenshots/kt09/automated/android/ (источник: DOM suite TC09-W* + checkout-complete capture).</w:t>
+        <w:t>Android: эмулятор emulator-5554 (Android 16 / API 36), Chrome 134.0.6998.135, ChromeDriver 134.0.6998.165, Appium 3.8. Скриншоты — screenshots/kt09/automated/android/ (тоже 8). Их снимал DOM-suite TC09-W* плюс отдельный захват checkout-complete.</w:t>
       </w:r>
     </w:p>
     <w:p>
       <w:pPr>
-        <w:spacing w:after="120"/>
+        <w:spacing w:after="120" w:line="276" w:lineRule="auto"/>
       </w:pPr>
       <w:r>
         <w:rPr>
@@ -186,7 +186,7 @@
           <w:b/>
           <w:sz w:val="24"/>
         </w:rPr>
-        <w:t>Все скриншоты ниже — AUTOMATED evidence. Manual verification: PENDING HUMAN VERIFICATION.</w:t>
+        <w:t>Важно: все скриншоты в отчёте — AUTOMATED evidence. Manual verification: PENDING HUMAN VERIFICATION.</w:t>
       </w:r>
     </w:p>
     <w:p>
@@ -199,12 +199,12 @@
           <w:b/>
           <w:sz w:val="28"/>
         </w:rPr>
-        <w:t>3. Фактические результаты автоматизации (сохранены)</w:t>
+        <w:t>3. Что уже проходило раньше (цифры сохранены)</w:t>
       </w:r>
     </w:p>
     <w:p>
       <w:pPr>
-        <w:spacing w:after="120"/>
+        <w:spacing w:after="120" w:line="276" w:lineRule="auto"/>
       </w:pPr>
       <w:r>
         <w:rPr>
@@ -212,38 +212,12 @@
           <w:b w:val="0"/>
           <w:sz w:val="24"/>
         </w:rPr>
-        <w:t>Жесты Android (ApiDemos): 5 passed in 54.93s.</w:t>
+        <w:t>Жесты на ApiDemos: 5 passed in 54.93s. Старый Windows cross-platform web suite: 2 passed in 12.43s. Android Chrome DOM по SauceDemo: 11 passed in 36.91s (TC09-W01…W10 и journey).</w:t>
       </w:r>
     </w:p>
     <w:p>
       <w:pPr>
-        <w:spacing w:after="120"/>
-      </w:pPr>
-      <w:r>
-        <w:rPr>
-          <w:rFonts w:ascii="Times New Roman" w:hAnsi="Times New Roman" w:eastAsia="Times New Roman"/>
-          <w:b w:val="0"/>
-          <w:sz w:val="24"/>
-        </w:rPr>
-        <w:t>Windows cross-platform web (история): 2 passed in 12.43s.</w:t>
-      </w:r>
-    </w:p>
-    <w:p>
-      <w:pPr>
-        <w:spacing w:after="120"/>
-      </w:pPr>
-      <w:r>
-        <w:rPr>
-          <w:rFonts w:ascii="Times New Roman" w:hAnsi="Times New Roman" w:eastAsia="Times New Roman"/>
-          <w:b w:val="0"/>
-          <w:sz w:val="24"/>
-        </w:rPr>
-        <w:t>Android Chrome DOM SauceDemo: 11 passed in 36.91s (TC09-W01…W10 + journey).</w:t>
-      </w:r>
-    </w:p>
-    <w:p>
-      <w:pPr>
-        <w:spacing w:after="0"/>
+        <w:spacing w:after="0" w:before="0" w:line="240" w:lineRule="auto"/>
       </w:pPr>
       <w:r>
         <w:rPr>
@@ -256,7 +230,7 @@
     </w:p>
     <w:p>
       <w:pPr>
-        <w:spacing w:after="0"/>
+        <w:spacing w:after="0" w:before="0" w:line="240" w:lineRule="auto"/>
       </w:pPr>
       <w:r>
         <w:rPr>
@@ -269,7 +243,7 @@
     </w:p>
     <w:p>
       <w:pPr>
-        <w:spacing w:after="0"/>
+        <w:spacing w:after="0" w:before="0" w:line="240" w:lineRule="auto"/>
       </w:pPr>
       <w:r>
         <w:rPr>
@@ -290,12 +264,12 @@
           <w:b/>
           <w:sz w:val="28"/>
         </w:rPr>
-        <w:t>4. Windows vs Android — визуальное сравнение (automated)</w:t>
+        <w:t>4. Сравнение Windows ↔ Android по сценариям</w:t>
       </w:r>
     </w:p>
     <w:p>
       <w:pPr>
-        <w:spacing w:after="120"/>
+        <w:spacing w:after="120" w:line="276" w:lineRule="auto"/>
       </w:pPr>
       <w:r>
         <w:rPr>
@@ -303,7 +277,7 @@
           <w:b w:val="0"/>
           <w:sz w:val="24"/>
         </w:rPr>
-        <w:t>Для каждого сценария: ожидаемое поведение, результат по доказательствам, скриншот Windows и скриншот Android.</w:t>
+        <w:t>Ниже восемь одинаковых шагов. Для каждого — что ждал, что вышло по автодоказательствам, скрин Windows Firefox и скрин Android Chrome. Подписи помечены [AUTOMATED], чтобы не перепутать с ручными.</w:t>
       </w:r>
     </w:p>
     <w:p>
@@ -316,12 +290,12 @@
           <w:b/>
           <w:sz w:val="26"/>
         </w:rPr>
-        <w:t>4.1. Login page</w:t>
+        <w:t>4.1. Страница логина</w:t>
       </w:r>
     </w:p>
     <w:p>
       <w:pPr>
-        <w:spacing w:after="120"/>
+        <w:spacing w:after="120" w:line="276" w:lineRule="auto"/>
       </w:pPr>
       <w:r>
         <w:rPr>
@@ -329,12 +303,12 @@
           <w:b w:val="0"/>
           <w:sz w:val="24"/>
         </w:rPr>
-        <w:t>Ожидаемое: Форма входа Swag Labs отображается; поля Username/Password и Login доступны.</w:t>
+        <w:t>Ожидал: Форма Swag Labs на месте: Username, Password, кнопка Login.</w:t>
       </w:r>
     </w:p>
     <w:p>
       <w:pPr>
-        <w:spacing w:after="120"/>
+        <w:spacing w:after="120" w:line="276" w:lineRule="auto"/>
       </w:pPr>
       <w:r>
         <w:rPr>
@@ -342,12 +316,12 @@
           <w:b w:val="0"/>
           <w:sz w:val="24"/>
         </w:rPr>
-        <w:t>Windows Firefox — PASS. Android Chrome — PASS. Вывод: Совместимо: одинаковый публичный UI SauceDemo.</w:t>
+        <w:t>Windows Firefox — PASS. Android Chrome — PASS. Вывод: Одинаковый публичный UI SauceDemo, расхождений по смыслу нет.</w:t>
       </w:r>
     </w:p>
     <w:p>
       <w:pPr>
-        <w:spacing w:after="120"/>
+        <w:spacing w:after="120" w:line="276" w:lineRule="auto"/>
       </w:pPr>
       <w:r>
         <w:rPr>
@@ -402,14 +376,14 @@
         <w:rPr>
           <w:rFonts w:ascii="Times New Roman" w:hAnsi="Times New Roman" w:eastAsia="Times New Roman"/>
           <w:b w:val="0"/>
-          <w:sz w:val="20"/>
+          <w:sz w:val="22"/>
         </w:rPr>
-        <w:t>Рис. W-1 — Windows Firefox — Login page [AUTOMATED]</w:t>
+        <w:t>Рис. W-1 — Windows Firefox — Страница логина [AUTOMATED]</w:t>
       </w:r>
     </w:p>
     <w:p>
       <w:pPr>
-        <w:spacing w:after="120"/>
+        <w:spacing w:after="120" w:line="276" w:lineRule="auto"/>
       </w:pPr>
       <w:r>
         <w:rPr>
@@ -464,9 +438,9 @@
         <w:rPr>
           <w:rFonts w:ascii="Times New Roman" w:hAnsi="Times New Roman" w:eastAsia="Times New Roman"/>
           <w:b w:val="0"/>
-          <w:sz w:val="20"/>
+          <w:sz w:val="22"/>
         </w:rPr>
-        <w:t>Рис. A-1 — Android Chrome — Login page [AUTOMATED]</w:t>
+        <w:t>Рис. A-1 — Android Chrome — Страница логина [AUTOMATED]</w:t>
       </w:r>
     </w:p>
     <w:p>
@@ -479,12 +453,12 @@
           <w:b/>
           <w:sz w:val="26"/>
         </w:rPr>
-        <w:t>4.2. Inventory / catalog</w:t>
+        <w:t>4.2. Каталог / Products</w:t>
       </w:r>
     </w:p>
     <w:p>
       <w:pPr>
-        <w:spacing w:after="120"/>
+        <w:spacing w:after="120" w:line="276" w:lineRule="auto"/>
       </w:pPr>
       <w:r>
         <w:rPr>
@@ -492,12 +466,12 @@
           <w:b w:val="0"/>
           <w:sz w:val="24"/>
         </w:rPr>
-        <w:t>Ожидаемое: Список Products с названиями и ценами.</w:t>
+        <w:t>Ожидал: Список товаров с названиями и ценами.</w:t>
       </w:r>
     </w:p>
     <w:p>
       <w:pPr>
-        <w:spacing w:after="120"/>
+        <w:spacing w:after="120" w:line="276" w:lineRule="auto"/>
       </w:pPr>
       <w:r>
         <w:rPr>
@@ -505,12 +479,12 @@
           <w:b w:val="0"/>
           <w:sz w:val="24"/>
         </w:rPr>
-        <w:t>Windows Firefox — PASS. Android Chrome — PASS. Вывод: Desktop — сетка; Android — одноколоночный mobile layout.</w:t>
+        <w:t>Windows Firefox — PASS. Android Chrome — PASS. Вывод: На десктопе сетка, на Android — узкая одноколоночная вёрстка.</w:t>
       </w:r>
     </w:p>
     <w:p>
       <w:pPr>
-        <w:spacing w:after="120"/>
+        <w:spacing w:after="120" w:line="276" w:lineRule="auto"/>
       </w:pPr>
       <w:r>
         <w:rPr>
@@ -565,14 +539,14 @@
         <w:rPr>
           <w:rFonts w:ascii="Times New Roman" w:hAnsi="Times New Roman" w:eastAsia="Times New Roman"/>
           <w:b w:val="0"/>
-          <w:sz w:val="20"/>
+          <w:sz w:val="22"/>
         </w:rPr>
-        <w:t>Рис. W-2 — Windows Firefox — Inventory / catalog [AUTOMATED]</w:t>
+        <w:t>Рис. W-2 — Windows Firefox — Каталог / Products [AUTOMATED]</w:t>
       </w:r>
     </w:p>
     <w:p>
       <w:pPr>
-        <w:spacing w:after="120"/>
+        <w:spacing w:after="120" w:line="276" w:lineRule="auto"/>
       </w:pPr>
       <w:r>
         <w:rPr>
@@ -627,9 +601,9 @@
         <w:rPr>
           <w:rFonts w:ascii="Times New Roman" w:hAnsi="Times New Roman" w:eastAsia="Times New Roman"/>
           <w:b w:val="0"/>
-          <w:sz w:val="20"/>
+          <w:sz w:val="22"/>
         </w:rPr>
-        <w:t>Рис. A-2 — Android Chrome — Inventory / catalog [AUTOMATED]</w:t>
+        <w:t>Рис. A-2 — Android Chrome — Каталог / Products [AUTOMATED]</w:t>
       </w:r>
     </w:p>
     <w:p>
@@ -642,12 +616,12 @@
           <w:b/>
           <w:sz w:val="26"/>
         </w:rPr>
-        <w:t>4.3. Product details</w:t>
+        <w:t>4.3. Карточка товара</w:t>
       </w:r>
     </w:p>
     <w:p>
       <w:pPr>
-        <w:spacing w:after="120"/>
+        <w:spacing w:after="120" w:line="276" w:lineRule="auto"/>
       </w:pPr>
       <w:r>
         <w:rPr>
@@ -655,12 +629,12 @@
           <w:b w:val="0"/>
           <w:sz w:val="24"/>
         </w:rPr>
-        <w:t>Ожидаемое: Страница товара: название, описание, цена, Add/Remove.</w:t>
+        <w:t>Ожидал: Название, описание, цена, Add to cart / Remove.</w:t>
       </w:r>
     </w:p>
     <w:p>
       <w:pPr>
-        <w:spacing w:after="120"/>
+        <w:spacing w:after="120" w:line="276" w:lineRule="auto"/>
       </w:pPr>
       <w:r>
         <w:rPr>
@@ -668,12 +642,12 @@
           <w:b w:val="0"/>
           <w:sz w:val="24"/>
         </w:rPr>
-        <w:t>Windows Firefox — PASS. Android Chrome — PASS. Вывод: Одинаковый DOM inventory-item / inventory-details.</w:t>
+        <w:t>Windows Firefox — PASS. Android Chrome — PASS. Вывод: Тот же DOM inventory-item / inventory-details.</w:t>
       </w:r>
     </w:p>
     <w:p>
       <w:pPr>
-        <w:spacing w:after="120"/>
+        <w:spacing w:after="120" w:line="276" w:lineRule="auto"/>
       </w:pPr>
       <w:r>
         <w:rPr>
@@ -728,14 +702,14 @@
         <w:rPr>
           <w:rFonts w:ascii="Times New Roman" w:hAnsi="Times New Roman" w:eastAsia="Times New Roman"/>
           <w:b w:val="0"/>
-          <w:sz w:val="20"/>
+          <w:sz w:val="22"/>
         </w:rPr>
-        <w:t>Рис. W-3 — Windows Firefox — Product details [AUTOMATED]</w:t>
+        <w:t>Рис. W-3 — Windows Firefox — Карточка товара [AUTOMATED]</w:t>
       </w:r>
     </w:p>
     <w:p>
       <w:pPr>
-        <w:spacing w:after="120"/>
+        <w:spacing w:after="120" w:line="276" w:lineRule="auto"/>
       </w:pPr>
       <w:r>
         <w:rPr>
@@ -790,9 +764,9 @@
         <w:rPr>
           <w:rFonts w:ascii="Times New Roman" w:hAnsi="Times New Roman" w:eastAsia="Times New Roman"/>
           <w:b w:val="0"/>
-          <w:sz w:val="20"/>
+          <w:sz w:val="22"/>
         </w:rPr>
-        <w:t>Рис. A-3 — Android Chrome — Product details [AUTOMATED]</w:t>
+        <w:t>Рис. A-3 — Android Chrome — Карточка товара [AUTOMATED]</w:t>
       </w:r>
     </w:p>
     <w:p>
@@ -805,12 +779,12 @@
           <w:b/>
           <w:sz w:val="26"/>
         </w:rPr>
-        <w:t>4.4. Item added to cart</w:t>
+        <w:t>4.4. Товар в корзине</w:t>
       </w:r>
     </w:p>
     <w:p>
       <w:pPr>
-        <w:spacing w:after="120"/>
+        <w:spacing w:after="120" w:line="276" w:lineRule="auto"/>
       </w:pPr>
       <w:r>
         <w:rPr>
@@ -818,12 +792,12 @@
           <w:b w:val="0"/>
           <w:sz w:val="24"/>
         </w:rPr>
-        <w:t>Ожидаемое: Бейдж корзины = 1 после Add to cart.</w:t>
+        <w:t>Ожидал: После Add to cart бейдж корзины = 1.</w:t>
       </w:r>
     </w:p>
     <w:p>
       <w:pPr>
-        <w:spacing w:after="120"/>
+        <w:spacing w:after="120" w:line="276" w:lineRule="auto"/>
       </w:pPr>
       <w:r>
         <w:rPr>
@@ -831,12 +805,12 @@
           <w:b w:val="0"/>
           <w:sz w:val="24"/>
         </w:rPr>
-        <w:t>Windows Firefox — PASS. Android Chrome — PASS. Вывод: Совместимо.</w:t>
+        <w:t>Windows Firefox — PASS. Android Chrome — PASS. Вывод: Поведение совпадает.</w:t>
       </w:r>
     </w:p>
     <w:p>
       <w:pPr>
-        <w:spacing w:after="120"/>
+        <w:spacing w:after="120" w:line="276" w:lineRule="auto"/>
       </w:pPr>
       <w:r>
         <w:rPr>
@@ -891,14 +865,14 @@
         <w:rPr>
           <w:rFonts w:ascii="Times New Roman" w:hAnsi="Times New Roman" w:eastAsia="Times New Roman"/>
           <w:b w:val="0"/>
-          <w:sz w:val="20"/>
+          <w:sz w:val="22"/>
         </w:rPr>
-        <w:t>Рис. W-4 — Windows Firefox — Item added to cart [AUTOMATED]</w:t>
+        <w:t>Рис. W-4 — Windows Firefox — Товар в корзине [AUTOMATED]</w:t>
       </w:r>
     </w:p>
     <w:p>
       <w:pPr>
-        <w:spacing w:after="120"/>
+        <w:spacing w:after="120" w:line="276" w:lineRule="auto"/>
       </w:pPr>
       <w:r>
         <w:rPr>
@@ -953,9 +927,9 @@
         <w:rPr>
           <w:rFonts w:ascii="Times New Roman" w:hAnsi="Times New Roman" w:eastAsia="Times New Roman"/>
           <w:b w:val="0"/>
-          <w:sz w:val="20"/>
+          <w:sz w:val="22"/>
         </w:rPr>
-        <w:t>Рис. A-4 — Android Chrome — Item added to cart [AUTOMATED]</w:t>
+        <w:t>Рис. A-4 — Android Chrome — Товар в корзине [AUTOMATED]</w:t>
       </w:r>
     </w:p>
     <w:p>
@@ -968,12 +942,12 @@
           <w:b/>
           <w:sz w:val="26"/>
         </w:rPr>
-        <w:t>4.5. Cart contents</w:t>
+        <w:t>4.5. Содержимое корзины</w:t>
       </w:r>
     </w:p>
     <w:p>
       <w:pPr>
-        <w:spacing w:after="120"/>
+        <w:spacing w:after="120" w:line="276" w:lineRule="auto"/>
       </w:pPr>
       <w:r>
         <w:rPr>
@@ -981,12 +955,12 @@
           <w:b w:val="0"/>
           <w:sz w:val="24"/>
         </w:rPr>
-        <w:t>Ожидаемое: Your Cart содержит добавленный товар с QTY и ценой.</w:t>
+        <w:t>Ожидал: Your Cart: товар, количество, цена.</w:t>
       </w:r>
     </w:p>
     <w:p>
       <w:pPr>
-        <w:spacing w:after="120"/>
+        <w:spacing w:after="120" w:line="276" w:lineRule="auto"/>
       </w:pPr>
       <w:r>
         <w:rPr>
@@ -994,12 +968,12 @@
           <w:b w:val="0"/>
           <w:sz w:val="24"/>
         </w:rPr>
-        <w:t>Windows Firefox — PASS. Android Chrome — PASS. Вывод: Совместимо.</w:t>
+        <w:t>Windows Firefox — PASS. Android Chrome — PASS. Вывод: Поведение совпадает.</w:t>
       </w:r>
     </w:p>
     <w:p>
       <w:pPr>
-        <w:spacing w:after="120"/>
+        <w:spacing w:after="120" w:line="276" w:lineRule="auto"/>
       </w:pPr>
       <w:r>
         <w:rPr>
@@ -1054,14 +1028,14 @@
         <w:rPr>
           <w:rFonts w:ascii="Times New Roman" w:hAnsi="Times New Roman" w:eastAsia="Times New Roman"/>
           <w:b w:val="0"/>
-          <w:sz w:val="20"/>
+          <w:sz w:val="22"/>
         </w:rPr>
-        <w:t>Рис. W-5 — Windows Firefox — Cart contents [AUTOMATED]</w:t>
+        <w:t>Рис. W-5 — Windows Firefox — Содержимое корзины [AUTOMATED]</w:t>
       </w:r>
     </w:p>
     <w:p>
       <w:pPr>
-        <w:spacing w:after="120"/>
+        <w:spacing w:after="120" w:line="276" w:lineRule="auto"/>
       </w:pPr>
       <w:r>
         <w:rPr>
@@ -1116,9 +1090,9 @@
         <w:rPr>
           <w:rFonts w:ascii="Times New Roman" w:hAnsi="Times New Roman" w:eastAsia="Times New Roman"/>
           <w:b w:val="0"/>
-          <w:sz w:val="20"/>
+          <w:sz w:val="22"/>
         </w:rPr>
-        <w:t>Рис. A-5 — Android Chrome — Cart contents [AUTOMATED]</w:t>
+        <w:t>Рис. A-5 — Android Chrome — Содержимое корзины [AUTOMATED]</w:t>
       </w:r>
     </w:p>
     <w:p>
@@ -1131,12 +1105,12 @@
           <w:b/>
           <w:sz w:val="26"/>
         </w:rPr>
-        <w:t>4.6. Navigation menu</w:t>
+        <w:t>4.6. Боковое меню</w:t>
       </w:r>
     </w:p>
     <w:p>
       <w:pPr>
-        <w:spacing w:after="120"/>
+        <w:spacing w:after="120" w:line="276" w:lineRule="auto"/>
       </w:pPr>
       <w:r>
         <w:rPr>
@@ -1144,12 +1118,12 @@
           <w:b w:val="0"/>
           <w:sz w:val="24"/>
         </w:rPr>
-        <w:t>Ожидаемое: Burger menu: All Items / About / Logout доступны.</w:t>
+        <w:t>Ожидал: Burger menu: All Items, About, Logout.</w:t>
       </w:r>
     </w:p>
     <w:p>
       <w:pPr>
-        <w:spacing w:after="120"/>
+        <w:spacing w:after="120" w:line="276" w:lineRule="auto"/>
       </w:pPr>
       <w:r>
         <w:rPr>
@@ -1157,12 +1131,12 @@
           <w:b w:val="0"/>
           <w:sz w:val="24"/>
         </w:rPr>
-        <w:t>Windows Firefox — PASS. Android Chrome — PASS. Вывод: На Android меню критичнее из‑за узкого viewport.</w:t>
+        <w:t>Windows Firefox — PASS. Android Chrome — PASS. Вывод: На Android меню важнее — экран узкий, пункты спрятаны.</w:t>
       </w:r>
     </w:p>
     <w:p>
       <w:pPr>
-        <w:spacing w:after="120"/>
+        <w:spacing w:after="120" w:line="276" w:lineRule="auto"/>
       </w:pPr>
       <w:r>
         <w:rPr>
@@ -1217,14 +1191,14 @@
         <w:rPr>
           <w:rFonts w:ascii="Times New Roman" w:hAnsi="Times New Roman" w:eastAsia="Times New Roman"/>
           <w:b w:val="0"/>
-          <w:sz w:val="20"/>
+          <w:sz w:val="22"/>
         </w:rPr>
-        <w:t>Рис. W-6 — Windows Firefox — Navigation menu [AUTOMATED]</w:t>
+        <w:t>Рис. W-6 — Windows Firefox — Боковое меню [AUTOMATED]</w:t>
       </w:r>
     </w:p>
     <w:p>
       <w:pPr>
-        <w:spacing w:after="120"/>
+        <w:spacing w:after="120" w:line="276" w:lineRule="auto"/>
       </w:pPr>
       <w:r>
         <w:rPr>
@@ -1279,9 +1253,9 @@
         <w:rPr>
           <w:rFonts w:ascii="Times New Roman" w:hAnsi="Times New Roman" w:eastAsia="Times New Roman"/>
           <w:b w:val="0"/>
-          <w:sz w:val="20"/>
+          <w:sz w:val="22"/>
         </w:rPr>
-        <w:t>Рис. A-6 — Android Chrome — Navigation menu [AUTOMATED]</w:t>
+        <w:t>Рис. A-6 — Android Chrome — Боковое меню [AUTOMATED]</w:t>
       </w:r>
     </w:p>
     <w:p>
@@ -1294,12 +1268,12 @@
           <w:b/>
           <w:sz w:val="26"/>
         </w:rPr>
-        <w:t>4.7. Checkout form</w:t>
+        <w:t>4.7. Форма checkout</w:t>
       </w:r>
     </w:p>
     <w:p>
       <w:pPr>
-        <w:spacing w:after="120"/>
+        <w:spacing w:after="120" w:line="276" w:lineRule="auto"/>
       </w:pPr>
       <w:r>
         <w:rPr>
@@ -1307,12 +1281,12 @@
           <w:b w:val="0"/>
           <w:sz w:val="24"/>
         </w:rPr>
-        <w:t>Ожидаемое: Checkout Information: First/Last/Zip (+ валидация на Android suite).</w:t>
+        <w:t>Ожидал: Checkout Information: First Name / Last Name / Zip.</w:t>
       </w:r>
     </w:p>
     <w:p>
       <w:pPr>
-        <w:spacing w:after="120"/>
+        <w:spacing w:after="120" w:line="276" w:lineRule="auto"/>
       </w:pPr>
       <w:r>
         <w:rPr>
@@ -1320,12 +1294,12 @@
           <w:b w:val="0"/>
           <w:sz w:val="24"/>
         </w:rPr>
-        <w:t>Windows Firefox — PASS. Android Chrome — PASS. Вывод: Совместимо.</w:t>
+        <w:t>Windows Firefox — PASS. Android Chrome — PASS. Вывод: Совпадает; на Android suite ещё ловится валидация пустых полей.</w:t>
       </w:r>
     </w:p>
     <w:p>
       <w:pPr>
-        <w:spacing w:after="120"/>
+        <w:spacing w:after="120" w:line="276" w:lineRule="auto"/>
       </w:pPr>
       <w:r>
         <w:rPr>
@@ -1380,14 +1354,14 @@
         <w:rPr>
           <w:rFonts w:ascii="Times New Roman" w:hAnsi="Times New Roman" w:eastAsia="Times New Roman"/>
           <w:b w:val="0"/>
-          <w:sz w:val="20"/>
+          <w:sz w:val="22"/>
         </w:rPr>
-        <w:t>Рис. W-7 — Windows Firefox — Checkout form [AUTOMATED]</w:t>
+        <w:t>Рис. W-7 — Windows Firefox — Форма checkout [AUTOMATED]</w:t>
       </w:r>
     </w:p>
     <w:p>
       <w:pPr>
-        <w:spacing w:after="120"/>
+        <w:spacing w:after="120" w:line="276" w:lineRule="auto"/>
       </w:pPr>
       <w:r>
         <w:rPr>
@@ -1442,9 +1416,9 @@
         <w:rPr>
           <w:rFonts w:ascii="Times New Roman" w:hAnsi="Times New Roman" w:eastAsia="Times New Roman"/>
           <w:b w:val="0"/>
-          <w:sz w:val="20"/>
+          <w:sz w:val="22"/>
         </w:rPr>
-        <w:t>Рис. A-7 — Android Chrome — Checkout form [AUTOMATED]</w:t>
+        <w:t>Рис. A-7 — Android Chrome — Форма checkout [AUTOMATED]</w:t>
       </w:r>
     </w:p>
     <w:p>
@@ -1457,12 +1431,12 @@
           <w:b/>
           <w:sz w:val="26"/>
         </w:rPr>
-        <w:t>4.8. Order confirmation</w:t>
+        <w:t>4.8. Подтверждение заказа</w:t>
       </w:r>
     </w:p>
     <w:p>
       <w:pPr>
-        <w:spacing w:after="120"/>
+        <w:spacing w:after="120" w:line="276" w:lineRule="auto"/>
       </w:pPr>
       <w:r>
         <w:rPr>
@@ -1470,12 +1444,12 @@
           <w:b w:val="0"/>
           <w:sz w:val="24"/>
         </w:rPr>
-        <w:t>Ожидаемое: Checkout Complete / Thank you for your order.</w:t>
+        <w:t>Ожидал: Checkout Complete — Thank you for your order.</w:t>
       </w:r>
     </w:p>
     <w:p>
       <w:pPr>
-        <w:spacing w:after="120"/>
+        <w:spacing w:after="120" w:line="276" w:lineRule="auto"/>
       </w:pPr>
       <w:r>
         <w:rPr>
@@ -1483,12 +1457,12 @@
           <w:b w:val="0"/>
           <w:sz w:val="24"/>
         </w:rPr>
-        <w:t>Windows Firefox — PASS. Android Chrome — PASS. Вывод: Совместимо; на Android возможны артефакты GPU-композитора эмулятора.</w:t>
+        <w:t>Windows Firefox — PASS. Android Chrome — PASS. Вывод: Ок; на части Android-кадров бывают артефакты GPU эмулятора.</w:t>
       </w:r>
     </w:p>
     <w:p>
       <w:pPr>
-        <w:spacing w:after="120"/>
+        <w:spacing w:after="120" w:line="276" w:lineRule="auto"/>
       </w:pPr>
       <w:r>
         <w:rPr>
@@ -1543,14 +1517,14 @@
         <w:rPr>
           <w:rFonts w:ascii="Times New Roman" w:hAnsi="Times New Roman" w:eastAsia="Times New Roman"/>
           <w:b w:val="0"/>
-          <w:sz w:val="20"/>
+          <w:sz w:val="22"/>
         </w:rPr>
-        <w:t>Рис. W-8 — Windows Firefox — Order confirmation [AUTOMATED]</w:t>
+        <w:t>Рис. W-8 — Windows Firefox — Подтверждение заказа [AUTOMATED]</w:t>
       </w:r>
     </w:p>
     <w:p>
       <w:pPr>
-        <w:spacing w:after="120"/>
+        <w:spacing w:after="120" w:line="276" w:lineRule="auto"/>
       </w:pPr>
       <w:r>
         <w:rPr>
@@ -1605,9 +1579,9 @@
         <w:rPr>
           <w:rFonts w:ascii="Times New Roman" w:hAnsi="Times New Roman" w:eastAsia="Times New Roman"/>
           <w:b w:val="0"/>
-          <w:sz w:val="20"/>
+          <w:sz w:val="22"/>
         </w:rPr>
-        <w:t>Рис. A-8 — Android Chrome — Order confirmation [AUTOMATED]</w:t>
+        <w:t>Рис. A-8 — Android Chrome — Подтверждение заказа [AUTOMATED]</w:t>
       </w:r>
     </w:p>
     <w:p>
@@ -1620,7 +1594,7 @@
           <w:b/>
           <w:sz w:val="28"/>
         </w:rPr>
-        <w:t>5. Сводная таблица сравнения</w:t>
+        <w:t>5. Сводная таблица</w:t>
       </w:r>
     </w:p>
     <w:tbl>
@@ -1673,7 +1647,7 @@
           </w:tcPr>
           <w:p>
             <w:r>
-              <w:t>Скриншоты</w:t>
+              <w:t>Файл</w:t>
             </w:r>
           </w:p>
         </w:tc>
@@ -1695,7 +1669,7 @@
           </w:tcPr>
           <w:p>
             <w:r>
-              <w:t>Login page</w:t>
+              <w:t>Страница логина</w:t>
             </w:r>
           </w:p>
         </w:tc>
@@ -1735,7 +1709,7 @@
           </w:tcPr>
           <w:p>
             <w:r>
-              <w:t>Совместимо: одинаковый публичный UI SauceDemo.</w:t>
+              <w:t>Одинаковый публичный UI SauceDemo, расхождений по смыслу нет.</w:t>
             </w:r>
           </w:p>
         </w:tc>
@@ -1747,7 +1721,7 @@
           </w:tcPr>
           <w:p>
             <w:r>
-              <w:t>Inventory / catalog</w:t>
+              <w:t>Каталог / Products</w:t>
             </w:r>
           </w:p>
         </w:tc>
@@ -1787,7 +1761,7 @@
           </w:tcPr>
           <w:p>
             <w:r>
-              <w:t>Desktop — сетка; Android — одноколоночный mobile layout.</w:t>
+              <w:t>На десктопе сетка, на Android — узкая одноколоночная вёрстка.</w:t>
             </w:r>
           </w:p>
         </w:tc>
@@ -1799,7 +1773,7 @@
           </w:tcPr>
           <w:p>
             <w:r>
-              <w:t>Product details</w:t>
+              <w:t>Карточка товара</w:t>
             </w:r>
           </w:p>
         </w:tc>
@@ -1839,7 +1813,7 @@
           </w:tcPr>
           <w:p>
             <w:r>
-              <w:t>Одинаковый DOM inventory-item / inventory-details.</w:t>
+              <w:t>Тот же DOM inventory-item / inventory-details.</w:t>
             </w:r>
           </w:p>
         </w:tc>
@@ -1851,7 +1825,7 @@
           </w:tcPr>
           <w:p>
             <w:r>
-              <w:t>Item added to cart</w:t>
+              <w:t>Товар в корзине</w:t>
             </w:r>
           </w:p>
         </w:tc>
@@ -1891,7 +1865,7 @@
           </w:tcPr>
           <w:p>
             <w:r>
-              <w:t>Совместимо.</w:t>
+              <w:t>Поведение совпадает.</w:t>
             </w:r>
           </w:p>
         </w:tc>
@@ -1903,7 +1877,7 @@
           </w:tcPr>
           <w:p>
             <w:r>
-              <w:t>Cart contents</w:t>
+              <w:t>Содержимое корзины</w:t>
             </w:r>
           </w:p>
         </w:tc>
@@ -1943,7 +1917,7 @@
           </w:tcPr>
           <w:p>
             <w:r>
-              <w:t>Совместимо.</w:t>
+              <w:t>Поведение совпадает.</w:t>
             </w:r>
           </w:p>
         </w:tc>
@@ -1955,7 +1929,7 @@
           </w:tcPr>
           <w:p>
             <w:r>
-              <w:t>Navigation menu</w:t>
+              <w:t>Боковое меню</w:t>
             </w:r>
           </w:p>
         </w:tc>
@@ -1995,7 +1969,7 @@
           </w:tcPr>
           <w:p>
             <w:r>
-              <w:t>На Android меню критичнее из‑за узкого viewport.</w:t>
+              <w:t>На Android меню важнее — экран узкий, пункты спрятаны.</w:t>
             </w:r>
           </w:p>
         </w:tc>
@@ -2007,7 +1981,7 @@
           </w:tcPr>
           <w:p>
             <w:r>
-              <w:t>Checkout form</w:t>
+              <w:t>Форма checkout</w:t>
             </w:r>
           </w:p>
         </w:tc>
@@ -2047,7 +2021,7 @@
           </w:tcPr>
           <w:p>
             <w:r>
-              <w:t>Совместимо.</w:t>
+              <w:t>Совпадает; на Android suite ещё ловится валидация пустых полей.</w:t>
             </w:r>
           </w:p>
         </w:tc>
@@ -2059,7 +2033,7 @@
           </w:tcPr>
           <w:p>
             <w:r>
-              <w:t>Order confirmation</w:t>
+              <w:t>Подтверждение заказа</w:t>
             </w:r>
           </w:p>
         </w:tc>
@@ -2099,7 +2073,7 @@
           </w:tcPr>
           <w:p>
             <w:r>
-              <w:t>Совместимо; на Android возможны артефакты GPU-композитора эмулятора.</w:t>
+              <w:t>Ок; на части Android-кадров бывают артефакты GPU эмулятора.</w:t>
             </w:r>
           </w:p>
         </w:tc>
@@ -2107,7 +2081,7 @@
     </w:tbl>
     <w:p>
       <w:pPr>
-        <w:spacing w:after="120"/>
+        <w:spacing w:after="120" w:line="276" w:lineRule="auto"/>
       </w:pPr>
       <w:r>
         <w:rPr>
@@ -2127,7 +2101,20 @@
           <w:b/>
           <w:sz w:val="28"/>
         </w:rPr>
-        <w:t>6. Жесты Appium (supplementary, сохранено)</w:t>
+        <w:t>6. Жесты Appium (дополнительно)</w:t>
+      </w:r>
+    </w:p>
+    <w:p>
+      <w:pPr>
+        <w:spacing w:after="120" w:line="276" w:lineRule="auto"/>
+      </w:pPr>
+      <w:r>
+        <w:rPr>
+          <w:rFonts w:ascii="Times New Roman" w:hAnsi="Times New Roman" w:eastAsia="Times New Roman"/>
+          <w:b w:val="0"/>
+          <w:sz w:val="24"/>
+        </w:rPr>
+        <w:t>Это не SauceDemo, а ApiDemos — просто чтобы закрыть часть про свайпы и scroll. Результат прошлого прогона оставляю как есть.</w:t>
       </w:r>
     </w:p>
     <w:tbl>
@@ -2190,7 +2177,7 @@
           </w:tcPr>
           <w:p>
             <w:r>
-              <w:t>vertical swipe up (Views)</w:t>
+              <w:t>свайп вверх по Views</w:t>
             </w:r>
           </w:p>
         </w:tc>
@@ -2222,7 +2209,7 @@
           </w:tcPr>
           <w:p>
             <w:r>
-              <w:t>vertical swipe down (Views)</w:t>
+              <w:t>свайп вниз по Views</w:t>
             </w:r>
           </w:p>
         </w:tc>
@@ -2254,7 +2241,7 @@
           </w:tcPr>
           <w:p>
             <w:r>
-              <w:t>scroll until TextFields + open</w:t>
+              <w:t>scroll до TextFields и открытие</w:t>
             </w:r>
           </w:p>
         </w:tc>
@@ -2286,7 +2273,7 @@
           </w:tcPr>
           <w:p>
             <w:r>
-              <w:t>horizontal swipe left (Gallery)</w:t>
+              <w:t>горизонтальный свайп влево (Gallery)</w:t>
             </w:r>
           </w:p>
         </w:tc>
@@ -2318,7 +2305,7 @@
           </w:tcPr>
           <w:p>
             <w:r>
-              <w:t>horizontal swipe right (Gallery)</w:t>
+              <w:t>горизонтальный свайп вправо (Gallery)</w:t>
             </w:r>
           </w:p>
         </w:tc>
@@ -2336,7 +2323,7 @@
     </w:tbl>
     <w:p>
       <w:pPr>
-        <w:spacing w:after="120"/>
+        <w:spacing w:after="120" w:line="276" w:lineRule="auto"/>
       </w:pPr>
       <w:r>
         <w:rPr>
@@ -2348,7 +2335,7 @@
     </w:p>
     <w:p>
       <w:pPr>
-        <w:spacing w:after="0"/>
+        <w:spacing w:after="0" w:before="0" w:line="240" w:lineRule="auto"/>
       </w:pPr>
       <w:r>
         <w:rPr>
@@ -2374,7 +2361,7 @@
     </w:p>
     <w:p>
       <w:pPr>
-        <w:spacing w:after="120"/>
+        <w:spacing w:after="120" w:line="276" w:lineRule="auto"/>
       </w:pPr>
       <w:r>
         <w:rPr>
@@ -2382,7 +2369,7 @@
           <w:b/>
           <w:sz w:val="24"/>
         </w:rPr>
-        <w:t>Человеческий manual checklist не выполнен в этой итерации. Статус: PENDING HUMAN VERIFICATION (mobile/docs/kt09-manual-checklist.md). Автоматические скриншоты не выдаются за ручные.</w:t>
+        <w:t>Человеческий checklist я не проходил. Статус: PENDING HUMAN VERIFICATION (файл mobile/docs/kt09-manual-checklist.md). Автоматические скриншоты за ручные не выдаю — это разные вещи.</w:t>
       </w:r>
     </w:p>
     <w:p>
@@ -2395,12 +2382,12 @@
           <w:b/>
           <w:sz w:val="28"/>
         </w:rPr>
-        <w:t>8. Находки и ограничения</w:t>
+        <w:t>8. Что заметил по ходу</w:t>
       </w:r>
     </w:p>
     <w:p>
       <w:pPr>
-        <w:spacing w:after="120"/>
+        <w:spacing w:after="120" w:line="276" w:lineRule="auto"/>
       </w:pPr>
       <w:r>
         <w:rPr>
@@ -2408,12 +2395,12 @@
           <w:b w:val="0"/>
           <w:sz w:val="24"/>
         </w:rPr>
-        <w:t>• Функциональных дефектов SauceDemo на Windows/Android automation не подтверждено.</w:t>
+        <w:t>• По функционалу SauceDemo на Windows/Android automation явных багов сайта не поймал.</w:t>
       </w:r>
     </w:p>
     <w:p>
       <w:pPr>
-        <w:spacing w:after="120"/>
+        <w:spacing w:after="120" w:line="276" w:lineRule="auto"/>
       </w:pPr>
       <w:r>
         <w:rPr>
@@ -2421,12 +2408,12 @@
           <w:b w:val="0"/>
           <w:sz w:val="24"/>
         </w:rPr>
-        <w:t>• На Android Chrome эмулятора иногда появляются диалоги Google Password Manager и артефакты GPU-композитора на части кадров — это окружение, не баг сайта.</w:t>
+        <w:t>• На эмуляторе Android Chrome иногда всплывает Google Password Manager, а на части кадров — полосы от soft GPU. Это окружение, не дефект Swag Labs.</w:t>
       </w:r>
     </w:p>
     <w:p>
       <w:pPr>
-        <w:spacing w:after="120"/>
+        <w:spacing w:after="120" w:line="276" w:lineRule="auto"/>
       </w:pPr>
       <w:r>
         <w:rPr>
@@ -2434,7 +2421,7 @@
           <w:b w:val="0"/>
           <w:sz w:val="24"/>
         </w:rPr>
-        <w:t>• iOS: NOT RUN.</w:t>
+        <w:t>• iOS не трогал — NOT RUN.</w:t>
       </w:r>
     </w:p>
     <w:p>
@@ -2452,7 +2439,7 @@
     </w:p>
     <w:p>
       <w:pPr>
-        <w:spacing w:after="120"/>
+        <w:spacing w:after="120" w:line="276" w:lineRule="auto"/>
       </w:pPr>
       <w:r>
         <w:rPr>
@@ -2460,7 +2447,7 @@
           <w:b w:val="0"/>
           <w:sz w:val="24"/>
         </w:rPr>
-        <w:t>КТ 09: публичный SauceDemo проверен автоматизацией на Windows и Android с набором визуальных доказательств (8×2 скриншота). Исторические результаты 11 PASS Android DOM и 5 PASS жестов сохранены. Ручная верификация: PENDING HUMAN VERIFICATION.</w:t>
+        <w:t>КТ 09: SauceDemo прогнан автоматизацией на Windows Firefox и Android Chrome (emulator-5554, Chrome 134, Appium 3.8), по восемь скриншотов на сторону. Сохранены прошлые цифры: 11 passed in 36.91s (Android DOM), 5 passed in 54.93s (жесты), 2 passed (Windows history). Ручная проверка: PENDING HUMAN VERIFICATION.</w:t>
       </w:r>
     </w:p>
     <w:sectPr>

--- a/reports/KT09.docx
+++ b/reports/KT09.docx
@@ -173,7 +173,7 @@
           <w:b w:val="0"/>
           <w:sz w:val="24"/>
         </w:rPr>
-        <w:t>Android: эмулятор emulator-5554 (Android 16 / API 36), Chrome 134.0.6998.135, ChromeDriver 134.0.6998.165, Appium 3.8. Скриншоты — screenshots/kt09/automated/android/ (тоже 8). Их снимал DOM-suite TC09-W* плюс отдельный захват checkout-complete.</w:t>
+        <w:t>Android: эмулятор emulator-5554 (Android 16 / API 36), Chrome 134.0.6998.135, ChromeDriver 134.0.6998.165, Appium 3.8. Визуальные кадры — screenshots/kt09/automated/android/ (8 шт.), сняты через ChromeDriver с appium:nativeWebScreenshot=false (скрипт capture_kt09_android_visual.py). Это снимок веб-контента страницы, без полной native-рамки Android UI.</w:t>
       </w:r>
     </w:p>
     <w:p>
@@ -186,7 +186,7 @@
           <w:b/>
           <w:sz w:val="24"/>
         </w:rPr>
-        <w:t>Важно: все скриншоты в отчёте — AUTOMATED evidence. Manual verification: PENDING HUMAN VERIFICATION.</w:t>
+        <w:t>Важно: все скриншоты сравнения в отчёте — AUTOMATED evidence. Старые PNG из screenshots/kt09/crossplatform/ (GPU-glitch / Chrome-диалоги) в отчёт не входят — вынесены в archive/unusable-visual/. Manual verification: PENDING HUMAN VERIFICATION.</w:t>
       </w:r>
     </w:p>
     <w:p>

--- a/reports/KT09.docx
+++ b/reports/KT09.docx
@@ -186,7 +186,7 @@
           <w:b/>
           <w:sz w:val="24"/>
         </w:rPr>
-        <w:t>Важно: все скриншоты сравнения в отчёте — AUTOMATED evidence. Старые PNG из screenshots/kt09/crossplatform/ (GPU-glitch / Chrome-диалоги) в отчёт не входят — вынесены в archive/unusable-visual/. Manual verification: PENDING HUMAN VERIFICATION.</w:t>
+        <w:t>Важно: все скриншоты сравнения в отчёте — AUTOMATED evidence (screenshots/kt09/automated/windows|android). Старые GPU/dialog PNG из crossplatform/ в отчёт не входят и из репозитория удалены. Manual verification: PENDING HUMAN VERIFICATION.</w:t>
       </w:r>
     </w:p>
     <w:p>
